--- a/LAB7/Lab7_CNPM2_1150080128_LyChiChuong.docx
+++ b/LAB7/Lab7_CNPM2_1150080128_LyChiChuong.docx
@@ -52,23 +52,7031 @@
       <w:pPr>
         <w:spacing w:after="0" w:line="360" w:lineRule="auto"/>
         <w:jc w:val="both"/>
-        <w:rPr>
-          <w:rFonts w:ascii="Times New Roman" w:hAnsi="Times New Roman" w:cs="Times New Roman"/>
-          <w:sz w:val="26"/>
-          <w:szCs w:val="26"/>
-        </w:rPr>
       </w:pPr>
       <w:hyperlink r:id="rId5" w:history="1">
         <w:r>
           <w:rPr>
             <w:rStyle w:val="Hyperlink"/>
-            <w:rFonts w:ascii="Times New Roman" w:hAnsi="Times New Roman" w:cs="Times New Roman"/>
-            <w:sz w:val="26"/>
-            <w:szCs w:val="26"/>
           </w:rPr>
-          <w:t>https://youtu.be/mRwX9Y2CQDI</w:t>
+          <w:t>https://youtu.be/UZUQIdPZY3w</w:t>
         </w:r>
       </w:hyperlink>
+    </w:p>
+    <w:p>
+      <w:pPr>
+        <w:spacing w:after="0" w:line="360" w:lineRule="auto"/>
+        <w:jc w:val="both"/>
+        <w:rPr>
+          <w:rFonts w:ascii="Times New Roman" w:hAnsi="Times New Roman" w:cs="Times New Roman"/>
+          <w:sz w:val="26"/>
+          <w:szCs w:val="26"/>
+        </w:rPr>
+      </w:pPr>
+      <w:r>
+        <w:rPr>
+          <w:rFonts w:ascii="Times New Roman" w:hAnsi="Times New Roman" w:cs="Times New Roman"/>
+          <w:b/>
+          <w:bCs/>
+          <w:sz w:val="26"/>
+          <w:szCs w:val="26"/>
+        </w:rPr>
+        <w:t>I. MỤC TIÊU VÀ KIẾN TRÚC</w:t>
+      </w:r>
+    </w:p>
+    <w:p>
+      <w:pPr>
+        <w:spacing w:after="0" w:line="360" w:lineRule="auto"/>
+        <w:jc w:val="both"/>
+        <w:rPr>
+          <w:rFonts w:ascii="Times New Roman" w:hAnsi="Times New Roman" w:cs="Times New Roman"/>
+          <w:sz w:val="26"/>
+          <w:szCs w:val="26"/>
+        </w:rPr>
+      </w:pPr>
+      <w:r>
+        <w:rPr>
+          <w:rFonts w:ascii="Times New Roman" w:hAnsi="Times New Roman" w:cs="Times New Roman"/>
+          <w:sz w:val="26"/>
+          <w:szCs w:val="26"/>
+        </w:rPr>
+        <w:t>LAB 7 xây dựng Web Protection với pfSense đóng vai trò firewall/gateway và Ubuntu WEB-PROXY đảm nhiệm lọc nội dung bằng Squid, E2Guardian và ClamAV. Mục tiêu gồm kiểm soát truy cập web, chống bypass proxy, cảnh báo và cho phép vượt qua tạm thời, ngoại lệ, giới hạn thời gian, quét tải xuống và kiểm tra log.</w:t>
+      </w:r>
+    </w:p>
+    <w:p>
+      <w:pPr>
+        <w:spacing w:after="0" w:line="360" w:lineRule="auto"/>
+        <w:jc w:val="both"/>
+        <w:rPr>
+          <w:rFonts w:ascii="Times New Roman" w:hAnsi="Times New Roman" w:cs="Times New Roman"/>
+          <w:sz w:val="26"/>
+          <w:szCs w:val="26"/>
+        </w:rPr>
+      </w:pPr>
+      <w:r>
+        <w:rPr>
+          <w:rFonts w:ascii="Times New Roman" w:hAnsi="Times New Roman" w:cs="Times New Roman"/>
+          <w:sz w:val="26"/>
+          <w:szCs w:val="26"/>
+        </w:rPr>
+        <w:t>Theo tài liệu, proxy cần Ubuntu Server 24.04 LTS. Máy Ubuntu được sử dụng thử trong buổi thực hành là 26.04.1 LTS, do đó chưa đáp ứng đúng yêu cầu phiên bản và chưa triển khai thành công các dịch vụ proxy.</w:t>
+      </w:r>
+    </w:p>
+    <w:p>
+      <w:pPr>
+        <w:spacing w:after="0" w:line="360" w:lineRule="auto"/>
+        <w:jc w:val="both"/>
+        <w:rPr>
+          <w:rFonts w:ascii="Times New Roman" w:hAnsi="Times New Roman" w:cs="Times New Roman"/>
+          <w:sz w:val="26"/>
+          <w:szCs w:val="26"/>
+        </w:rPr>
+      </w:pPr>
+      <w:r>
+        <w:rPr>
+          <w:rFonts w:ascii="Times New Roman" w:hAnsi="Times New Roman" w:cs="Times New Roman"/>
+          <w:b/>
+          <w:bCs/>
+          <w:sz w:val="26"/>
+          <w:szCs w:val="26"/>
+        </w:rPr>
+        <w:t>II. MÔI TRƯỜNG VÀ SƠ ĐỒ ĐỊA CHỈ</w:t>
+      </w:r>
+    </w:p>
+    <w:tbl>
+      <w:tblPr>
+        <w:tblW w:w="0" w:type="dxa"/>
+        <w:tblBorders>
+          <w:top w:val="single" w:sz="2" w:space="0" w:color="auto"/>
+          <w:left w:val="single" w:sz="2" w:space="0" w:color="auto"/>
+          <w:bottom w:val="single" w:sz="2" w:space="0" w:color="auto"/>
+          <w:right w:val="single" w:sz="2" w:space="0" w:color="auto"/>
+        </w:tblBorders>
+        <w:tblLook w:val="04A0" w:firstRow="1" w:lastRow="0" w:firstColumn="1" w:lastColumn="0" w:noHBand="0" w:noVBand="1"/>
+      </w:tblPr>
+      <w:tblGrid>
+        <w:gridCol w:w="3110"/>
+        <w:gridCol w:w="3126"/>
+        <w:gridCol w:w="3114"/>
+      </w:tblGrid>
+      <w:tr>
+        <w:tc>
+          <w:tcPr>
+            <w:tcW w:w="3154" w:type="dxa"/>
+            <w:tcBorders>
+              <w:top w:val="single" w:sz="4" w:space="0" w:color="000000"/>
+              <w:left w:val="single" w:sz="4" w:space="0" w:color="000000"/>
+              <w:bottom w:val="single" w:sz="4" w:space="0" w:color="000000"/>
+              <w:right w:val="single" w:sz="4" w:space="0" w:color="000000"/>
+            </w:tcBorders>
+            <w:vAlign w:val="center"/>
+            <w:hideMark/>
+          </w:tcPr>
+          <w:p>
+            <w:pPr>
+              <w:spacing w:after="0" w:line="360" w:lineRule="auto"/>
+              <w:jc w:val="both"/>
+              <w:rPr>
+                <w:rFonts w:ascii="Times New Roman" w:hAnsi="Times New Roman" w:cs="Times New Roman"/>
+                <w:sz w:val="26"/>
+                <w:szCs w:val="26"/>
+              </w:rPr>
+            </w:pPr>
+            <w:r>
+              <w:rPr>
+                <w:rFonts w:ascii="Times New Roman" w:hAnsi="Times New Roman" w:cs="Times New Roman"/>
+                <w:sz w:val="26"/>
+                <w:szCs w:val="26"/>
+              </w:rPr>
+              <w:t>Thành phần</w:t>
+            </w:r>
+          </w:p>
+        </w:tc>
+        <w:tc>
+          <w:tcPr>
+            <w:tcW w:w="3154" w:type="dxa"/>
+            <w:tcBorders>
+              <w:top w:val="single" w:sz="4" w:space="0" w:color="000000"/>
+              <w:left w:val="single" w:sz="4" w:space="0" w:color="000000"/>
+              <w:bottom w:val="single" w:sz="4" w:space="0" w:color="000000"/>
+              <w:right w:val="single" w:sz="4" w:space="0" w:color="000000"/>
+            </w:tcBorders>
+            <w:vAlign w:val="center"/>
+            <w:hideMark/>
+          </w:tcPr>
+          <w:p>
+            <w:pPr>
+              <w:spacing w:after="0" w:line="360" w:lineRule="auto"/>
+              <w:jc w:val="both"/>
+              <w:rPr>
+                <w:rFonts w:ascii="Times New Roman" w:hAnsi="Times New Roman" w:cs="Times New Roman"/>
+                <w:sz w:val="26"/>
+                <w:szCs w:val="26"/>
+              </w:rPr>
+            </w:pPr>
+            <w:r>
+              <w:rPr>
+                <w:rFonts w:ascii="Times New Roman" w:hAnsi="Times New Roman" w:cs="Times New Roman"/>
+                <w:sz w:val="26"/>
+                <w:szCs w:val="26"/>
+              </w:rPr>
+              <w:t>Địa chỉ / vai trò</w:t>
+            </w:r>
+          </w:p>
+        </w:tc>
+        <w:tc>
+          <w:tcPr>
+            <w:tcW w:w="3154" w:type="dxa"/>
+            <w:tcBorders>
+              <w:top w:val="single" w:sz="4" w:space="0" w:color="000000"/>
+              <w:left w:val="single" w:sz="4" w:space="0" w:color="000000"/>
+              <w:bottom w:val="single" w:sz="4" w:space="0" w:color="000000"/>
+              <w:right w:val="single" w:sz="4" w:space="0" w:color="000000"/>
+            </w:tcBorders>
+            <w:vAlign w:val="center"/>
+            <w:hideMark/>
+          </w:tcPr>
+          <w:p>
+            <w:pPr>
+              <w:spacing w:after="0" w:line="360" w:lineRule="auto"/>
+              <w:jc w:val="both"/>
+              <w:rPr>
+                <w:rFonts w:ascii="Times New Roman" w:hAnsi="Times New Roman" w:cs="Times New Roman"/>
+                <w:sz w:val="26"/>
+                <w:szCs w:val="26"/>
+              </w:rPr>
+            </w:pPr>
+            <w:r>
+              <w:rPr>
+                <w:rFonts w:ascii="Times New Roman" w:hAnsi="Times New Roman" w:cs="Times New Roman"/>
+                <w:sz w:val="26"/>
+                <w:szCs w:val="26"/>
+              </w:rPr>
+              <w:t>Tình trạng</w:t>
+            </w:r>
+          </w:p>
+        </w:tc>
+      </w:tr>
+      <w:tr>
+        <w:tc>
+          <w:tcPr>
+            <w:tcW w:w="3154" w:type="dxa"/>
+            <w:tcBorders>
+              <w:top w:val="single" w:sz="4" w:space="0" w:color="000000"/>
+              <w:left w:val="single" w:sz="4" w:space="0" w:color="000000"/>
+              <w:bottom w:val="single" w:sz="4" w:space="0" w:color="000000"/>
+              <w:right w:val="single" w:sz="4" w:space="0" w:color="000000"/>
+            </w:tcBorders>
+            <w:vAlign w:val="center"/>
+            <w:hideMark/>
+          </w:tcPr>
+          <w:p>
+            <w:pPr>
+              <w:spacing w:after="0" w:line="360" w:lineRule="auto"/>
+              <w:jc w:val="both"/>
+              <w:rPr>
+                <w:rFonts w:ascii="Times New Roman" w:hAnsi="Times New Roman" w:cs="Times New Roman"/>
+                <w:sz w:val="26"/>
+                <w:szCs w:val="26"/>
+              </w:rPr>
+            </w:pPr>
+            <w:r>
+              <w:rPr>
+                <w:rFonts w:ascii="Times New Roman" w:hAnsi="Times New Roman" w:cs="Times New Roman"/>
+                <w:sz w:val="26"/>
+                <w:szCs w:val="26"/>
+              </w:rPr>
+              <w:t>pfSense WAN</w:t>
+            </w:r>
+          </w:p>
+        </w:tc>
+        <w:tc>
+          <w:tcPr>
+            <w:tcW w:w="3154" w:type="dxa"/>
+            <w:tcBorders>
+              <w:top w:val="single" w:sz="4" w:space="0" w:color="000000"/>
+              <w:left w:val="single" w:sz="4" w:space="0" w:color="000000"/>
+              <w:bottom w:val="single" w:sz="4" w:space="0" w:color="000000"/>
+              <w:right w:val="single" w:sz="4" w:space="0" w:color="000000"/>
+            </w:tcBorders>
+            <w:vAlign w:val="center"/>
+            <w:hideMark/>
+          </w:tcPr>
+          <w:p>
+            <w:pPr>
+              <w:spacing w:after="0" w:line="360" w:lineRule="auto"/>
+              <w:jc w:val="both"/>
+              <w:rPr>
+                <w:rFonts w:ascii="Times New Roman" w:hAnsi="Times New Roman" w:cs="Times New Roman"/>
+                <w:sz w:val="26"/>
+                <w:szCs w:val="26"/>
+              </w:rPr>
+            </w:pPr>
+            <w:r>
+              <w:rPr>
+                <w:rFonts w:ascii="Times New Roman" w:hAnsi="Times New Roman" w:cs="Times New Roman"/>
+                <w:sz w:val="26"/>
+                <w:szCs w:val="26"/>
+              </w:rPr>
+              <w:t>192.168.250.3</w:t>
+            </w:r>
+          </w:p>
+        </w:tc>
+        <w:tc>
+          <w:tcPr>
+            <w:tcW w:w="3154" w:type="dxa"/>
+            <w:tcBorders>
+              <w:top w:val="single" w:sz="4" w:space="0" w:color="000000"/>
+              <w:left w:val="single" w:sz="4" w:space="0" w:color="000000"/>
+              <w:bottom w:val="single" w:sz="4" w:space="0" w:color="000000"/>
+              <w:right w:val="single" w:sz="4" w:space="0" w:color="000000"/>
+            </w:tcBorders>
+            <w:vAlign w:val="center"/>
+            <w:hideMark/>
+          </w:tcPr>
+          <w:p>
+            <w:pPr>
+              <w:spacing w:after="0" w:line="360" w:lineRule="auto"/>
+              <w:jc w:val="both"/>
+              <w:rPr>
+                <w:rFonts w:ascii="Times New Roman" w:hAnsi="Times New Roman" w:cs="Times New Roman"/>
+                <w:sz w:val="26"/>
+                <w:szCs w:val="26"/>
+              </w:rPr>
+            </w:pPr>
+            <w:r>
+              <w:rPr>
+                <w:rFonts w:ascii="Times New Roman" w:hAnsi="Times New Roman" w:cs="Times New Roman"/>
+                <w:sz w:val="26"/>
+                <w:szCs w:val="26"/>
+              </w:rPr>
+              <w:t>Đã hiển thị UP trên dashboard</w:t>
+            </w:r>
+          </w:p>
+        </w:tc>
+      </w:tr>
+      <w:tr>
+        <w:tc>
+          <w:tcPr>
+            <w:tcW w:w="3154" w:type="dxa"/>
+            <w:tcBorders>
+              <w:top w:val="single" w:sz="4" w:space="0" w:color="000000"/>
+              <w:left w:val="single" w:sz="4" w:space="0" w:color="000000"/>
+              <w:bottom w:val="single" w:sz="4" w:space="0" w:color="000000"/>
+              <w:right w:val="single" w:sz="4" w:space="0" w:color="000000"/>
+            </w:tcBorders>
+            <w:vAlign w:val="center"/>
+            <w:hideMark/>
+          </w:tcPr>
+          <w:p>
+            <w:pPr>
+              <w:spacing w:after="0" w:line="360" w:lineRule="auto"/>
+              <w:jc w:val="both"/>
+              <w:rPr>
+                <w:rFonts w:ascii="Times New Roman" w:hAnsi="Times New Roman" w:cs="Times New Roman"/>
+                <w:sz w:val="26"/>
+                <w:szCs w:val="26"/>
+              </w:rPr>
+            </w:pPr>
+            <w:r>
+              <w:rPr>
+                <w:rFonts w:ascii="Times New Roman" w:hAnsi="Times New Roman" w:cs="Times New Roman"/>
+                <w:sz w:val="26"/>
+                <w:szCs w:val="26"/>
+              </w:rPr>
+              <w:t>pfSense LAN</w:t>
+            </w:r>
+          </w:p>
+        </w:tc>
+        <w:tc>
+          <w:tcPr>
+            <w:tcW w:w="3154" w:type="dxa"/>
+            <w:tcBorders>
+              <w:top w:val="single" w:sz="4" w:space="0" w:color="000000"/>
+              <w:left w:val="single" w:sz="4" w:space="0" w:color="000000"/>
+              <w:bottom w:val="single" w:sz="4" w:space="0" w:color="000000"/>
+              <w:right w:val="single" w:sz="4" w:space="0" w:color="000000"/>
+            </w:tcBorders>
+            <w:vAlign w:val="center"/>
+            <w:hideMark/>
+          </w:tcPr>
+          <w:p>
+            <w:pPr>
+              <w:spacing w:after="0" w:line="360" w:lineRule="auto"/>
+              <w:jc w:val="both"/>
+              <w:rPr>
+                <w:rFonts w:ascii="Times New Roman" w:hAnsi="Times New Roman" w:cs="Times New Roman"/>
+                <w:sz w:val="26"/>
+                <w:szCs w:val="26"/>
+              </w:rPr>
+            </w:pPr>
+            <w:r>
+              <w:rPr>
+                <w:rFonts w:ascii="Times New Roman" w:hAnsi="Times New Roman" w:cs="Times New Roman"/>
+                <w:sz w:val="26"/>
+                <w:szCs w:val="26"/>
+              </w:rPr>
+              <w:t>10.6.0.1</w:t>
+            </w:r>
+          </w:p>
+        </w:tc>
+        <w:tc>
+          <w:tcPr>
+            <w:tcW w:w="3154" w:type="dxa"/>
+            <w:tcBorders>
+              <w:top w:val="single" w:sz="4" w:space="0" w:color="000000"/>
+              <w:left w:val="single" w:sz="4" w:space="0" w:color="000000"/>
+              <w:bottom w:val="single" w:sz="4" w:space="0" w:color="000000"/>
+              <w:right w:val="single" w:sz="4" w:space="0" w:color="000000"/>
+            </w:tcBorders>
+            <w:vAlign w:val="center"/>
+            <w:hideMark/>
+          </w:tcPr>
+          <w:p>
+            <w:pPr>
+              <w:spacing w:after="0" w:line="360" w:lineRule="auto"/>
+              <w:jc w:val="both"/>
+              <w:rPr>
+                <w:rFonts w:ascii="Times New Roman" w:hAnsi="Times New Roman" w:cs="Times New Roman"/>
+                <w:sz w:val="26"/>
+                <w:szCs w:val="26"/>
+              </w:rPr>
+            </w:pPr>
+            <w:r>
+              <w:rPr>
+                <w:rFonts w:ascii="Times New Roman" w:hAnsi="Times New Roman" w:cs="Times New Roman"/>
+                <w:sz w:val="26"/>
+                <w:szCs w:val="26"/>
+              </w:rPr>
+              <w:t>Đã hiển thị UP</w:t>
+            </w:r>
+          </w:p>
+        </w:tc>
+      </w:tr>
+      <w:tr>
+        <w:tc>
+          <w:tcPr>
+            <w:tcW w:w="3154" w:type="dxa"/>
+            <w:tcBorders>
+              <w:top w:val="single" w:sz="4" w:space="0" w:color="000000"/>
+              <w:left w:val="single" w:sz="4" w:space="0" w:color="000000"/>
+              <w:bottom w:val="single" w:sz="4" w:space="0" w:color="000000"/>
+              <w:right w:val="single" w:sz="4" w:space="0" w:color="000000"/>
+            </w:tcBorders>
+            <w:vAlign w:val="center"/>
+            <w:hideMark/>
+          </w:tcPr>
+          <w:p>
+            <w:pPr>
+              <w:spacing w:after="0" w:line="360" w:lineRule="auto"/>
+              <w:jc w:val="both"/>
+              <w:rPr>
+                <w:rFonts w:ascii="Times New Roman" w:hAnsi="Times New Roman" w:cs="Times New Roman"/>
+                <w:sz w:val="26"/>
+                <w:szCs w:val="26"/>
+              </w:rPr>
+            </w:pPr>
+            <w:r>
+              <w:rPr>
+                <w:rFonts w:ascii="Times New Roman" w:hAnsi="Times New Roman" w:cs="Times New Roman"/>
+                <w:sz w:val="26"/>
+                <w:szCs w:val="26"/>
+              </w:rPr>
+              <w:t>pfSense MGMT</w:t>
+            </w:r>
+          </w:p>
+        </w:tc>
+        <w:tc>
+          <w:tcPr>
+            <w:tcW w:w="3154" w:type="dxa"/>
+            <w:tcBorders>
+              <w:top w:val="single" w:sz="4" w:space="0" w:color="000000"/>
+              <w:left w:val="single" w:sz="4" w:space="0" w:color="000000"/>
+              <w:bottom w:val="single" w:sz="4" w:space="0" w:color="000000"/>
+              <w:right w:val="single" w:sz="4" w:space="0" w:color="000000"/>
+            </w:tcBorders>
+            <w:vAlign w:val="center"/>
+            <w:hideMark/>
+          </w:tcPr>
+          <w:p>
+            <w:pPr>
+              <w:spacing w:after="0" w:line="360" w:lineRule="auto"/>
+              <w:jc w:val="both"/>
+              <w:rPr>
+                <w:rFonts w:ascii="Times New Roman" w:hAnsi="Times New Roman" w:cs="Times New Roman"/>
+                <w:sz w:val="26"/>
+                <w:szCs w:val="26"/>
+              </w:rPr>
+            </w:pPr>
+            <w:r>
+              <w:rPr>
+                <w:rFonts w:ascii="Times New Roman" w:hAnsi="Times New Roman" w:cs="Times New Roman"/>
+                <w:sz w:val="26"/>
+                <w:szCs w:val="26"/>
+              </w:rPr>
+              <w:t>192.168.56.254</w:t>
+            </w:r>
+          </w:p>
+        </w:tc>
+        <w:tc>
+          <w:tcPr>
+            <w:tcW w:w="3154" w:type="dxa"/>
+            <w:tcBorders>
+              <w:top w:val="single" w:sz="4" w:space="0" w:color="000000"/>
+              <w:left w:val="single" w:sz="4" w:space="0" w:color="000000"/>
+              <w:bottom w:val="single" w:sz="4" w:space="0" w:color="000000"/>
+              <w:right w:val="single" w:sz="4" w:space="0" w:color="000000"/>
+            </w:tcBorders>
+            <w:vAlign w:val="center"/>
+            <w:hideMark/>
+          </w:tcPr>
+          <w:p>
+            <w:pPr>
+              <w:spacing w:after="0" w:line="360" w:lineRule="auto"/>
+              <w:jc w:val="both"/>
+              <w:rPr>
+                <w:rFonts w:ascii="Times New Roman" w:hAnsi="Times New Roman" w:cs="Times New Roman"/>
+                <w:sz w:val="26"/>
+                <w:szCs w:val="26"/>
+              </w:rPr>
+            </w:pPr>
+            <w:r>
+              <w:rPr>
+                <w:rFonts w:ascii="Times New Roman" w:hAnsi="Times New Roman" w:cs="Times New Roman"/>
+                <w:sz w:val="26"/>
+                <w:szCs w:val="26"/>
+              </w:rPr>
+              <w:t>Đã truy cập WebGUI</w:t>
+            </w:r>
+          </w:p>
+        </w:tc>
+      </w:tr>
+      <w:tr>
+        <w:tc>
+          <w:tcPr>
+            <w:tcW w:w="3154" w:type="dxa"/>
+            <w:tcBorders>
+              <w:top w:val="single" w:sz="4" w:space="0" w:color="000000"/>
+              <w:left w:val="single" w:sz="4" w:space="0" w:color="000000"/>
+              <w:bottom w:val="single" w:sz="4" w:space="0" w:color="000000"/>
+              <w:right w:val="single" w:sz="4" w:space="0" w:color="000000"/>
+            </w:tcBorders>
+            <w:vAlign w:val="center"/>
+            <w:hideMark/>
+          </w:tcPr>
+          <w:p>
+            <w:pPr>
+              <w:spacing w:after="0" w:line="360" w:lineRule="auto"/>
+              <w:jc w:val="both"/>
+              <w:rPr>
+                <w:rFonts w:ascii="Times New Roman" w:hAnsi="Times New Roman" w:cs="Times New Roman"/>
+                <w:sz w:val="26"/>
+                <w:szCs w:val="26"/>
+              </w:rPr>
+            </w:pPr>
+            <w:r>
+              <w:rPr>
+                <w:rFonts w:ascii="Times New Roman" w:hAnsi="Times New Roman" w:cs="Times New Roman"/>
+                <w:sz w:val="26"/>
+                <w:szCs w:val="26"/>
+              </w:rPr>
+              <w:t>pfSense DMZ</w:t>
+            </w:r>
+          </w:p>
+        </w:tc>
+        <w:tc>
+          <w:tcPr>
+            <w:tcW w:w="3154" w:type="dxa"/>
+            <w:tcBorders>
+              <w:top w:val="single" w:sz="4" w:space="0" w:color="000000"/>
+              <w:left w:val="single" w:sz="4" w:space="0" w:color="000000"/>
+              <w:bottom w:val="single" w:sz="4" w:space="0" w:color="000000"/>
+              <w:right w:val="single" w:sz="4" w:space="0" w:color="000000"/>
+            </w:tcBorders>
+            <w:vAlign w:val="center"/>
+            <w:hideMark/>
+          </w:tcPr>
+          <w:p>
+            <w:pPr>
+              <w:spacing w:after="0" w:line="360" w:lineRule="auto"/>
+              <w:jc w:val="both"/>
+              <w:rPr>
+                <w:rFonts w:ascii="Times New Roman" w:hAnsi="Times New Roman" w:cs="Times New Roman"/>
+                <w:sz w:val="26"/>
+                <w:szCs w:val="26"/>
+              </w:rPr>
+            </w:pPr>
+            <w:r>
+              <w:rPr>
+                <w:rFonts w:ascii="Times New Roman" w:hAnsi="Times New Roman" w:cs="Times New Roman"/>
+                <w:sz w:val="26"/>
+                <w:szCs w:val="26"/>
+              </w:rPr>
+              <w:t>172.16.6.1</w:t>
+            </w:r>
+          </w:p>
+        </w:tc>
+        <w:tc>
+          <w:tcPr>
+            <w:tcW w:w="3154" w:type="dxa"/>
+            <w:tcBorders>
+              <w:top w:val="single" w:sz="4" w:space="0" w:color="000000"/>
+              <w:left w:val="single" w:sz="4" w:space="0" w:color="000000"/>
+              <w:bottom w:val="single" w:sz="4" w:space="0" w:color="000000"/>
+              <w:right w:val="single" w:sz="4" w:space="0" w:color="000000"/>
+            </w:tcBorders>
+            <w:vAlign w:val="center"/>
+            <w:hideMark/>
+          </w:tcPr>
+          <w:p>
+            <w:pPr>
+              <w:spacing w:after="0" w:line="360" w:lineRule="auto"/>
+              <w:jc w:val="both"/>
+              <w:rPr>
+                <w:rFonts w:ascii="Times New Roman" w:hAnsi="Times New Roman" w:cs="Times New Roman"/>
+                <w:sz w:val="26"/>
+                <w:szCs w:val="26"/>
+              </w:rPr>
+            </w:pPr>
+            <w:r>
+              <w:rPr>
+                <w:rFonts w:ascii="Times New Roman" w:hAnsi="Times New Roman" w:cs="Times New Roman"/>
+                <w:sz w:val="26"/>
+                <w:szCs w:val="26"/>
+              </w:rPr>
+              <w:t>Đã hiển thị UP</w:t>
+            </w:r>
+          </w:p>
+        </w:tc>
+      </w:tr>
+      <w:tr>
+        <w:tc>
+          <w:tcPr>
+            <w:tcW w:w="3154" w:type="dxa"/>
+            <w:tcBorders>
+              <w:top w:val="single" w:sz="4" w:space="0" w:color="000000"/>
+              <w:left w:val="single" w:sz="4" w:space="0" w:color="000000"/>
+              <w:bottom w:val="single" w:sz="4" w:space="0" w:color="000000"/>
+              <w:right w:val="single" w:sz="4" w:space="0" w:color="000000"/>
+            </w:tcBorders>
+            <w:vAlign w:val="center"/>
+            <w:hideMark/>
+          </w:tcPr>
+          <w:p>
+            <w:pPr>
+              <w:spacing w:after="0" w:line="360" w:lineRule="auto"/>
+              <w:jc w:val="both"/>
+              <w:rPr>
+                <w:rFonts w:ascii="Times New Roman" w:hAnsi="Times New Roman" w:cs="Times New Roman"/>
+                <w:sz w:val="26"/>
+                <w:szCs w:val="26"/>
+              </w:rPr>
+            </w:pPr>
+            <w:r>
+              <w:rPr>
+                <w:rFonts w:ascii="Times New Roman" w:hAnsi="Times New Roman" w:cs="Times New Roman"/>
+                <w:sz w:val="26"/>
+                <w:szCs w:val="26"/>
+              </w:rPr>
+              <w:t>Máy thật Host-only</w:t>
+            </w:r>
+          </w:p>
+        </w:tc>
+        <w:tc>
+          <w:tcPr>
+            <w:tcW w:w="3154" w:type="dxa"/>
+            <w:tcBorders>
+              <w:top w:val="single" w:sz="4" w:space="0" w:color="000000"/>
+              <w:left w:val="single" w:sz="4" w:space="0" w:color="000000"/>
+              <w:bottom w:val="single" w:sz="4" w:space="0" w:color="000000"/>
+              <w:right w:val="single" w:sz="4" w:space="0" w:color="000000"/>
+            </w:tcBorders>
+            <w:vAlign w:val="center"/>
+            <w:hideMark/>
+          </w:tcPr>
+          <w:p>
+            <w:pPr>
+              <w:spacing w:after="0" w:line="360" w:lineRule="auto"/>
+              <w:jc w:val="both"/>
+              <w:rPr>
+                <w:rFonts w:ascii="Times New Roman" w:hAnsi="Times New Roman" w:cs="Times New Roman"/>
+                <w:sz w:val="26"/>
+                <w:szCs w:val="26"/>
+              </w:rPr>
+            </w:pPr>
+            <w:r>
+              <w:rPr>
+                <w:rFonts w:ascii="Times New Roman" w:hAnsi="Times New Roman" w:cs="Times New Roman"/>
+                <w:sz w:val="26"/>
+                <w:szCs w:val="26"/>
+              </w:rPr>
+              <w:t>192.168.56.1</w:t>
+            </w:r>
+          </w:p>
+        </w:tc>
+        <w:tc>
+          <w:tcPr>
+            <w:tcW w:w="3154" w:type="dxa"/>
+            <w:tcBorders>
+              <w:top w:val="single" w:sz="4" w:space="0" w:color="000000"/>
+              <w:left w:val="single" w:sz="4" w:space="0" w:color="000000"/>
+              <w:bottom w:val="single" w:sz="4" w:space="0" w:color="000000"/>
+              <w:right w:val="single" w:sz="4" w:space="0" w:color="000000"/>
+            </w:tcBorders>
+            <w:vAlign w:val="center"/>
+            <w:hideMark/>
+          </w:tcPr>
+          <w:p>
+            <w:pPr>
+              <w:spacing w:after="0" w:line="360" w:lineRule="auto"/>
+              <w:jc w:val="both"/>
+              <w:rPr>
+                <w:rFonts w:ascii="Times New Roman" w:hAnsi="Times New Roman" w:cs="Times New Roman"/>
+                <w:sz w:val="26"/>
+                <w:szCs w:val="26"/>
+              </w:rPr>
+            </w:pPr>
+            <w:r>
+              <w:rPr>
+                <w:rFonts w:ascii="Times New Roman" w:hAnsi="Times New Roman" w:cs="Times New Roman"/>
+                <w:sz w:val="26"/>
+                <w:szCs w:val="26"/>
+              </w:rPr>
+              <w:t>Đã ping được từ pfSense</w:t>
+            </w:r>
+          </w:p>
+        </w:tc>
+      </w:tr>
+      <w:tr>
+        <w:tc>
+          <w:tcPr>
+            <w:tcW w:w="3154" w:type="dxa"/>
+            <w:tcBorders>
+              <w:top w:val="single" w:sz="4" w:space="0" w:color="000000"/>
+              <w:left w:val="single" w:sz="4" w:space="0" w:color="000000"/>
+              <w:bottom w:val="single" w:sz="4" w:space="0" w:color="000000"/>
+              <w:right w:val="single" w:sz="4" w:space="0" w:color="000000"/>
+            </w:tcBorders>
+            <w:vAlign w:val="center"/>
+            <w:hideMark/>
+          </w:tcPr>
+          <w:p>
+            <w:pPr>
+              <w:spacing w:after="0" w:line="360" w:lineRule="auto"/>
+              <w:jc w:val="both"/>
+              <w:rPr>
+                <w:rFonts w:ascii="Times New Roman" w:hAnsi="Times New Roman" w:cs="Times New Roman"/>
+                <w:sz w:val="26"/>
+                <w:szCs w:val="26"/>
+              </w:rPr>
+            </w:pPr>
+            <w:r>
+              <w:rPr>
+                <w:rFonts w:ascii="Times New Roman" w:hAnsi="Times New Roman" w:cs="Times New Roman"/>
+                <w:sz w:val="26"/>
+                <w:szCs w:val="26"/>
+              </w:rPr>
+              <w:t>DC01 (theo thiết kế)</w:t>
+            </w:r>
+          </w:p>
+        </w:tc>
+        <w:tc>
+          <w:tcPr>
+            <w:tcW w:w="3154" w:type="dxa"/>
+            <w:tcBorders>
+              <w:top w:val="single" w:sz="4" w:space="0" w:color="000000"/>
+              <w:left w:val="single" w:sz="4" w:space="0" w:color="000000"/>
+              <w:bottom w:val="single" w:sz="4" w:space="0" w:color="000000"/>
+              <w:right w:val="single" w:sz="4" w:space="0" w:color="000000"/>
+            </w:tcBorders>
+            <w:vAlign w:val="center"/>
+            <w:hideMark/>
+          </w:tcPr>
+          <w:p>
+            <w:pPr>
+              <w:spacing w:after="0" w:line="360" w:lineRule="auto"/>
+              <w:jc w:val="both"/>
+              <w:rPr>
+                <w:rFonts w:ascii="Times New Roman" w:hAnsi="Times New Roman" w:cs="Times New Roman"/>
+                <w:sz w:val="26"/>
+                <w:szCs w:val="26"/>
+              </w:rPr>
+            </w:pPr>
+            <w:r>
+              <w:rPr>
+                <w:rFonts w:ascii="Times New Roman" w:hAnsi="Times New Roman" w:cs="Times New Roman"/>
+                <w:sz w:val="26"/>
+                <w:szCs w:val="26"/>
+              </w:rPr>
+              <w:t>10.6.0.10</w:t>
+            </w:r>
+          </w:p>
+        </w:tc>
+        <w:tc>
+          <w:tcPr>
+            <w:tcW w:w="3154" w:type="dxa"/>
+            <w:tcBorders>
+              <w:top w:val="single" w:sz="4" w:space="0" w:color="000000"/>
+              <w:left w:val="single" w:sz="4" w:space="0" w:color="000000"/>
+              <w:bottom w:val="single" w:sz="4" w:space="0" w:color="000000"/>
+              <w:right w:val="single" w:sz="4" w:space="0" w:color="000000"/>
+            </w:tcBorders>
+            <w:vAlign w:val="center"/>
+            <w:hideMark/>
+          </w:tcPr>
+          <w:p>
+            <w:pPr>
+              <w:spacing w:after="0" w:line="360" w:lineRule="auto"/>
+              <w:jc w:val="both"/>
+              <w:rPr>
+                <w:rFonts w:ascii="Times New Roman" w:hAnsi="Times New Roman" w:cs="Times New Roman"/>
+                <w:sz w:val="26"/>
+                <w:szCs w:val="26"/>
+              </w:rPr>
+            </w:pPr>
+            <w:r>
+              <w:rPr>
+                <w:rFonts w:ascii="Times New Roman" w:hAnsi="Times New Roman" w:cs="Times New Roman"/>
+                <w:sz w:val="26"/>
+                <w:szCs w:val="26"/>
+              </w:rPr>
+              <w:t>Chưa xác nhận dịch vụ DNS</w:t>
+            </w:r>
+          </w:p>
+        </w:tc>
+      </w:tr>
+      <w:tr>
+        <w:tc>
+          <w:tcPr>
+            <w:tcW w:w="3154" w:type="dxa"/>
+            <w:tcBorders>
+              <w:top w:val="single" w:sz="4" w:space="0" w:color="000000"/>
+              <w:left w:val="single" w:sz="4" w:space="0" w:color="000000"/>
+              <w:bottom w:val="single" w:sz="4" w:space="0" w:color="000000"/>
+              <w:right w:val="single" w:sz="4" w:space="0" w:color="000000"/>
+            </w:tcBorders>
+            <w:vAlign w:val="center"/>
+            <w:hideMark/>
+          </w:tcPr>
+          <w:p>
+            <w:pPr>
+              <w:spacing w:after="0" w:line="360" w:lineRule="auto"/>
+              <w:jc w:val="both"/>
+              <w:rPr>
+                <w:rFonts w:ascii="Times New Roman" w:hAnsi="Times New Roman" w:cs="Times New Roman"/>
+                <w:sz w:val="26"/>
+                <w:szCs w:val="26"/>
+              </w:rPr>
+            </w:pPr>
+            <w:r>
+              <w:rPr>
+                <w:rFonts w:ascii="Times New Roman" w:hAnsi="Times New Roman" w:cs="Times New Roman"/>
+                <w:sz w:val="26"/>
+                <w:szCs w:val="26"/>
+              </w:rPr>
+              <w:t>Client-A/B (theo thiết kế)</w:t>
+            </w:r>
+          </w:p>
+        </w:tc>
+        <w:tc>
+          <w:tcPr>
+            <w:tcW w:w="3154" w:type="dxa"/>
+            <w:tcBorders>
+              <w:top w:val="single" w:sz="4" w:space="0" w:color="000000"/>
+              <w:left w:val="single" w:sz="4" w:space="0" w:color="000000"/>
+              <w:bottom w:val="single" w:sz="4" w:space="0" w:color="000000"/>
+              <w:right w:val="single" w:sz="4" w:space="0" w:color="000000"/>
+            </w:tcBorders>
+            <w:vAlign w:val="center"/>
+            <w:hideMark/>
+          </w:tcPr>
+          <w:p>
+            <w:pPr>
+              <w:spacing w:after="0" w:line="360" w:lineRule="auto"/>
+              <w:jc w:val="both"/>
+              <w:rPr>
+                <w:rFonts w:ascii="Times New Roman" w:hAnsi="Times New Roman" w:cs="Times New Roman"/>
+                <w:sz w:val="26"/>
+                <w:szCs w:val="26"/>
+              </w:rPr>
+            </w:pPr>
+            <w:r>
+              <w:rPr>
+                <w:rFonts w:ascii="Times New Roman" w:hAnsi="Times New Roman" w:cs="Times New Roman"/>
+                <w:sz w:val="26"/>
+                <w:szCs w:val="26"/>
+              </w:rPr>
+              <w:t>10.6.0.21 / 10.6.0.22</w:t>
+            </w:r>
+          </w:p>
+        </w:tc>
+        <w:tc>
+          <w:tcPr>
+            <w:tcW w:w="3154" w:type="dxa"/>
+            <w:tcBorders>
+              <w:top w:val="single" w:sz="4" w:space="0" w:color="000000"/>
+              <w:left w:val="single" w:sz="4" w:space="0" w:color="000000"/>
+              <w:bottom w:val="single" w:sz="4" w:space="0" w:color="000000"/>
+              <w:right w:val="single" w:sz="4" w:space="0" w:color="000000"/>
+            </w:tcBorders>
+            <w:vAlign w:val="center"/>
+            <w:hideMark/>
+          </w:tcPr>
+          <w:p>
+            <w:pPr>
+              <w:spacing w:after="0" w:line="360" w:lineRule="auto"/>
+              <w:jc w:val="both"/>
+              <w:rPr>
+                <w:rFonts w:ascii="Times New Roman" w:hAnsi="Times New Roman" w:cs="Times New Roman"/>
+                <w:sz w:val="26"/>
+                <w:szCs w:val="26"/>
+              </w:rPr>
+            </w:pPr>
+            <w:r>
+              <w:rPr>
+                <w:rFonts w:ascii="Times New Roman" w:hAnsi="Times New Roman" w:cs="Times New Roman"/>
+                <w:sz w:val="26"/>
+                <w:szCs w:val="26"/>
+              </w:rPr>
+              <w:t>Chưa xác nhận trạng thái hoạt động</w:t>
+            </w:r>
+          </w:p>
+        </w:tc>
+      </w:tr>
+      <w:tr>
+        <w:tc>
+          <w:tcPr>
+            <w:tcW w:w="3154" w:type="dxa"/>
+            <w:tcBorders>
+              <w:top w:val="single" w:sz="4" w:space="0" w:color="000000"/>
+              <w:left w:val="single" w:sz="4" w:space="0" w:color="000000"/>
+              <w:bottom w:val="single" w:sz="4" w:space="0" w:color="000000"/>
+              <w:right w:val="single" w:sz="4" w:space="0" w:color="000000"/>
+            </w:tcBorders>
+            <w:vAlign w:val="center"/>
+            <w:hideMark/>
+          </w:tcPr>
+          <w:p>
+            <w:pPr>
+              <w:spacing w:after="0" w:line="360" w:lineRule="auto"/>
+              <w:jc w:val="both"/>
+              <w:rPr>
+                <w:rFonts w:ascii="Times New Roman" w:hAnsi="Times New Roman" w:cs="Times New Roman"/>
+                <w:sz w:val="26"/>
+                <w:szCs w:val="26"/>
+              </w:rPr>
+            </w:pPr>
+            <w:r>
+              <w:rPr>
+                <w:rFonts w:ascii="Times New Roman" w:hAnsi="Times New Roman" w:cs="Times New Roman"/>
+                <w:sz w:val="26"/>
+                <w:szCs w:val="26"/>
+              </w:rPr>
+              <w:t>WEB-PROXY (dự kiến)</w:t>
+            </w:r>
+          </w:p>
+        </w:tc>
+        <w:tc>
+          <w:tcPr>
+            <w:tcW w:w="3154" w:type="dxa"/>
+            <w:tcBorders>
+              <w:top w:val="single" w:sz="4" w:space="0" w:color="000000"/>
+              <w:left w:val="single" w:sz="4" w:space="0" w:color="000000"/>
+              <w:bottom w:val="single" w:sz="4" w:space="0" w:color="000000"/>
+              <w:right w:val="single" w:sz="4" w:space="0" w:color="000000"/>
+            </w:tcBorders>
+            <w:vAlign w:val="center"/>
+            <w:hideMark/>
+          </w:tcPr>
+          <w:p>
+            <w:pPr>
+              <w:spacing w:after="0" w:line="360" w:lineRule="auto"/>
+              <w:jc w:val="both"/>
+              <w:rPr>
+                <w:rFonts w:ascii="Times New Roman" w:hAnsi="Times New Roman" w:cs="Times New Roman"/>
+                <w:sz w:val="26"/>
+                <w:szCs w:val="26"/>
+              </w:rPr>
+            </w:pPr>
+            <w:r>
+              <w:rPr>
+                <w:rFonts w:ascii="Times New Roman" w:hAnsi="Times New Roman" w:cs="Times New Roman"/>
+                <w:sz w:val="26"/>
+                <w:szCs w:val="26"/>
+              </w:rPr>
+              <w:t>10.6.0.30:8080</w:t>
+            </w:r>
+          </w:p>
+        </w:tc>
+        <w:tc>
+          <w:tcPr>
+            <w:tcW w:w="3154" w:type="dxa"/>
+            <w:tcBorders>
+              <w:top w:val="single" w:sz="4" w:space="0" w:color="000000"/>
+              <w:left w:val="single" w:sz="4" w:space="0" w:color="000000"/>
+              <w:bottom w:val="single" w:sz="4" w:space="0" w:color="000000"/>
+              <w:right w:val="single" w:sz="4" w:space="0" w:color="000000"/>
+            </w:tcBorders>
+            <w:vAlign w:val="center"/>
+            <w:hideMark/>
+          </w:tcPr>
+          <w:p>
+            <w:pPr>
+              <w:spacing w:after="0" w:line="360" w:lineRule="auto"/>
+              <w:jc w:val="both"/>
+              <w:rPr>
+                <w:rFonts w:ascii="Times New Roman" w:hAnsi="Times New Roman" w:cs="Times New Roman"/>
+                <w:sz w:val="26"/>
+                <w:szCs w:val="26"/>
+              </w:rPr>
+            </w:pPr>
+            <w:r>
+              <w:rPr>
+                <w:rFonts w:ascii="Times New Roman" w:hAnsi="Times New Roman" w:cs="Times New Roman"/>
+                <w:sz w:val="26"/>
+                <w:szCs w:val="26"/>
+              </w:rPr>
+              <w:t>Chưa kết nối được gateway</w:t>
+            </w:r>
+          </w:p>
+        </w:tc>
+      </w:tr>
+      <w:tr>
+        <w:tc>
+          <w:tcPr>
+            <w:tcW w:w="3154" w:type="dxa"/>
+            <w:tcBorders>
+              <w:top w:val="single" w:sz="4" w:space="0" w:color="000000"/>
+              <w:left w:val="single" w:sz="4" w:space="0" w:color="000000"/>
+              <w:bottom w:val="single" w:sz="4" w:space="0" w:color="000000"/>
+              <w:right w:val="single" w:sz="4" w:space="0" w:color="000000"/>
+            </w:tcBorders>
+            <w:vAlign w:val="center"/>
+            <w:hideMark/>
+          </w:tcPr>
+          <w:p>
+            <w:pPr>
+              <w:spacing w:after="0" w:line="360" w:lineRule="auto"/>
+              <w:jc w:val="both"/>
+              <w:rPr>
+                <w:rFonts w:ascii="Times New Roman" w:hAnsi="Times New Roman" w:cs="Times New Roman"/>
+                <w:sz w:val="26"/>
+                <w:szCs w:val="26"/>
+              </w:rPr>
+            </w:pPr>
+            <w:r>
+              <w:rPr>
+                <w:rFonts w:ascii="Times New Roman" w:hAnsi="Times New Roman" w:cs="Times New Roman"/>
+                <w:sz w:val="26"/>
+                <w:szCs w:val="26"/>
+              </w:rPr>
+              <w:t>DMZ-WEB (theo thiết kế)</w:t>
+            </w:r>
+          </w:p>
+        </w:tc>
+        <w:tc>
+          <w:tcPr>
+            <w:tcW w:w="3154" w:type="dxa"/>
+            <w:tcBorders>
+              <w:top w:val="single" w:sz="4" w:space="0" w:color="000000"/>
+              <w:left w:val="single" w:sz="4" w:space="0" w:color="000000"/>
+              <w:bottom w:val="single" w:sz="4" w:space="0" w:color="000000"/>
+              <w:right w:val="single" w:sz="4" w:space="0" w:color="000000"/>
+            </w:tcBorders>
+            <w:vAlign w:val="center"/>
+            <w:hideMark/>
+          </w:tcPr>
+          <w:p>
+            <w:pPr>
+              <w:spacing w:after="0" w:line="360" w:lineRule="auto"/>
+              <w:jc w:val="both"/>
+              <w:rPr>
+                <w:rFonts w:ascii="Times New Roman" w:hAnsi="Times New Roman" w:cs="Times New Roman"/>
+                <w:sz w:val="26"/>
+                <w:szCs w:val="26"/>
+              </w:rPr>
+            </w:pPr>
+            <w:r>
+              <w:rPr>
+                <w:rFonts w:ascii="Times New Roman" w:hAnsi="Times New Roman" w:cs="Times New Roman"/>
+                <w:sz w:val="26"/>
+                <w:szCs w:val="26"/>
+              </w:rPr>
+              <w:t>172.16.6.10</w:t>
+            </w:r>
+          </w:p>
+        </w:tc>
+        <w:tc>
+          <w:tcPr>
+            <w:tcW w:w="3154" w:type="dxa"/>
+            <w:tcBorders>
+              <w:top w:val="single" w:sz="4" w:space="0" w:color="000000"/>
+              <w:left w:val="single" w:sz="4" w:space="0" w:color="000000"/>
+              <w:bottom w:val="single" w:sz="4" w:space="0" w:color="000000"/>
+              <w:right w:val="single" w:sz="4" w:space="0" w:color="000000"/>
+            </w:tcBorders>
+            <w:vAlign w:val="center"/>
+            <w:hideMark/>
+          </w:tcPr>
+          <w:p>
+            <w:pPr>
+              <w:spacing w:after="0" w:line="360" w:lineRule="auto"/>
+              <w:jc w:val="both"/>
+              <w:rPr>
+                <w:rFonts w:ascii="Times New Roman" w:hAnsi="Times New Roman" w:cs="Times New Roman"/>
+                <w:sz w:val="26"/>
+                <w:szCs w:val="26"/>
+              </w:rPr>
+            </w:pPr>
+            <w:r>
+              <w:rPr>
+                <w:rFonts w:ascii="Times New Roman" w:hAnsi="Times New Roman" w:cs="Times New Roman"/>
+                <w:sz w:val="26"/>
+                <w:szCs w:val="26"/>
+              </w:rPr>
+              <w:t>Chưa triển khai/kiểm thử</w:t>
+            </w:r>
+          </w:p>
+        </w:tc>
+      </w:tr>
+    </w:tbl>
+    <w:p>
+      <w:pPr>
+        <w:spacing w:after="0" w:line="360" w:lineRule="auto"/>
+        <w:jc w:val="both"/>
+        <w:rPr>
+          <w:rFonts w:ascii="Times New Roman" w:hAnsi="Times New Roman" w:cs="Times New Roman"/>
+          <w:sz w:val="26"/>
+          <w:szCs w:val="26"/>
+        </w:rPr>
+      </w:pPr>
+      <w:r>
+        <w:rPr>
+          <w:rFonts w:ascii="Times New Roman" w:hAnsi="Times New Roman" w:cs="Times New Roman"/>
+          <w:b/>
+          <w:bCs/>
+          <w:sz w:val="26"/>
+          <w:szCs w:val="26"/>
+        </w:rPr>
+        <w:t>III. NỘI DUNG ĐÃ THỰC HIỆN</w:t>
+      </w:r>
+    </w:p>
+    <w:p>
+      <w:pPr>
+        <w:spacing w:after="0" w:line="360" w:lineRule="auto"/>
+        <w:jc w:val="both"/>
+        <w:rPr>
+          <w:rFonts w:ascii="Times New Roman" w:hAnsi="Times New Roman" w:cs="Times New Roman"/>
+          <w:sz w:val="26"/>
+          <w:szCs w:val="26"/>
+        </w:rPr>
+      </w:pPr>
+      <w:r>
+        <w:rPr>
+          <w:rFonts w:ascii="Times New Roman" w:hAnsi="Times New Roman" w:cs="Times New Roman"/>
+          <w:b/>
+          <w:bCs/>
+          <w:sz w:val="26"/>
+          <w:szCs w:val="26"/>
+        </w:rPr>
+        <w:t>1. Khôi phục kết nối quản trị pfSense</w:t>
+      </w:r>
+    </w:p>
+    <w:p>
+      <w:pPr>
+        <w:spacing w:after="0" w:line="360" w:lineRule="auto"/>
+        <w:jc w:val="both"/>
+        <w:rPr>
+          <w:rFonts w:ascii="Times New Roman" w:hAnsi="Times New Roman" w:cs="Times New Roman"/>
+          <w:sz w:val="26"/>
+          <w:szCs w:val="26"/>
+        </w:rPr>
+      </w:pPr>
+      <w:r>
+        <w:rPr>
+          <w:rFonts w:ascii="Times New Roman" w:hAnsi="Times New Roman" w:cs="Times New Roman"/>
+          <w:sz w:val="26"/>
+          <w:szCs w:val="26"/>
+        </w:rPr>
+        <w:t xml:space="preserve">Sau khi khởi động lại máy ảo, truy cập https://192.168.56.254 ban đầu không thành công. Kiểm tra cho thấy pfSense vẫn giữ IP MGMT 192.168.56.254 và Windows Host-only có </w:t>
+      </w:r>
+      <w:r>
+        <w:rPr>
+          <w:rFonts w:ascii="Times New Roman" w:hAnsi="Times New Roman" w:cs="Times New Roman"/>
+          <w:sz w:val="26"/>
+          <w:szCs w:val="26"/>
+        </w:rPr>
+        <w:lastRenderedPageBreak/>
+        <w:t>IP 192.168.56.1. Sau khi xử lý kết nối mạng ảo, ping từ pfSense tới 192.168.56.1 đạt 3/3 gói, mất gói 0%, và WebGUI đã truy cập được.</w:t>
+      </w:r>
+    </w:p>
+    <w:p>
+      <w:pPr>
+        <w:spacing w:after="0" w:line="360" w:lineRule="auto"/>
+        <w:jc w:val="both"/>
+        <w:rPr>
+          <w:rFonts w:ascii="Times New Roman" w:hAnsi="Times New Roman" w:cs="Times New Roman"/>
+          <w:sz w:val="26"/>
+          <w:szCs w:val="26"/>
+        </w:rPr>
+      </w:pPr>
+      <w:r>
+        <w:rPr>
+          <w:rFonts w:ascii="Times New Roman" w:hAnsi="Times New Roman" w:cs="Times New Roman"/>
+          <w:b/>
+          <w:bCs/>
+          <w:sz w:val="26"/>
+          <w:szCs w:val="26"/>
+        </w:rPr>
+        <w:t>2. Tạo Alias</w:t>
+      </w:r>
+    </w:p>
+    <w:tbl>
+      <w:tblPr>
+        <w:tblW w:w="0" w:type="dxa"/>
+        <w:tblBorders>
+          <w:top w:val="single" w:sz="2" w:space="0" w:color="auto"/>
+          <w:left w:val="single" w:sz="2" w:space="0" w:color="auto"/>
+          <w:bottom w:val="single" w:sz="2" w:space="0" w:color="auto"/>
+          <w:right w:val="single" w:sz="2" w:space="0" w:color="auto"/>
+        </w:tblBorders>
+        <w:tblLook w:val="04A0" w:firstRow="1" w:lastRow="0" w:firstColumn="1" w:lastColumn="0" w:noHBand="0" w:noVBand="1"/>
+      </w:tblPr>
+      <w:tblGrid>
+        <w:gridCol w:w="3130"/>
+        <w:gridCol w:w="3107"/>
+        <w:gridCol w:w="3113"/>
+      </w:tblGrid>
+      <w:tr>
+        <w:tc>
+          <w:tcPr>
+            <w:tcW w:w="3154" w:type="dxa"/>
+            <w:tcBorders>
+              <w:top w:val="single" w:sz="4" w:space="0" w:color="000000"/>
+              <w:left w:val="single" w:sz="4" w:space="0" w:color="000000"/>
+              <w:bottom w:val="single" w:sz="4" w:space="0" w:color="000000"/>
+              <w:right w:val="single" w:sz="4" w:space="0" w:color="000000"/>
+            </w:tcBorders>
+            <w:vAlign w:val="center"/>
+            <w:hideMark/>
+          </w:tcPr>
+          <w:p>
+            <w:pPr>
+              <w:spacing w:after="0" w:line="360" w:lineRule="auto"/>
+              <w:jc w:val="both"/>
+              <w:rPr>
+                <w:rFonts w:ascii="Times New Roman" w:hAnsi="Times New Roman" w:cs="Times New Roman"/>
+                <w:sz w:val="26"/>
+                <w:szCs w:val="26"/>
+              </w:rPr>
+            </w:pPr>
+            <w:r>
+              <w:rPr>
+                <w:rFonts w:ascii="Times New Roman" w:hAnsi="Times New Roman" w:cs="Times New Roman"/>
+                <w:sz w:val="26"/>
+                <w:szCs w:val="26"/>
+              </w:rPr>
+              <w:t>Alias</w:t>
+            </w:r>
+          </w:p>
+        </w:tc>
+        <w:tc>
+          <w:tcPr>
+            <w:tcW w:w="3154" w:type="dxa"/>
+            <w:tcBorders>
+              <w:top w:val="single" w:sz="4" w:space="0" w:color="000000"/>
+              <w:left w:val="single" w:sz="4" w:space="0" w:color="000000"/>
+              <w:bottom w:val="single" w:sz="4" w:space="0" w:color="000000"/>
+              <w:right w:val="single" w:sz="4" w:space="0" w:color="000000"/>
+            </w:tcBorders>
+            <w:vAlign w:val="center"/>
+            <w:hideMark/>
+          </w:tcPr>
+          <w:p>
+            <w:pPr>
+              <w:spacing w:after="0" w:line="360" w:lineRule="auto"/>
+              <w:jc w:val="both"/>
+              <w:rPr>
+                <w:rFonts w:ascii="Times New Roman" w:hAnsi="Times New Roman" w:cs="Times New Roman"/>
+                <w:sz w:val="26"/>
+                <w:szCs w:val="26"/>
+              </w:rPr>
+            </w:pPr>
+            <w:r>
+              <w:rPr>
+                <w:rFonts w:ascii="Times New Roman" w:hAnsi="Times New Roman" w:cs="Times New Roman"/>
+                <w:sz w:val="26"/>
+                <w:szCs w:val="26"/>
+              </w:rPr>
+              <w:t>Loại</w:t>
+            </w:r>
+          </w:p>
+        </w:tc>
+        <w:tc>
+          <w:tcPr>
+            <w:tcW w:w="3154" w:type="dxa"/>
+            <w:tcBorders>
+              <w:top w:val="single" w:sz="4" w:space="0" w:color="000000"/>
+              <w:left w:val="single" w:sz="4" w:space="0" w:color="000000"/>
+              <w:bottom w:val="single" w:sz="4" w:space="0" w:color="000000"/>
+              <w:right w:val="single" w:sz="4" w:space="0" w:color="000000"/>
+            </w:tcBorders>
+            <w:vAlign w:val="center"/>
+            <w:hideMark/>
+          </w:tcPr>
+          <w:p>
+            <w:pPr>
+              <w:spacing w:after="0" w:line="360" w:lineRule="auto"/>
+              <w:jc w:val="both"/>
+              <w:rPr>
+                <w:rFonts w:ascii="Times New Roman" w:hAnsi="Times New Roman" w:cs="Times New Roman"/>
+                <w:sz w:val="26"/>
+                <w:szCs w:val="26"/>
+              </w:rPr>
+            </w:pPr>
+            <w:r>
+              <w:rPr>
+                <w:rFonts w:ascii="Times New Roman" w:hAnsi="Times New Roman" w:cs="Times New Roman"/>
+                <w:sz w:val="26"/>
+                <w:szCs w:val="26"/>
+              </w:rPr>
+              <w:t>Giá trị</w:t>
+            </w:r>
+          </w:p>
+        </w:tc>
+      </w:tr>
+      <w:tr>
+        <w:tc>
+          <w:tcPr>
+            <w:tcW w:w="3154" w:type="dxa"/>
+            <w:tcBorders>
+              <w:top w:val="single" w:sz="4" w:space="0" w:color="000000"/>
+              <w:left w:val="single" w:sz="4" w:space="0" w:color="000000"/>
+              <w:bottom w:val="single" w:sz="4" w:space="0" w:color="000000"/>
+              <w:right w:val="single" w:sz="4" w:space="0" w:color="000000"/>
+            </w:tcBorders>
+            <w:vAlign w:val="center"/>
+            <w:hideMark/>
+          </w:tcPr>
+          <w:p>
+            <w:pPr>
+              <w:spacing w:after="0" w:line="360" w:lineRule="auto"/>
+              <w:jc w:val="both"/>
+              <w:rPr>
+                <w:rFonts w:ascii="Times New Roman" w:hAnsi="Times New Roman" w:cs="Times New Roman"/>
+                <w:sz w:val="26"/>
+                <w:szCs w:val="26"/>
+              </w:rPr>
+            </w:pPr>
+            <w:r>
+              <w:rPr>
+                <w:rFonts w:ascii="Times New Roman" w:hAnsi="Times New Roman" w:cs="Times New Roman"/>
+                <w:sz w:val="26"/>
+                <w:szCs w:val="26"/>
+              </w:rPr>
+              <w:t>LAB7_CLIENTS</w:t>
+            </w:r>
+          </w:p>
+        </w:tc>
+        <w:tc>
+          <w:tcPr>
+            <w:tcW w:w="3154" w:type="dxa"/>
+            <w:tcBorders>
+              <w:top w:val="single" w:sz="4" w:space="0" w:color="000000"/>
+              <w:left w:val="single" w:sz="4" w:space="0" w:color="000000"/>
+              <w:bottom w:val="single" w:sz="4" w:space="0" w:color="000000"/>
+              <w:right w:val="single" w:sz="4" w:space="0" w:color="000000"/>
+            </w:tcBorders>
+            <w:vAlign w:val="center"/>
+            <w:hideMark/>
+          </w:tcPr>
+          <w:p>
+            <w:pPr>
+              <w:spacing w:after="0" w:line="360" w:lineRule="auto"/>
+              <w:jc w:val="both"/>
+              <w:rPr>
+                <w:rFonts w:ascii="Times New Roman" w:hAnsi="Times New Roman" w:cs="Times New Roman"/>
+                <w:sz w:val="26"/>
+                <w:szCs w:val="26"/>
+              </w:rPr>
+            </w:pPr>
+            <w:r>
+              <w:rPr>
+                <w:rFonts w:ascii="Times New Roman" w:hAnsi="Times New Roman" w:cs="Times New Roman"/>
+                <w:sz w:val="26"/>
+                <w:szCs w:val="26"/>
+              </w:rPr>
+              <w:t>Host(s)</w:t>
+            </w:r>
+          </w:p>
+        </w:tc>
+        <w:tc>
+          <w:tcPr>
+            <w:tcW w:w="3154" w:type="dxa"/>
+            <w:tcBorders>
+              <w:top w:val="single" w:sz="4" w:space="0" w:color="000000"/>
+              <w:left w:val="single" w:sz="4" w:space="0" w:color="000000"/>
+              <w:bottom w:val="single" w:sz="4" w:space="0" w:color="000000"/>
+              <w:right w:val="single" w:sz="4" w:space="0" w:color="000000"/>
+            </w:tcBorders>
+            <w:vAlign w:val="center"/>
+            <w:hideMark/>
+          </w:tcPr>
+          <w:p>
+            <w:pPr>
+              <w:spacing w:after="0" w:line="360" w:lineRule="auto"/>
+              <w:jc w:val="both"/>
+              <w:rPr>
+                <w:rFonts w:ascii="Times New Roman" w:hAnsi="Times New Roman" w:cs="Times New Roman"/>
+                <w:sz w:val="26"/>
+                <w:szCs w:val="26"/>
+              </w:rPr>
+            </w:pPr>
+            <w:r>
+              <w:rPr>
+                <w:rFonts w:ascii="Times New Roman" w:hAnsi="Times New Roman" w:cs="Times New Roman"/>
+                <w:sz w:val="26"/>
+                <w:szCs w:val="26"/>
+              </w:rPr>
+              <w:t>10.6.0.21; 10.6.0.22</w:t>
+            </w:r>
+          </w:p>
+        </w:tc>
+      </w:tr>
+      <w:tr>
+        <w:tc>
+          <w:tcPr>
+            <w:tcW w:w="3154" w:type="dxa"/>
+            <w:tcBorders>
+              <w:top w:val="single" w:sz="4" w:space="0" w:color="000000"/>
+              <w:left w:val="single" w:sz="4" w:space="0" w:color="000000"/>
+              <w:bottom w:val="single" w:sz="4" w:space="0" w:color="000000"/>
+              <w:right w:val="single" w:sz="4" w:space="0" w:color="000000"/>
+            </w:tcBorders>
+            <w:vAlign w:val="center"/>
+            <w:hideMark/>
+          </w:tcPr>
+          <w:p>
+            <w:pPr>
+              <w:spacing w:after="0" w:line="360" w:lineRule="auto"/>
+              <w:jc w:val="both"/>
+              <w:rPr>
+                <w:rFonts w:ascii="Times New Roman" w:hAnsi="Times New Roman" w:cs="Times New Roman"/>
+                <w:sz w:val="26"/>
+                <w:szCs w:val="26"/>
+              </w:rPr>
+            </w:pPr>
+            <w:r>
+              <w:rPr>
+                <w:rFonts w:ascii="Times New Roman" w:hAnsi="Times New Roman" w:cs="Times New Roman"/>
+                <w:sz w:val="26"/>
+                <w:szCs w:val="26"/>
+              </w:rPr>
+              <w:t>LAB7_PROXY</w:t>
+            </w:r>
+          </w:p>
+        </w:tc>
+        <w:tc>
+          <w:tcPr>
+            <w:tcW w:w="3154" w:type="dxa"/>
+            <w:tcBorders>
+              <w:top w:val="single" w:sz="4" w:space="0" w:color="000000"/>
+              <w:left w:val="single" w:sz="4" w:space="0" w:color="000000"/>
+              <w:bottom w:val="single" w:sz="4" w:space="0" w:color="000000"/>
+              <w:right w:val="single" w:sz="4" w:space="0" w:color="000000"/>
+            </w:tcBorders>
+            <w:vAlign w:val="center"/>
+            <w:hideMark/>
+          </w:tcPr>
+          <w:p>
+            <w:pPr>
+              <w:spacing w:after="0" w:line="360" w:lineRule="auto"/>
+              <w:jc w:val="both"/>
+              <w:rPr>
+                <w:rFonts w:ascii="Times New Roman" w:hAnsi="Times New Roman" w:cs="Times New Roman"/>
+                <w:sz w:val="26"/>
+                <w:szCs w:val="26"/>
+              </w:rPr>
+            </w:pPr>
+            <w:r>
+              <w:rPr>
+                <w:rFonts w:ascii="Times New Roman" w:hAnsi="Times New Roman" w:cs="Times New Roman"/>
+                <w:sz w:val="26"/>
+                <w:szCs w:val="26"/>
+              </w:rPr>
+              <w:t>Host(s)</w:t>
+            </w:r>
+          </w:p>
+        </w:tc>
+        <w:tc>
+          <w:tcPr>
+            <w:tcW w:w="3154" w:type="dxa"/>
+            <w:tcBorders>
+              <w:top w:val="single" w:sz="4" w:space="0" w:color="000000"/>
+              <w:left w:val="single" w:sz="4" w:space="0" w:color="000000"/>
+              <w:bottom w:val="single" w:sz="4" w:space="0" w:color="000000"/>
+              <w:right w:val="single" w:sz="4" w:space="0" w:color="000000"/>
+            </w:tcBorders>
+            <w:vAlign w:val="center"/>
+            <w:hideMark/>
+          </w:tcPr>
+          <w:p>
+            <w:pPr>
+              <w:spacing w:after="0" w:line="360" w:lineRule="auto"/>
+              <w:jc w:val="both"/>
+              <w:rPr>
+                <w:rFonts w:ascii="Times New Roman" w:hAnsi="Times New Roman" w:cs="Times New Roman"/>
+                <w:sz w:val="26"/>
+                <w:szCs w:val="26"/>
+              </w:rPr>
+            </w:pPr>
+            <w:r>
+              <w:rPr>
+                <w:rFonts w:ascii="Times New Roman" w:hAnsi="Times New Roman" w:cs="Times New Roman"/>
+                <w:sz w:val="26"/>
+                <w:szCs w:val="26"/>
+              </w:rPr>
+              <w:t>10.6.0.30</w:t>
+            </w:r>
+          </w:p>
+        </w:tc>
+      </w:tr>
+      <w:tr>
+        <w:tc>
+          <w:tcPr>
+            <w:tcW w:w="3154" w:type="dxa"/>
+            <w:tcBorders>
+              <w:top w:val="single" w:sz="4" w:space="0" w:color="000000"/>
+              <w:left w:val="single" w:sz="4" w:space="0" w:color="000000"/>
+              <w:bottom w:val="single" w:sz="4" w:space="0" w:color="000000"/>
+              <w:right w:val="single" w:sz="4" w:space="0" w:color="000000"/>
+            </w:tcBorders>
+            <w:vAlign w:val="center"/>
+            <w:hideMark/>
+          </w:tcPr>
+          <w:p>
+            <w:pPr>
+              <w:spacing w:after="0" w:line="360" w:lineRule="auto"/>
+              <w:jc w:val="both"/>
+              <w:rPr>
+                <w:rFonts w:ascii="Times New Roman" w:hAnsi="Times New Roman" w:cs="Times New Roman"/>
+                <w:sz w:val="26"/>
+                <w:szCs w:val="26"/>
+              </w:rPr>
+            </w:pPr>
+            <w:r>
+              <w:rPr>
+                <w:rFonts w:ascii="Times New Roman" w:hAnsi="Times New Roman" w:cs="Times New Roman"/>
+                <w:sz w:val="26"/>
+                <w:szCs w:val="26"/>
+              </w:rPr>
+              <w:t>WEB_PORTS</w:t>
+            </w:r>
+          </w:p>
+        </w:tc>
+        <w:tc>
+          <w:tcPr>
+            <w:tcW w:w="3154" w:type="dxa"/>
+            <w:tcBorders>
+              <w:top w:val="single" w:sz="4" w:space="0" w:color="000000"/>
+              <w:left w:val="single" w:sz="4" w:space="0" w:color="000000"/>
+              <w:bottom w:val="single" w:sz="4" w:space="0" w:color="000000"/>
+              <w:right w:val="single" w:sz="4" w:space="0" w:color="000000"/>
+            </w:tcBorders>
+            <w:vAlign w:val="center"/>
+            <w:hideMark/>
+          </w:tcPr>
+          <w:p>
+            <w:pPr>
+              <w:spacing w:after="0" w:line="360" w:lineRule="auto"/>
+              <w:jc w:val="both"/>
+              <w:rPr>
+                <w:rFonts w:ascii="Times New Roman" w:hAnsi="Times New Roman" w:cs="Times New Roman"/>
+                <w:sz w:val="26"/>
+                <w:szCs w:val="26"/>
+              </w:rPr>
+            </w:pPr>
+            <w:r>
+              <w:rPr>
+                <w:rFonts w:ascii="Times New Roman" w:hAnsi="Times New Roman" w:cs="Times New Roman"/>
+                <w:sz w:val="26"/>
+                <w:szCs w:val="26"/>
+              </w:rPr>
+              <w:t>Port(s)</w:t>
+            </w:r>
+          </w:p>
+        </w:tc>
+        <w:tc>
+          <w:tcPr>
+            <w:tcW w:w="3154" w:type="dxa"/>
+            <w:tcBorders>
+              <w:top w:val="single" w:sz="4" w:space="0" w:color="000000"/>
+              <w:left w:val="single" w:sz="4" w:space="0" w:color="000000"/>
+              <w:bottom w:val="single" w:sz="4" w:space="0" w:color="000000"/>
+              <w:right w:val="single" w:sz="4" w:space="0" w:color="000000"/>
+            </w:tcBorders>
+            <w:vAlign w:val="center"/>
+            <w:hideMark/>
+          </w:tcPr>
+          <w:p>
+            <w:pPr>
+              <w:spacing w:after="0" w:line="360" w:lineRule="auto"/>
+              <w:jc w:val="both"/>
+              <w:rPr>
+                <w:rFonts w:ascii="Times New Roman" w:hAnsi="Times New Roman" w:cs="Times New Roman"/>
+                <w:sz w:val="26"/>
+                <w:szCs w:val="26"/>
+              </w:rPr>
+            </w:pPr>
+            <w:r>
+              <w:rPr>
+                <w:rFonts w:ascii="Times New Roman" w:hAnsi="Times New Roman" w:cs="Times New Roman"/>
+                <w:sz w:val="26"/>
+                <w:szCs w:val="26"/>
+              </w:rPr>
+              <w:t>80; 443</w:t>
+            </w:r>
+          </w:p>
+        </w:tc>
+      </w:tr>
+      <w:tr>
+        <w:tc>
+          <w:tcPr>
+            <w:tcW w:w="3154" w:type="dxa"/>
+            <w:tcBorders>
+              <w:top w:val="single" w:sz="4" w:space="0" w:color="000000"/>
+              <w:left w:val="single" w:sz="4" w:space="0" w:color="000000"/>
+              <w:bottom w:val="single" w:sz="4" w:space="0" w:color="000000"/>
+              <w:right w:val="single" w:sz="4" w:space="0" w:color="000000"/>
+            </w:tcBorders>
+            <w:vAlign w:val="center"/>
+            <w:hideMark/>
+          </w:tcPr>
+          <w:p>
+            <w:pPr>
+              <w:spacing w:after="0" w:line="360" w:lineRule="auto"/>
+              <w:jc w:val="both"/>
+              <w:rPr>
+                <w:rFonts w:ascii="Times New Roman" w:hAnsi="Times New Roman" w:cs="Times New Roman"/>
+                <w:sz w:val="26"/>
+                <w:szCs w:val="26"/>
+              </w:rPr>
+            </w:pPr>
+            <w:r>
+              <w:rPr>
+                <w:rFonts w:ascii="Times New Roman" w:hAnsi="Times New Roman" w:cs="Times New Roman"/>
+                <w:sz w:val="26"/>
+                <w:szCs w:val="26"/>
+              </w:rPr>
+              <w:t>MAIL_PORTS</w:t>
+            </w:r>
+          </w:p>
+        </w:tc>
+        <w:tc>
+          <w:tcPr>
+            <w:tcW w:w="3154" w:type="dxa"/>
+            <w:tcBorders>
+              <w:top w:val="single" w:sz="4" w:space="0" w:color="000000"/>
+              <w:left w:val="single" w:sz="4" w:space="0" w:color="000000"/>
+              <w:bottom w:val="single" w:sz="4" w:space="0" w:color="000000"/>
+              <w:right w:val="single" w:sz="4" w:space="0" w:color="000000"/>
+            </w:tcBorders>
+            <w:vAlign w:val="center"/>
+            <w:hideMark/>
+          </w:tcPr>
+          <w:p>
+            <w:pPr>
+              <w:spacing w:after="0" w:line="360" w:lineRule="auto"/>
+              <w:jc w:val="both"/>
+              <w:rPr>
+                <w:rFonts w:ascii="Times New Roman" w:hAnsi="Times New Roman" w:cs="Times New Roman"/>
+                <w:sz w:val="26"/>
+                <w:szCs w:val="26"/>
+              </w:rPr>
+            </w:pPr>
+            <w:r>
+              <w:rPr>
+                <w:rFonts w:ascii="Times New Roman" w:hAnsi="Times New Roman" w:cs="Times New Roman"/>
+                <w:sz w:val="26"/>
+                <w:szCs w:val="26"/>
+              </w:rPr>
+              <w:t>Port(s)</w:t>
+            </w:r>
+          </w:p>
+        </w:tc>
+        <w:tc>
+          <w:tcPr>
+            <w:tcW w:w="3154" w:type="dxa"/>
+            <w:tcBorders>
+              <w:top w:val="single" w:sz="4" w:space="0" w:color="000000"/>
+              <w:left w:val="single" w:sz="4" w:space="0" w:color="000000"/>
+              <w:bottom w:val="single" w:sz="4" w:space="0" w:color="000000"/>
+              <w:right w:val="single" w:sz="4" w:space="0" w:color="000000"/>
+            </w:tcBorders>
+            <w:vAlign w:val="center"/>
+            <w:hideMark/>
+          </w:tcPr>
+          <w:p>
+            <w:pPr>
+              <w:spacing w:after="0" w:line="360" w:lineRule="auto"/>
+              <w:jc w:val="both"/>
+              <w:rPr>
+                <w:rFonts w:ascii="Times New Roman" w:hAnsi="Times New Roman" w:cs="Times New Roman"/>
+                <w:sz w:val="26"/>
+                <w:szCs w:val="26"/>
+              </w:rPr>
+            </w:pPr>
+            <w:r>
+              <w:rPr>
+                <w:rFonts w:ascii="Times New Roman" w:hAnsi="Times New Roman" w:cs="Times New Roman"/>
+                <w:sz w:val="26"/>
+                <w:szCs w:val="26"/>
+              </w:rPr>
+              <w:t>25; 465; 587; 110; 995; 143; 993</w:t>
+            </w:r>
+          </w:p>
+        </w:tc>
+      </w:tr>
+    </w:tbl>
+    <w:p>
+      <w:pPr>
+        <w:spacing w:after="0" w:line="360" w:lineRule="auto"/>
+        <w:jc w:val="both"/>
+        <w:rPr>
+          <w:rFonts w:ascii="Times New Roman" w:hAnsi="Times New Roman" w:cs="Times New Roman"/>
+          <w:sz w:val="26"/>
+          <w:szCs w:val="26"/>
+        </w:rPr>
+      </w:pPr>
+      <w:r>
+        <w:rPr>
+          <w:rFonts w:ascii="Times New Roman" w:hAnsi="Times New Roman" w:cs="Times New Roman"/>
+          <w:b/>
+          <w:bCs/>
+          <w:sz w:val="26"/>
+          <w:szCs w:val="26"/>
+        </w:rPr>
+        <w:t>3. Thiết lập firewall rules trên LAN</w:t>
+      </w:r>
+    </w:p>
+    <w:tbl>
+      <w:tblPr>
+        <w:tblW w:w="0" w:type="dxa"/>
+        <w:tblBorders>
+          <w:top w:val="single" w:sz="2" w:space="0" w:color="auto"/>
+          <w:left w:val="single" w:sz="2" w:space="0" w:color="auto"/>
+          <w:bottom w:val="single" w:sz="2" w:space="0" w:color="auto"/>
+          <w:right w:val="single" w:sz="2" w:space="0" w:color="auto"/>
+        </w:tblBorders>
+        <w:tblLook w:val="04A0" w:firstRow="1" w:lastRow="0" w:firstColumn="1" w:lastColumn="0" w:noHBand="0" w:noVBand="1"/>
+      </w:tblPr>
+      <w:tblGrid>
+        <w:gridCol w:w="3320"/>
+        <w:gridCol w:w="855"/>
+        <w:gridCol w:w="1886"/>
+        <w:gridCol w:w="1717"/>
+        <w:gridCol w:w="1572"/>
+      </w:tblGrid>
+      <w:tr>
+        <w:tc>
+          <w:tcPr>
+            <w:tcW w:w="1892" w:type="dxa"/>
+            <w:tcBorders>
+              <w:top w:val="single" w:sz="4" w:space="0" w:color="000000"/>
+              <w:left w:val="single" w:sz="4" w:space="0" w:color="000000"/>
+              <w:bottom w:val="single" w:sz="4" w:space="0" w:color="000000"/>
+              <w:right w:val="single" w:sz="4" w:space="0" w:color="000000"/>
+            </w:tcBorders>
+            <w:vAlign w:val="center"/>
+            <w:hideMark/>
+          </w:tcPr>
+          <w:p>
+            <w:pPr>
+              <w:spacing w:after="0" w:line="360" w:lineRule="auto"/>
+              <w:jc w:val="both"/>
+              <w:rPr>
+                <w:rFonts w:ascii="Times New Roman" w:hAnsi="Times New Roman" w:cs="Times New Roman"/>
+                <w:sz w:val="26"/>
+                <w:szCs w:val="26"/>
+              </w:rPr>
+            </w:pPr>
+            <w:r>
+              <w:rPr>
+                <w:rFonts w:ascii="Times New Roman" w:hAnsi="Times New Roman" w:cs="Times New Roman"/>
+                <w:sz w:val="26"/>
+                <w:szCs w:val="26"/>
+              </w:rPr>
+              <w:t>Tên rule</w:t>
+            </w:r>
+          </w:p>
+        </w:tc>
+        <w:tc>
+          <w:tcPr>
+            <w:tcW w:w="1892" w:type="dxa"/>
+            <w:tcBorders>
+              <w:top w:val="single" w:sz="4" w:space="0" w:color="000000"/>
+              <w:left w:val="single" w:sz="4" w:space="0" w:color="000000"/>
+              <w:bottom w:val="single" w:sz="4" w:space="0" w:color="000000"/>
+              <w:right w:val="single" w:sz="4" w:space="0" w:color="000000"/>
+            </w:tcBorders>
+            <w:vAlign w:val="center"/>
+            <w:hideMark/>
+          </w:tcPr>
+          <w:p>
+            <w:pPr>
+              <w:spacing w:after="0" w:line="360" w:lineRule="auto"/>
+              <w:jc w:val="both"/>
+              <w:rPr>
+                <w:rFonts w:ascii="Times New Roman" w:hAnsi="Times New Roman" w:cs="Times New Roman"/>
+                <w:sz w:val="26"/>
+                <w:szCs w:val="26"/>
+              </w:rPr>
+            </w:pPr>
+            <w:r>
+              <w:rPr>
+                <w:rFonts w:ascii="Times New Roman" w:hAnsi="Times New Roman" w:cs="Times New Roman"/>
+                <w:sz w:val="26"/>
+                <w:szCs w:val="26"/>
+              </w:rPr>
+              <w:t>Action</w:t>
+            </w:r>
+          </w:p>
+        </w:tc>
+        <w:tc>
+          <w:tcPr>
+            <w:tcW w:w="1892" w:type="dxa"/>
+            <w:tcBorders>
+              <w:top w:val="single" w:sz="4" w:space="0" w:color="000000"/>
+              <w:left w:val="single" w:sz="4" w:space="0" w:color="000000"/>
+              <w:bottom w:val="single" w:sz="4" w:space="0" w:color="000000"/>
+              <w:right w:val="single" w:sz="4" w:space="0" w:color="000000"/>
+            </w:tcBorders>
+            <w:vAlign w:val="center"/>
+            <w:hideMark/>
+          </w:tcPr>
+          <w:p>
+            <w:pPr>
+              <w:spacing w:after="0" w:line="360" w:lineRule="auto"/>
+              <w:jc w:val="both"/>
+              <w:rPr>
+                <w:rFonts w:ascii="Times New Roman" w:hAnsi="Times New Roman" w:cs="Times New Roman"/>
+                <w:sz w:val="26"/>
+                <w:szCs w:val="26"/>
+              </w:rPr>
+            </w:pPr>
+            <w:r>
+              <w:rPr>
+                <w:rFonts w:ascii="Times New Roman" w:hAnsi="Times New Roman" w:cs="Times New Roman"/>
+                <w:sz w:val="26"/>
+                <w:szCs w:val="26"/>
+              </w:rPr>
+              <w:t>Source</w:t>
+            </w:r>
+          </w:p>
+        </w:tc>
+        <w:tc>
+          <w:tcPr>
+            <w:tcW w:w="1892" w:type="dxa"/>
+            <w:tcBorders>
+              <w:top w:val="single" w:sz="4" w:space="0" w:color="000000"/>
+              <w:left w:val="single" w:sz="4" w:space="0" w:color="000000"/>
+              <w:bottom w:val="single" w:sz="4" w:space="0" w:color="000000"/>
+              <w:right w:val="single" w:sz="4" w:space="0" w:color="000000"/>
+            </w:tcBorders>
+            <w:vAlign w:val="center"/>
+            <w:hideMark/>
+          </w:tcPr>
+          <w:p>
+            <w:pPr>
+              <w:spacing w:after="0" w:line="360" w:lineRule="auto"/>
+              <w:jc w:val="both"/>
+              <w:rPr>
+                <w:rFonts w:ascii="Times New Roman" w:hAnsi="Times New Roman" w:cs="Times New Roman"/>
+                <w:sz w:val="26"/>
+                <w:szCs w:val="26"/>
+              </w:rPr>
+            </w:pPr>
+            <w:r>
+              <w:rPr>
+                <w:rFonts w:ascii="Times New Roman" w:hAnsi="Times New Roman" w:cs="Times New Roman"/>
+                <w:sz w:val="26"/>
+                <w:szCs w:val="26"/>
+              </w:rPr>
+              <w:t>Destination</w:t>
+            </w:r>
+          </w:p>
+        </w:tc>
+        <w:tc>
+          <w:tcPr>
+            <w:tcW w:w="1892" w:type="dxa"/>
+            <w:tcBorders>
+              <w:top w:val="single" w:sz="4" w:space="0" w:color="000000"/>
+              <w:left w:val="single" w:sz="4" w:space="0" w:color="000000"/>
+              <w:bottom w:val="single" w:sz="4" w:space="0" w:color="000000"/>
+              <w:right w:val="single" w:sz="4" w:space="0" w:color="000000"/>
+            </w:tcBorders>
+            <w:vAlign w:val="center"/>
+            <w:hideMark/>
+          </w:tcPr>
+          <w:p>
+            <w:pPr>
+              <w:spacing w:after="0" w:line="360" w:lineRule="auto"/>
+              <w:jc w:val="both"/>
+              <w:rPr>
+                <w:rFonts w:ascii="Times New Roman" w:hAnsi="Times New Roman" w:cs="Times New Roman"/>
+                <w:sz w:val="26"/>
+                <w:szCs w:val="26"/>
+              </w:rPr>
+            </w:pPr>
+            <w:r>
+              <w:rPr>
+                <w:rFonts w:ascii="Times New Roman" w:hAnsi="Times New Roman" w:cs="Times New Roman"/>
+                <w:sz w:val="26"/>
+                <w:szCs w:val="26"/>
+              </w:rPr>
+              <w:t>Port</w:t>
+            </w:r>
+          </w:p>
+        </w:tc>
+      </w:tr>
+      <w:tr>
+        <w:tc>
+          <w:tcPr>
+            <w:tcW w:w="1892" w:type="dxa"/>
+            <w:tcBorders>
+              <w:top w:val="single" w:sz="4" w:space="0" w:color="000000"/>
+              <w:left w:val="single" w:sz="4" w:space="0" w:color="000000"/>
+              <w:bottom w:val="single" w:sz="4" w:space="0" w:color="000000"/>
+              <w:right w:val="single" w:sz="4" w:space="0" w:color="000000"/>
+            </w:tcBorders>
+            <w:vAlign w:val="center"/>
+            <w:hideMark/>
+          </w:tcPr>
+          <w:p>
+            <w:pPr>
+              <w:spacing w:after="0" w:line="360" w:lineRule="auto"/>
+              <w:jc w:val="both"/>
+              <w:rPr>
+                <w:rFonts w:ascii="Times New Roman" w:hAnsi="Times New Roman" w:cs="Times New Roman"/>
+                <w:sz w:val="26"/>
+                <w:szCs w:val="26"/>
+              </w:rPr>
+            </w:pPr>
+            <w:r>
+              <w:rPr>
+                <w:rFonts w:ascii="Times New Roman" w:hAnsi="Times New Roman" w:cs="Times New Roman"/>
+                <w:sz w:val="26"/>
+                <w:szCs w:val="26"/>
+              </w:rPr>
+              <w:t>LAB7_ALLOW_DNS</w:t>
+            </w:r>
+          </w:p>
+        </w:tc>
+        <w:tc>
+          <w:tcPr>
+            <w:tcW w:w="1892" w:type="dxa"/>
+            <w:tcBorders>
+              <w:top w:val="single" w:sz="4" w:space="0" w:color="000000"/>
+              <w:left w:val="single" w:sz="4" w:space="0" w:color="000000"/>
+              <w:bottom w:val="single" w:sz="4" w:space="0" w:color="000000"/>
+              <w:right w:val="single" w:sz="4" w:space="0" w:color="000000"/>
+            </w:tcBorders>
+            <w:vAlign w:val="center"/>
+            <w:hideMark/>
+          </w:tcPr>
+          <w:p>
+            <w:pPr>
+              <w:spacing w:after="0" w:line="360" w:lineRule="auto"/>
+              <w:jc w:val="both"/>
+              <w:rPr>
+                <w:rFonts w:ascii="Times New Roman" w:hAnsi="Times New Roman" w:cs="Times New Roman"/>
+                <w:sz w:val="26"/>
+                <w:szCs w:val="26"/>
+              </w:rPr>
+            </w:pPr>
+            <w:r>
+              <w:rPr>
+                <w:rFonts w:ascii="Times New Roman" w:hAnsi="Times New Roman" w:cs="Times New Roman"/>
+                <w:sz w:val="26"/>
+                <w:szCs w:val="26"/>
+              </w:rPr>
+              <w:t>Pass</w:t>
+            </w:r>
+          </w:p>
+        </w:tc>
+        <w:tc>
+          <w:tcPr>
+            <w:tcW w:w="1892" w:type="dxa"/>
+            <w:tcBorders>
+              <w:top w:val="single" w:sz="4" w:space="0" w:color="000000"/>
+              <w:left w:val="single" w:sz="4" w:space="0" w:color="000000"/>
+              <w:bottom w:val="single" w:sz="4" w:space="0" w:color="000000"/>
+              <w:right w:val="single" w:sz="4" w:space="0" w:color="000000"/>
+            </w:tcBorders>
+            <w:vAlign w:val="center"/>
+            <w:hideMark/>
+          </w:tcPr>
+          <w:p>
+            <w:pPr>
+              <w:spacing w:after="0" w:line="360" w:lineRule="auto"/>
+              <w:jc w:val="both"/>
+              <w:rPr>
+                <w:rFonts w:ascii="Times New Roman" w:hAnsi="Times New Roman" w:cs="Times New Roman"/>
+                <w:sz w:val="26"/>
+                <w:szCs w:val="26"/>
+              </w:rPr>
+            </w:pPr>
+            <w:r>
+              <w:rPr>
+                <w:rFonts w:ascii="Times New Roman" w:hAnsi="Times New Roman" w:cs="Times New Roman"/>
+                <w:sz w:val="26"/>
+                <w:szCs w:val="26"/>
+              </w:rPr>
+              <w:t>LAN subnets</w:t>
+            </w:r>
+          </w:p>
+        </w:tc>
+        <w:tc>
+          <w:tcPr>
+            <w:tcW w:w="1892" w:type="dxa"/>
+            <w:tcBorders>
+              <w:top w:val="single" w:sz="4" w:space="0" w:color="000000"/>
+              <w:left w:val="single" w:sz="4" w:space="0" w:color="000000"/>
+              <w:bottom w:val="single" w:sz="4" w:space="0" w:color="000000"/>
+              <w:right w:val="single" w:sz="4" w:space="0" w:color="000000"/>
+            </w:tcBorders>
+            <w:vAlign w:val="center"/>
+            <w:hideMark/>
+          </w:tcPr>
+          <w:p>
+            <w:pPr>
+              <w:spacing w:after="0" w:line="360" w:lineRule="auto"/>
+              <w:jc w:val="both"/>
+              <w:rPr>
+                <w:rFonts w:ascii="Times New Roman" w:hAnsi="Times New Roman" w:cs="Times New Roman"/>
+                <w:sz w:val="26"/>
+                <w:szCs w:val="26"/>
+              </w:rPr>
+            </w:pPr>
+            <w:r>
+              <w:rPr>
+                <w:rFonts w:ascii="Times New Roman" w:hAnsi="Times New Roman" w:cs="Times New Roman"/>
+                <w:sz w:val="26"/>
+                <w:szCs w:val="26"/>
+              </w:rPr>
+              <w:t>Cần xác nhận: ảnh cuối còn Any</w:t>
+            </w:r>
+          </w:p>
+        </w:tc>
+        <w:tc>
+          <w:tcPr>
+            <w:tcW w:w="1892" w:type="dxa"/>
+            <w:tcBorders>
+              <w:top w:val="single" w:sz="4" w:space="0" w:color="000000"/>
+              <w:left w:val="single" w:sz="4" w:space="0" w:color="000000"/>
+              <w:bottom w:val="single" w:sz="4" w:space="0" w:color="000000"/>
+              <w:right w:val="single" w:sz="4" w:space="0" w:color="000000"/>
+            </w:tcBorders>
+            <w:vAlign w:val="center"/>
+            <w:hideMark/>
+          </w:tcPr>
+          <w:p>
+            <w:pPr>
+              <w:spacing w:after="0" w:line="360" w:lineRule="auto"/>
+              <w:jc w:val="both"/>
+              <w:rPr>
+                <w:rFonts w:ascii="Times New Roman" w:hAnsi="Times New Roman" w:cs="Times New Roman"/>
+                <w:sz w:val="26"/>
+                <w:szCs w:val="26"/>
+              </w:rPr>
+            </w:pPr>
+            <w:r>
+              <w:rPr>
+                <w:rFonts w:ascii="Times New Roman" w:hAnsi="Times New Roman" w:cs="Times New Roman"/>
+                <w:sz w:val="26"/>
+                <w:szCs w:val="26"/>
+              </w:rPr>
+              <w:t>TCP/UDP 53</w:t>
+            </w:r>
+          </w:p>
+        </w:tc>
+      </w:tr>
+      <w:tr>
+        <w:tc>
+          <w:tcPr>
+            <w:tcW w:w="1892" w:type="dxa"/>
+            <w:tcBorders>
+              <w:top w:val="single" w:sz="4" w:space="0" w:color="000000"/>
+              <w:left w:val="single" w:sz="4" w:space="0" w:color="000000"/>
+              <w:bottom w:val="single" w:sz="4" w:space="0" w:color="000000"/>
+              <w:right w:val="single" w:sz="4" w:space="0" w:color="000000"/>
+            </w:tcBorders>
+            <w:vAlign w:val="center"/>
+            <w:hideMark/>
+          </w:tcPr>
+          <w:p>
+            <w:pPr>
+              <w:spacing w:after="0" w:line="360" w:lineRule="auto"/>
+              <w:jc w:val="both"/>
+              <w:rPr>
+                <w:rFonts w:ascii="Times New Roman" w:hAnsi="Times New Roman" w:cs="Times New Roman"/>
+                <w:sz w:val="26"/>
+                <w:szCs w:val="26"/>
+              </w:rPr>
+            </w:pPr>
+            <w:r>
+              <w:rPr>
+                <w:rFonts w:ascii="Times New Roman" w:hAnsi="Times New Roman" w:cs="Times New Roman"/>
+                <w:sz w:val="26"/>
+                <w:szCs w:val="26"/>
+              </w:rPr>
+              <w:t>LAB7_ALLOW_PROXY</w:t>
+            </w:r>
+          </w:p>
+        </w:tc>
+        <w:tc>
+          <w:tcPr>
+            <w:tcW w:w="1892" w:type="dxa"/>
+            <w:tcBorders>
+              <w:top w:val="single" w:sz="4" w:space="0" w:color="000000"/>
+              <w:left w:val="single" w:sz="4" w:space="0" w:color="000000"/>
+              <w:bottom w:val="single" w:sz="4" w:space="0" w:color="000000"/>
+              <w:right w:val="single" w:sz="4" w:space="0" w:color="000000"/>
+            </w:tcBorders>
+            <w:vAlign w:val="center"/>
+            <w:hideMark/>
+          </w:tcPr>
+          <w:p>
+            <w:pPr>
+              <w:spacing w:after="0" w:line="360" w:lineRule="auto"/>
+              <w:jc w:val="both"/>
+              <w:rPr>
+                <w:rFonts w:ascii="Times New Roman" w:hAnsi="Times New Roman" w:cs="Times New Roman"/>
+                <w:sz w:val="26"/>
+                <w:szCs w:val="26"/>
+              </w:rPr>
+            </w:pPr>
+            <w:r>
+              <w:rPr>
+                <w:rFonts w:ascii="Times New Roman" w:hAnsi="Times New Roman" w:cs="Times New Roman"/>
+                <w:sz w:val="26"/>
+                <w:szCs w:val="26"/>
+              </w:rPr>
+              <w:t>Pass</w:t>
+            </w:r>
+          </w:p>
+        </w:tc>
+        <w:tc>
+          <w:tcPr>
+            <w:tcW w:w="1892" w:type="dxa"/>
+            <w:tcBorders>
+              <w:top w:val="single" w:sz="4" w:space="0" w:color="000000"/>
+              <w:left w:val="single" w:sz="4" w:space="0" w:color="000000"/>
+              <w:bottom w:val="single" w:sz="4" w:space="0" w:color="000000"/>
+              <w:right w:val="single" w:sz="4" w:space="0" w:color="000000"/>
+            </w:tcBorders>
+            <w:vAlign w:val="center"/>
+            <w:hideMark/>
+          </w:tcPr>
+          <w:p>
+            <w:pPr>
+              <w:spacing w:after="0" w:line="360" w:lineRule="auto"/>
+              <w:jc w:val="both"/>
+              <w:rPr>
+                <w:rFonts w:ascii="Times New Roman" w:hAnsi="Times New Roman" w:cs="Times New Roman"/>
+                <w:sz w:val="26"/>
+                <w:szCs w:val="26"/>
+              </w:rPr>
+            </w:pPr>
+            <w:r>
+              <w:rPr>
+                <w:rFonts w:ascii="Times New Roman" w:hAnsi="Times New Roman" w:cs="Times New Roman"/>
+                <w:sz w:val="26"/>
+                <w:szCs w:val="26"/>
+              </w:rPr>
+              <w:t>LAB7_CLIENTS</w:t>
+            </w:r>
+          </w:p>
+        </w:tc>
+        <w:tc>
+          <w:tcPr>
+            <w:tcW w:w="1892" w:type="dxa"/>
+            <w:tcBorders>
+              <w:top w:val="single" w:sz="4" w:space="0" w:color="000000"/>
+              <w:left w:val="single" w:sz="4" w:space="0" w:color="000000"/>
+              <w:bottom w:val="single" w:sz="4" w:space="0" w:color="000000"/>
+              <w:right w:val="single" w:sz="4" w:space="0" w:color="000000"/>
+            </w:tcBorders>
+            <w:vAlign w:val="center"/>
+            <w:hideMark/>
+          </w:tcPr>
+          <w:p>
+            <w:pPr>
+              <w:spacing w:after="0" w:line="360" w:lineRule="auto"/>
+              <w:jc w:val="both"/>
+              <w:rPr>
+                <w:rFonts w:ascii="Times New Roman" w:hAnsi="Times New Roman" w:cs="Times New Roman"/>
+                <w:sz w:val="26"/>
+                <w:szCs w:val="26"/>
+              </w:rPr>
+            </w:pPr>
+            <w:r>
+              <w:rPr>
+                <w:rFonts w:ascii="Times New Roman" w:hAnsi="Times New Roman" w:cs="Times New Roman"/>
+                <w:sz w:val="26"/>
+                <w:szCs w:val="26"/>
+              </w:rPr>
+              <w:t>LAB7_PROXY</w:t>
+            </w:r>
+          </w:p>
+        </w:tc>
+        <w:tc>
+          <w:tcPr>
+            <w:tcW w:w="1892" w:type="dxa"/>
+            <w:tcBorders>
+              <w:top w:val="single" w:sz="4" w:space="0" w:color="000000"/>
+              <w:left w:val="single" w:sz="4" w:space="0" w:color="000000"/>
+              <w:bottom w:val="single" w:sz="4" w:space="0" w:color="000000"/>
+              <w:right w:val="single" w:sz="4" w:space="0" w:color="000000"/>
+            </w:tcBorders>
+            <w:vAlign w:val="center"/>
+            <w:hideMark/>
+          </w:tcPr>
+          <w:p>
+            <w:pPr>
+              <w:spacing w:after="0" w:line="360" w:lineRule="auto"/>
+              <w:jc w:val="both"/>
+              <w:rPr>
+                <w:rFonts w:ascii="Times New Roman" w:hAnsi="Times New Roman" w:cs="Times New Roman"/>
+                <w:sz w:val="26"/>
+                <w:szCs w:val="26"/>
+              </w:rPr>
+            </w:pPr>
+            <w:r>
+              <w:rPr>
+                <w:rFonts w:ascii="Times New Roman" w:hAnsi="Times New Roman" w:cs="Times New Roman"/>
+                <w:sz w:val="26"/>
+                <w:szCs w:val="26"/>
+              </w:rPr>
+              <w:t>TCP 8080</w:t>
+            </w:r>
+          </w:p>
+        </w:tc>
+      </w:tr>
+      <w:tr>
+        <w:tc>
+          <w:tcPr>
+            <w:tcW w:w="1892" w:type="dxa"/>
+            <w:tcBorders>
+              <w:top w:val="single" w:sz="4" w:space="0" w:color="000000"/>
+              <w:left w:val="single" w:sz="4" w:space="0" w:color="000000"/>
+              <w:bottom w:val="single" w:sz="4" w:space="0" w:color="000000"/>
+              <w:right w:val="single" w:sz="4" w:space="0" w:color="000000"/>
+            </w:tcBorders>
+            <w:vAlign w:val="center"/>
+            <w:hideMark/>
+          </w:tcPr>
+          <w:p>
+            <w:pPr>
+              <w:spacing w:after="0" w:line="360" w:lineRule="auto"/>
+              <w:jc w:val="both"/>
+              <w:rPr>
+                <w:rFonts w:ascii="Times New Roman" w:hAnsi="Times New Roman" w:cs="Times New Roman"/>
+                <w:sz w:val="26"/>
+                <w:szCs w:val="26"/>
+              </w:rPr>
+            </w:pPr>
+            <w:r>
+              <w:rPr>
+                <w:rFonts w:ascii="Times New Roman" w:hAnsi="Times New Roman" w:cs="Times New Roman"/>
+                <w:sz w:val="26"/>
+                <w:szCs w:val="26"/>
+              </w:rPr>
+              <w:t>LAB7_ALLOW_PROXY_WEB</w:t>
+            </w:r>
+          </w:p>
+        </w:tc>
+        <w:tc>
+          <w:tcPr>
+            <w:tcW w:w="1892" w:type="dxa"/>
+            <w:tcBorders>
+              <w:top w:val="single" w:sz="4" w:space="0" w:color="000000"/>
+              <w:left w:val="single" w:sz="4" w:space="0" w:color="000000"/>
+              <w:bottom w:val="single" w:sz="4" w:space="0" w:color="000000"/>
+              <w:right w:val="single" w:sz="4" w:space="0" w:color="000000"/>
+            </w:tcBorders>
+            <w:vAlign w:val="center"/>
+            <w:hideMark/>
+          </w:tcPr>
+          <w:p>
+            <w:pPr>
+              <w:spacing w:after="0" w:line="360" w:lineRule="auto"/>
+              <w:jc w:val="both"/>
+              <w:rPr>
+                <w:rFonts w:ascii="Times New Roman" w:hAnsi="Times New Roman" w:cs="Times New Roman"/>
+                <w:sz w:val="26"/>
+                <w:szCs w:val="26"/>
+              </w:rPr>
+            </w:pPr>
+            <w:r>
+              <w:rPr>
+                <w:rFonts w:ascii="Times New Roman" w:hAnsi="Times New Roman" w:cs="Times New Roman"/>
+                <w:sz w:val="26"/>
+                <w:szCs w:val="26"/>
+              </w:rPr>
+              <w:t>Pass</w:t>
+            </w:r>
+          </w:p>
+        </w:tc>
+        <w:tc>
+          <w:tcPr>
+            <w:tcW w:w="1892" w:type="dxa"/>
+            <w:tcBorders>
+              <w:top w:val="single" w:sz="4" w:space="0" w:color="000000"/>
+              <w:left w:val="single" w:sz="4" w:space="0" w:color="000000"/>
+              <w:bottom w:val="single" w:sz="4" w:space="0" w:color="000000"/>
+              <w:right w:val="single" w:sz="4" w:space="0" w:color="000000"/>
+            </w:tcBorders>
+            <w:vAlign w:val="center"/>
+            <w:hideMark/>
+          </w:tcPr>
+          <w:p>
+            <w:pPr>
+              <w:spacing w:after="0" w:line="360" w:lineRule="auto"/>
+              <w:jc w:val="both"/>
+              <w:rPr>
+                <w:rFonts w:ascii="Times New Roman" w:hAnsi="Times New Roman" w:cs="Times New Roman"/>
+                <w:sz w:val="26"/>
+                <w:szCs w:val="26"/>
+              </w:rPr>
+            </w:pPr>
+            <w:r>
+              <w:rPr>
+                <w:rFonts w:ascii="Times New Roman" w:hAnsi="Times New Roman" w:cs="Times New Roman"/>
+                <w:sz w:val="26"/>
+                <w:szCs w:val="26"/>
+              </w:rPr>
+              <w:t>LAB7_PROXY</w:t>
+            </w:r>
+          </w:p>
+        </w:tc>
+        <w:tc>
+          <w:tcPr>
+            <w:tcW w:w="1892" w:type="dxa"/>
+            <w:tcBorders>
+              <w:top w:val="single" w:sz="4" w:space="0" w:color="000000"/>
+              <w:left w:val="single" w:sz="4" w:space="0" w:color="000000"/>
+              <w:bottom w:val="single" w:sz="4" w:space="0" w:color="000000"/>
+              <w:right w:val="single" w:sz="4" w:space="0" w:color="000000"/>
+            </w:tcBorders>
+            <w:vAlign w:val="center"/>
+            <w:hideMark/>
+          </w:tcPr>
+          <w:p>
+            <w:pPr>
+              <w:spacing w:after="0" w:line="360" w:lineRule="auto"/>
+              <w:jc w:val="both"/>
+              <w:rPr>
+                <w:rFonts w:ascii="Times New Roman" w:hAnsi="Times New Roman" w:cs="Times New Roman"/>
+                <w:sz w:val="26"/>
+                <w:szCs w:val="26"/>
+              </w:rPr>
+            </w:pPr>
+            <w:r>
+              <w:rPr>
+                <w:rFonts w:ascii="Times New Roman" w:hAnsi="Times New Roman" w:cs="Times New Roman"/>
+                <w:sz w:val="26"/>
+                <w:szCs w:val="26"/>
+              </w:rPr>
+              <w:t>Any</w:t>
+            </w:r>
+          </w:p>
+        </w:tc>
+        <w:tc>
+          <w:tcPr>
+            <w:tcW w:w="1892" w:type="dxa"/>
+            <w:tcBorders>
+              <w:top w:val="single" w:sz="4" w:space="0" w:color="000000"/>
+              <w:left w:val="single" w:sz="4" w:space="0" w:color="000000"/>
+              <w:bottom w:val="single" w:sz="4" w:space="0" w:color="000000"/>
+              <w:right w:val="single" w:sz="4" w:space="0" w:color="000000"/>
+            </w:tcBorders>
+            <w:vAlign w:val="center"/>
+            <w:hideMark/>
+          </w:tcPr>
+          <w:p>
+            <w:pPr>
+              <w:spacing w:after="0" w:line="360" w:lineRule="auto"/>
+              <w:jc w:val="both"/>
+              <w:rPr>
+                <w:rFonts w:ascii="Times New Roman" w:hAnsi="Times New Roman" w:cs="Times New Roman"/>
+                <w:sz w:val="26"/>
+                <w:szCs w:val="26"/>
+              </w:rPr>
+            </w:pPr>
+            <w:r>
+              <w:rPr>
+                <w:rFonts w:ascii="Times New Roman" w:hAnsi="Times New Roman" w:cs="Times New Roman"/>
+                <w:sz w:val="26"/>
+                <w:szCs w:val="26"/>
+              </w:rPr>
+              <w:t>TCP WEB_PORTS</w:t>
+            </w:r>
+          </w:p>
+        </w:tc>
+      </w:tr>
+      <w:tr>
+        <w:tc>
+          <w:tcPr>
+            <w:tcW w:w="1892" w:type="dxa"/>
+            <w:tcBorders>
+              <w:top w:val="single" w:sz="4" w:space="0" w:color="000000"/>
+              <w:left w:val="single" w:sz="4" w:space="0" w:color="000000"/>
+              <w:bottom w:val="single" w:sz="4" w:space="0" w:color="000000"/>
+              <w:right w:val="single" w:sz="4" w:space="0" w:color="000000"/>
+            </w:tcBorders>
+            <w:vAlign w:val="center"/>
+            <w:hideMark/>
+          </w:tcPr>
+          <w:p>
+            <w:pPr>
+              <w:spacing w:after="0" w:line="360" w:lineRule="auto"/>
+              <w:jc w:val="both"/>
+              <w:rPr>
+                <w:rFonts w:ascii="Times New Roman" w:hAnsi="Times New Roman" w:cs="Times New Roman"/>
+                <w:sz w:val="26"/>
+                <w:szCs w:val="26"/>
+              </w:rPr>
+            </w:pPr>
+            <w:r>
+              <w:rPr>
+                <w:rFonts w:ascii="Times New Roman" w:hAnsi="Times New Roman" w:cs="Times New Roman"/>
+                <w:sz w:val="26"/>
+                <w:szCs w:val="26"/>
+              </w:rPr>
+              <w:t>LAB7_BLOCK_DIRECT_WEB</w:t>
+            </w:r>
+          </w:p>
+        </w:tc>
+        <w:tc>
+          <w:tcPr>
+            <w:tcW w:w="1892" w:type="dxa"/>
+            <w:tcBorders>
+              <w:top w:val="single" w:sz="4" w:space="0" w:color="000000"/>
+              <w:left w:val="single" w:sz="4" w:space="0" w:color="000000"/>
+              <w:bottom w:val="single" w:sz="4" w:space="0" w:color="000000"/>
+              <w:right w:val="single" w:sz="4" w:space="0" w:color="000000"/>
+            </w:tcBorders>
+            <w:vAlign w:val="center"/>
+            <w:hideMark/>
+          </w:tcPr>
+          <w:p>
+            <w:pPr>
+              <w:spacing w:after="0" w:line="360" w:lineRule="auto"/>
+              <w:jc w:val="both"/>
+              <w:rPr>
+                <w:rFonts w:ascii="Times New Roman" w:hAnsi="Times New Roman" w:cs="Times New Roman"/>
+                <w:sz w:val="26"/>
+                <w:szCs w:val="26"/>
+              </w:rPr>
+            </w:pPr>
+            <w:r>
+              <w:rPr>
+                <w:rFonts w:ascii="Times New Roman" w:hAnsi="Times New Roman" w:cs="Times New Roman"/>
+                <w:sz w:val="26"/>
+                <w:szCs w:val="26"/>
+              </w:rPr>
+              <w:t>Block</w:t>
+            </w:r>
+          </w:p>
+        </w:tc>
+        <w:tc>
+          <w:tcPr>
+            <w:tcW w:w="1892" w:type="dxa"/>
+            <w:tcBorders>
+              <w:top w:val="single" w:sz="4" w:space="0" w:color="000000"/>
+              <w:left w:val="single" w:sz="4" w:space="0" w:color="000000"/>
+              <w:bottom w:val="single" w:sz="4" w:space="0" w:color="000000"/>
+              <w:right w:val="single" w:sz="4" w:space="0" w:color="000000"/>
+            </w:tcBorders>
+            <w:vAlign w:val="center"/>
+            <w:hideMark/>
+          </w:tcPr>
+          <w:p>
+            <w:pPr>
+              <w:spacing w:after="0" w:line="360" w:lineRule="auto"/>
+              <w:jc w:val="both"/>
+              <w:rPr>
+                <w:rFonts w:ascii="Times New Roman" w:hAnsi="Times New Roman" w:cs="Times New Roman"/>
+                <w:sz w:val="26"/>
+                <w:szCs w:val="26"/>
+              </w:rPr>
+            </w:pPr>
+            <w:r>
+              <w:rPr>
+                <w:rFonts w:ascii="Times New Roman" w:hAnsi="Times New Roman" w:cs="Times New Roman"/>
+                <w:sz w:val="26"/>
+                <w:szCs w:val="26"/>
+              </w:rPr>
+              <w:t>LAB7_CLIENTS</w:t>
+            </w:r>
+          </w:p>
+        </w:tc>
+        <w:tc>
+          <w:tcPr>
+            <w:tcW w:w="1892" w:type="dxa"/>
+            <w:tcBorders>
+              <w:top w:val="single" w:sz="4" w:space="0" w:color="000000"/>
+              <w:left w:val="single" w:sz="4" w:space="0" w:color="000000"/>
+              <w:bottom w:val="single" w:sz="4" w:space="0" w:color="000000"/>
+              <w:right w:val="single" w:sz="4" w:space="0" w:color="000000"/>
+            </w:tcBorders>
+            <w:vAlign w:val="center"/>
+            <w:hideMark/>
+          </w:tcPr>
+          <w:p>
+            <w:pPr>
+              <w:spacing w:after="0" w:line="360" w:lineRule="auto"/>
+              <w:jc w:val="both"/>
+              <w:rPr>
+                <w:rFonts w:ascii="Times New Roman" w:hAnsi="Times New Roman" w:cs="Times New Roman"/>
+                <w:sz w:val="26"/>
+                <w:szCs w:val="26"/>
+              </w:rPr>
+            </w:pPr>
+            <w:r>
+              <w:rPr>
+                <w:rFonts w:ascii="Times New Roman" w:hAnsi="Times New Roman" w:cs="Times New Roman"/>
+                <w:sz w:val="26"/>
+                <w:szCs w:val="26"/>
+              </w:rPr>
+              <w:t>Any</w:t>
+            </w:r>
+          </w:p>
+        </w:tc>
+        <w:tc>
+          <w:tcPr>
+            <w:tcW w:w="1892" w:type="dxa"/>
+            <w:tcBorders>
+              <w:top w:val="single" w:sz="4" w:space="0" w:color="000000"/>
+              <w:left w:val="single" w:sz="4" w:space="0" w:color="000000"/>
+              <w:bottom w:val="single" w:sz="4" w:space="0" w:color="000000"/>
+              <w:right w:val="single" w:sz="4" w:space="0" w:color="000000"/>
+            </w:tcBorders>
+            <w:vAlign w:val="center"/>
+            <w:hideMark/>
+          </w:tcPr>
+          <w:p>
+            <w:pPr>
+              <w:spacing w:after="0" w:line="360" w:lineRule="auto"/>
+              <w:jc w:val="both"/>
+              <w:rPr>
+                <w:rFonts w:ascii="Times New Roman" w:hAnsi="Times New Roman" w:cs="Times New Roman"/>
+                <w:sz w:val="26"/>
+                <w:szCs w:val="26"/>
+              </w:rPr>
+            </w:pPr>
+            <w:r>
+              <w:rPr>
+                <w:rFonts w:ascii="Times New Roman" w:hAnsi="Times New Roman" w:cs="Times New Roman"/>
+                <w:sz w:val="26"/>
+                <w:szCs w:val="26"/>
+              </w:rPr>
+              <w:t>TCP WEB_PORTS</w:t>
+            </w:r>
+          </w:p>
+        </w:tc>
+      </w:tr>
+    </w:tbl>
+    <w:p>
+      <w:pPr>
+        <w:spacing w:after="0" w:line="360" w:lineRule="auto"/>
+        <w:jc w:val="both"/>
+        <w:rPr>
+          <w:rFonts w:ascii="Times New Roman" w:hAnsi="Times New Roman" w:cs="Times New Roman"/>
+          <w:sz w:val="26"/>
+          <w:szCs w:val="26"/>
+        </w:rPr>
+      </w:pPr>
+      <w:r>
+        <w:rPr>
+          <w:rFonts w:ascii="Times New Roman" w:hAnsi="Times New Roman" w:cs="Times New Roman"/>
+          <w:sz w:val="26"/>
+          <w:szCs w:val="26"/>
+        </w:rPr>
+        <w:t>Bốn rule đã xuất hiện trên giao diện pfSense theo đúng thứ tự trong ảnh cuối. Cần kiểm tra lại Destination của LAB7_ALLOW_DNS và bảo đảm không có rule Pass rộng hơn nằm phía trên các rule chặn. Việc xuất hiện rule không đồng nghĩa đã kiểm thử lưu lượng thành công.</w:t>
+      </w:r>
+    </w:p>
+    <w:p>
+      <w:pPr>
+        <w:spacing w:after="0" w:line="360" w:lineRule="auto"/>
+        <w:jc w:val="both"/>
+        <w:rPr>
+          <w:rFonts w:ascii="Times New Roman" w:hAnsi="Times New Roman" w:cs="Times New Roman"/>
+          <w:sz w:val="26"/>
+          <w:szCs w:val="26"/>
+        </w:rPr>
+      </w:pPr>
+      <w:r>
+        <w:rPr>
+          <w:rFonts w:ascii="Times New Roman" w:hAnsi="Times New Roman" w:cs="Times New Roman"/>
+          <w:b/>
+          <w:bCs/>
+          <w:sz w:val="26"/>
+          <w:szCs w:val="26"/>
+        </w:rPr>
+        <w:t>4. Thử nghiệm Ubuntu WEB-PROXY</w:t>
+      </w:r>
+    </w:p>
+    <w:p>
+      <w:pPr>
+        <w:spacing w:after="0" w:line="360" w:lineRule="auto"/>
+        <w:jc w:val="both"/>
+        <w:rPr>
+          <w:rFonts w:ascii="Times New Roman" w:hAnsi="Times New Roman" w:cs="Times New Roman"/>
+          <w:sz w:val="26"/>
+          <w:szCs w:val="26"/>
+        </w:rPr>
+      </w:pPr>
+      <w:r>
+        <w:rPr>
+          <w:rFonts w:ascii="Times New Roman" w:hAnsi="Times New Roman" w:cs="Times New Roman"/>
+          <w:sz w:val="26"/>
+          <w:szCs w:val="26"/>
+        </w:rPr>
+        <w:lastRenderedPageBreak/>
+        <w:t>Đã đăng nhập Ubuntu, kiểm tra enp0s3/enp0s8, thử đặt IP 10.6.0.30/24 và gateway 10.6.0.1. Netplan từng báo lỗi cú pháp YAML; khi gán IP tạm bằng ip addr/ip route, ping 10.6.0.1 trả về Destination Host Unreachable (mất 100%). Vì vậy chưa cài đặt/kiểm chứng Squid, E2Guardian, ClamAV và chưa có lưu lượng HTTP qua proxy.</w:t>
+      </w:r>
+    </w:p>
+    <w:p>
+      <w:pPr>
+        <w:spacing w:after="0" w:line="360" w:lineRule="auto"/>
+        <w:jc w:val="both"/>
+        <w:rPr>
+          <w:rFonts w:ascii="Times New Roman" w:hAnsi="Times New Roman" w:cs="Times New Roman"/>
+          <w:sz w:val="26"/>
+          <w:szCs w:val="26"/>
+        </w:rPr>
+      </w:pPr>
+      <w:r>
+        <w:rPr>
+          <w:rFonts w:ascii="Times New Roman" w:hAnsi="Times New Roman" w:cs="Times New Roman"/>
+          <w:b/>
+          <w:bCs/>
+          <w:sz w:val="26"/>
+          <w:szCs w:val="26"/>
+        </w:rPr>
+        <w:t>IV. BẢNG KIỂM THỬ 10 KỊCH BẢN</w:t>
+      </w:r>
+    </w:p>
+    <w:tbl>
+      <w:tblPr>
+        <w:tblW w:w="0" w:type="dxa"/>
+        <w:tblBorders>
+          <w:top w:val="single" w:sz="2" w:space="0" w:color="auto"/>
+          <w:left w:val="single" w:sz="2" w:space="0" w:color="auto"/>
+          <w:bottom w:val="single" w:sz="2" w:space="0" w:color="auto"/>
+          <w:right w:val="single" w:sz="2" w:space="0" w:color="auto"/>
+        </w:tblBorders>
+        <w:tblLook w:val="04A0" w:firstRow="1" w:lastRow="0" w:firstColumn="1" w:lastColumn="0" w:noHBand="0" w:noVBand="1"/>
+      </w:tblPr>
+      <w:tblGrid>
+        <w:gridCol w:w="2382"/>
+        <w:gridCol w:w="2541"/>
+        <w:gridCol w:w="2239"/>
+        <w:gridCol w:w="2188"/>
+      </w:tblGrid>
+      <w:tr>
+        <w:tc>
+          <w:tcPr>
+            <w:tcW w:w="2365" w:type="dxa"/>
+            <w:tcBorders>
+              <w:top w:val="single" w:sz="4" w:space="0" w:color="000000"/>
+              <w:left w:val="single" w:sz="4" w:space="0" w:color="000000"/>
+              <w:bottom w:val="single" w:sz="4" w:space="0" w:color="000000"/>
+              <w:right w:val="single" w:sz="4" w:space="0" w:color="000000"/>
+            </w:tcBorders>
+            <w:vAlign w:val="center"/>
+            <w:hideMark/>
+          </w:tcPr>
+          <w:p>
+            <w:pPr>
+              <w:spacing w:after="0" w:line="360" w:lineRule="auto"/>
+              <w:jc w:val="both"/>
+              <w:rPr>
+                <w:rFonts w:ascii="Times New Roman" w:hAnsi="Times New Roman" w:cs="Times New Roman"/>
+                <w:sz w:val="26"/>
+                <w:szCs w:val="26"/>
+              </w:rPr>
+            </w:pPr>
+            <w:r>
+              <w:rPr>
+                <w:rFonts w:ascii="Times New Roman" w:hAnsi="Times New Roman" w:cs="Times New Roman"/>
+                <w:sz w:val="26"/>
+                <w:szCs w:val="26"/>
+              </w:rPr>
+              <w:t>Kịch bản</w:t>
+            </w:r>
+          </w:p>
+        </w:tc>
+        <w:tc>
+          <w:tcPr>
+            <w:tcW w:w="2365" w:type="dxa"/>
+            <w:tcBorders>
+              <w:top w:val="single" w:sz="4" w:space="0" w:color="000000"/>
+              <w:left w:val="single" w:sz="4" w:space="0" w:color="000000"/>
+              <w:bottom w:val="single" w:sz="4" w:space="0" w:color="000000"/>
+              <w:right w:val="single" w:sz="4" w:space="0" w:color="000000"/>
+            </w:tcBorders>
+            <w:vAlign w:val="center"/>
+            <w:hideMark/>
+          </w:tcPr>
+          <w:p>
+            <w:pPr>
+              <w:spacing w:after="0" w:line="360" w:lineRule="auto"/>
+              <w:jc w:val="both"/>
+              <w:rPr>
+                <w:rFonts w:ascii="Times New Roman" w:hAnsi="Times New Roman" w:cs="Times New Roman"/>
+                <w:sz w:val="26"/>
+                <w:szCs w:val="26"/>
+              </w:rPr>
+            </w:pPr>
+            <w:r>
+              <w:rPr>
+                <w:rFonts w:ascii="Times New Roman" w:hAnsi="Times New Roman" w:cs="Times New Roman"/>
+                <w:sz w:val="26"/>
+                <w:szCs w:val="26"/>
+              </w:rPr>
+              <w:t>Đích</w:t>
+            </w:r>
+          </w:p>
+        </w:tc>
+        <w:tc>
+          <w:tcPr>
+            <w:tcW w:w="2365" w:type="dxa"/>
+            <w:tcBorders>
+              <w:top w:val="single" w:sz="4" w:space="0" w:color="000000"/>
+              <w:left w:val="single" w:sz="4" w:space="0" w:color="000000"/>
+              <w:bottom w:val="single" w:sz="4" w:space="0" w:color="000000"/>
+              <w:right w:val="single" w:sz="4" w:space="0" w:color="000000"/>
+            </w:tcBorders>
+            <w:vAlign w:val="center"/>
+            <w:hideMark/>
+          </w:tcPr>
+          <w:p>
+            <w:pPr>
+              <w:spacing w:after="0" w:line="360" w:lineRule="auto"/>
+              <w:jc w:val="both"/>
+              <w:rPr>
+                <w:rFonts w:ascii="Times New Roman" w:hAnsi="Times New Roman" w:cs="Times New Roman"/>
+                <w:sz w:val="26"/>
+                <w:szCs w:val="26"/>
+              </w:rPr>
+            </w:pPr>
+            <w:r>
+              <w:rPr>
+                <w:rFonts w:ascii="Times New Roman" w:hAnsi="Times New Roman" w:cs="Times New Roman"/>
+                <w:sz w:val="26"/>
+                <w:szCs w:val="26"/>
+              </w:rPr>
+              <w:t>Kết quả yêu cầu</w:t>
+            </w:r>
+          </w:p>
+        </w:tc>
+        <w:tc>
+          <w:tcPr>
+            <w:tcW w:w="2365" w:type="dxa"/>
+            <w:tcBorders>
+              <w:top w:val="single" w:sz="4" w:space="0" w:color="000000"/>
+              <w:left w:val="single" w:sz="4" w:space="0" w:color="000000"/>
+              <w:bottom w:val="single" w:sz="4" w:space="0" w:color="000000"/>
+              <w:right w:val="single" w:sz="4" w:space="0" w:color="000000"/>
+            </w:tcBorders>
+            <w:vAlign w:val="center"/>
+            <w:hideMark/>
+          </w:tcPr>
+          <w:p>
+            <w:pPr>
+              <w:spacing w:after="0" w:line="360" w:lineRule="auto"/>
+              <w:jc w:val="both"/>
+              <w:rPr>
+                <w:rFonts w:ascii="Times New Roman" w:hAnsi="Times New Roman" w:cs="Times New Roman"/>
+                <w:sz w:val="26"/>
+                <w:szCs w:val="26"/>
+              </w:rPr>
+            </w:pPr>
+            <w:r>
+              <w:rPr>
+                <w:rFonts w:ascii="Times New Roman" w:hAnsi="Times New Roman" w:cs="Times New Roman"/>
+                <w:sz w:val="26"/>
+                <w:szCs w:val="26"/>
+              </w:rPr>
+              <w:t>Kết quả thực tế</w:t>
+            </w:r>
+          </w:p>
+        </w:tc>
+      </w:tr>
+      <w:tr>
+        <w:tc>
+          <w:tcPr>
+            <w:tcW w:w="2365" w:type="dxa"/>
+            <w:tcBorders>
+              <w:top w:val="single" w:sz="4" w:space="0" w:color="000000"/>
+              <w:left w:val="single" w:sz="4" w:space="0" w:color="000000"/>
+              <w:bottom w:val="single" w:sz="4" w:space="0" w:color="000000"/>
+              <w:right w:val="single" w:sz="4" w:space="0" w:color="000000"/>
+            </w:tcBorders>
+            <w:vAlign w:val="center"/>
+            <w:hideMark/>
+          </w:tcPr>
+          <w:p>
+            <w:pPr>
+              <w:spacing w:after="0" w:line="360" w:lineRule="auto"/>
+              <w:jc w:val="both"/>
+              <w:rPr>
+                <w:rFonts w:ascii="Times New Roman" w:hAnsi="Times New Roman" w:cs="Times New Roman"/>
+                <w:sz w:val="26"/>
+                <w:szCs w:val="26"/>
+              </w:rPr>
+            </w:pPr>
+            <w:r>
+              <w:rPr>
+                <w:rFonts w:ascii="Times New Roman" w:hAnsi="Times New Roman" w:cs="Times New Roman"/>
+                <w:sz w:val="26"/>
+                <w:szCs w:val="26"/>
+              </w:rPr>
+              <w:t>1. Baseline</w:t>
+            </w:r>
+          </w:p>
+        </w:tc>
+        <w:tc>
+          <w:tcPr>
+            <w:tcW w:w="2365" w:type="dxa"/>
+            <w:tcBorders>
+              <w:top w:val="single" w:sz="4" w:space="0" w:color="000000"/>
+              <w:left w:val="single" w:sz="4" w:space="0" w:color="000000"/>
+              <w:bottom w:val="single" w:sz="4" w:space="0" w:color="000000"/>
+              <w:right w:val="single" w:sz="4" w:space="0" w:color="000000"/>
+            </w:tcBorders>
+            <w:vAlign w:val="center"/>
+            <w:hideMark/>
+          </w:tcPr>
+          <w:p>
+            <w:pPr>
+              <w:spacing w:after="0" w:line="360" w:lineRule="auto"/>
+              <w:jc w:val="both"/>
+              <w:rPr>
+                <w:rFonts w:ascii="Times New Roman" w:hAnsi="Times New Roman" w:cs="Times New Roman"/>
+                <w:sz w:val="26"/>
+                <w:szCs w:val="26"/>
+              </w:rPr>
+            </w:pPr>
+            <w:r>
+              <w:rPr>
+                <w:rFonts w:ascii="Times New Roman" w:hAnsi="Times New Roman" w:cs="Times New Roman"/>
+                <w:sz w:val="26"/>
+                <w:szCs w:val="26"/>
+              </w:rPr>
+              <w:t>normal.lab7.test</w:t>
+            </w:r>
+          </w:p>
+        </w:tc>
+        <w:tc>
+          <w:tcPr>
+            <w:tcW w:w="2365" w:type="dxa"/>
+            <w:tcBorders>
+              <w:top w:val="single" w:sz="4" w:space="0" w:color="000000"/>
+              <w:left w:val="single" w:sz="4" w:space="0" w:color="000000"/>
+              <w:bottom w:val="single" w:sz="4" w:space="0" w:color="000000"/>
+              <w:right w:val="single" w:sz="4" w:space="0" w:color="000000"/>
+            </w:tcBorders>
+            <w:vAlign w:val="center"/>
+            <w:hideMark/>
+          </w:tcPr>
+          <w:p>
+            <w:pPr>
+              <w:spacing w:after="0" w:line="360" w:lineRule="auto"/>
+              <w:jc w:val="both"/>
+              <w:rPr>
+                <w:rFonts w:ascii="Times New Roman" w:hAnsi="Times New Roman" w:cs="Times New Roman"/>
+                <w:sz w:val="26"/>
+                <w:szCs w:val="26"/>
+              </w:rPr>
+            </w:pPr>
+            <w:r>
+              <w:rPr>
+                <w:rFonts w:ascii="Times New Roman" w:hAnsi="Times New Roman" w:cs="Times New Roman"/>
+                <w:sz w:val="26"/>
+                <w:szCs w:val="26"/>
+              </w:rPr>
+              <w:t>Truy cập qua proxy thành công; direct web bị chặn</w:t>
+            </w:r>
+          </w:p>
+        </w:tc>
+        <w:tc>
+          <w:tcPr>
+            <w:tcW w:w="2365" w:type="dxa"/>
+            <w:tcBorders>
+              <w:top w:val="single" w:sz="4" w:space="0" w:color="000000"/>
+              <w:left w:val="single" w:sz="4" w:space="0" w:color="000000"/>
+              <w:bottom w:val="single" w:sz="4" w:space="0" w:color="000000"/>
+              <w:right w:val="single" w:sz="4" w:space="0" w:color="000000"/>
+            </w:tcBorders>
+            <w:vAlign w:val="center"/>
+            <w:hideMark/>
+          </w:tcPr>
+          <w:p>
+            <w:pPr>
+              <w:spacing w:after="0" w:line="360" w:lineRule="auto"/>
+              <w:jc w:val="both"/>
+              <w:rPr>
+                <w:rFonts w:ascii="Times New Roman" w:hAnsi="Times New Roman" w:cs="Times New Roman"/>
+                <w:sz w:val="26"/>
+                <w:szCs w:val="26"/>
+              </w:rPr>
+            </w:pPr>
+            <w:r>
+              <w:rPr>
+                <w:rFonts w:ascii="Times New Roman" w:hAnsi="Times New Roman" w:cs="Times New Roman"/>
+                <w:sz w:val="26"/>
+                <w:szCs w:val="26"/>
+              </w:rPr>
+              <w:t>Chưa kiểm thử đầy đủ</w:t>
+            </w:r>
+          </w:p>
+        </w:tc>
+      </w:tr>
+      <w:tr>
+        <w:tc>
+          <w:tcPr>
+            <w:tcW w:w="2365" w:type="dxa"/>
+            <w:tcBorders>
+              <w:top w:val="single" w:sz="4" w:space="0" w:color="000000"/>
+              <w:left w:val="single" w:sz="4" w:space="0" w:color="000000"/>
+              <w:bottom w:val="single" w:sz="4" w:space="0" w:color="000000"/>
+              <w:right w:val="single" w:sz="4" w:space="0" w:color="000000"/>
+            </w:tcBorders>
+            <w:vAlign w:val="center"/>
+            <w:hideMark/>
+          </w:tcPr>
+          <w:p>
+            <w:pPr>
+              <w:spacing w:after="0" w:line="360" w:lineRule="auto"/>
+              <w:jc w:val="both"/>
+              <w:rPr>
+                <w:rFonts w:ascii="Times New Roman" w:hAnsi="Times New Roman" w:cs="Times New Roman"/>
+                <w:sz w:val="26"/>
+                <w:szCs w:val="26"/>
+              </w:rPr>
+            </w:pPr>
+            <w:r>
+              <w:rPr>
+                <w:rFonts w:ascii="Times New Roman" w:hAnsi="Times New Roman" w:cs="Times New Roman"/>
+                <w:sz w:val="26"/>
+                <w:szCs w:val="26"/>
+              </w:rPr>
+              <w:t>2. Geo-Sim</w:t>
+            </w:r>
+          </w:p>
+        </w:tc>
+        <w:tc>
+          <w:tcPr>
+            <w:tcW w:w="2365" w:type="dxa"/>
+            <w:tcBorders>
+              <w:top w:val="single" w:sz="4" w:space="0" w:color="000000"/>
+              <w:left w:val="single" w:sz="4" w:space="0" w:color="000000"/>
+              <w:bottom w:val="single" w:sz="4" w:space="0" w:color="000000"/>
+              <w:right w:val="single" w:sz="4" w:space="0" w:color="000000"/>
+            </w:tcBorders>
+            <w:vAlign w:val="center"/>
+            <w:hideMark/>
+          </w:tcPr>
+          <w:p>
+            <w:pPr>
+              <w:spacing w:after="0" w:line="360" w:lineRule="auto"/>
+              <w:jc w:val="both"/>
+              <w:rPr>
+                <w:rFonts w:ascii="Times New Roman" w:hAnsi="Times New Roman" w:cs="Times New Roman"/>
+                <w:sz w:val="26"/>
+                <w:szCs w:val="26"/>
+              </w:rPr>
+            </w:pPr>
+            <w:r>
+              <w:rPr>
+                <w:rFonts w:ascii="Times New Roman" w:hAnsi="Times New Roman" w:cs="Times New Roman"/>
+                <w:sz w:val="26"/>
+                <w:szCs w:val="26"/>
+              </w:rPr>
+              <w:t>china / mideast.lab7.test</w:t>
+            </w:r>
+          </w:p>
+        </w:tc>
+        <w:tc>
+          <w:tcPr>
+            <w:tcW w:w="2365" w:type="dxa"/>
+            <w:tcBorders>
+              <w:top w:val="single" w:sz="4" w:space="0" w:color="000000"/>
+              <w:left w:val="single" w:sz="4" w:space="0" w:color="000000"/>
+              <w:bottom w:val="single" w:sz="4" w:space="0" w:color="000000"/>
+              <w:right w:val="single" w:sz="4" w:space="0" w:color="000000"/>
+            </w:tcBorders>
+            <w:vAlign w:val="center"/>
+            <w:hideMark/>
+          </w:tcPr>
+          <w:p>
+            <w:pPr>
+              <w:spacing w:after="0" w:line="360" w:lineRule="auto"/>
+              <w:jc w:val="both"/>
+              <w:rPr>
+                <w:rFonts w:ascii="Times New Roman" w:hAnsi="Times New Roman" w:cs="Times New Roman"/>
+                <w:sz w:val="26"/>
+                <w:szCs w:val="26"/>
+              </w:rPr>
+            </w:pPr>
+            <w:r>
+              <w:rPr>
+                <w:rFonts w:ascii="Times New Roman" w:hAnsi="Times New Roman" w:cs="Times New Roman"/>
+                <w:sz w:val="26"/>
+                <w:szCs w:val="26"/>
+              </w:rPr>
+              <w:t>Hard block, không bypass</w:t>
+            </w:r>
+          </w:p>
+        </w:tc>
+        <w:tc>
+          <w:tcPr>
+            <w:tcW w:w="2365" w:type="dxa"/>
+            <w:tcBorders>
+              <w:top w:val="single" w:sz="4" w:space="0" w:color="000000"/>
+              <w:left w:val="single" w:sz="4" w:space="0" w:color="000000"/>
+              <w:bottom w:val="single" w:sz="4" w:space="0" w:color="000000"/>
+              <w:right w:val="single" w:sz="4" w:space="0" w:color="000000"/>
+            </w:tcBorders>
+            <w:vAlign w:val="center"/>
+            <w:hideMark/>
+          </w:tcPr>
+          <w:p>
+            <w:pPr>
+              <w:spacing w:after="0" w:line="360" w:lineRule="auto"/>
+              <w:jc w:val="both"/>
+              <w:rPr>
+                <w:rFonts w:ascii="Times New Roman" w:hAnsi="Times New Roman" w:cs="Times New Roman"/>
+                <w:sz w:val="26"/>
+                <w:szCs w:val="26"/>
+              </w:rPr>
+            </w:pPr>
+            <w:r>
+              <w:rPr>
+                <w:rFonts w:ascii="Times New Roman" w:hAnsi="Times New Roman" w:cs="Times New Roman"/>
+                <w:sz w:val="26"/>
+                <w:szCs w:val="26"/>
+              </w:rPr>
+              <w:t>Chưa kiểm thử</w:t>
+            </w:r>
+          </w:p>
+        </w:tc>
+      </w:tr>
+      <w:tr>
+        <w:tc>
+          <w:tcPr>
+            <w:tcW w:w="2365" w:type="dxa"/>
+            <w:tcBorders>
+              <w:top w:val="single" w:sz="4" w:space="0" w:color="000000"/>
+              <w:left w:val="single" w:sz="4" w:space="0" w:color="000000"/>
+              <w:bottom w:val="single" w:sz="4" w:space="0" w:color="000000"/>
+              <w:right w:val="single" w:sz="4" w:space="0" w:color="000000"/>
+            </w:tcBorders>
+            <w:vAlign w:val="center"/>
+            <w:hideMark/>
+          </w:tcPr>
+          <w:p>
+            <w:pPr>
+              <w:spacing w:after="0" w:line="360" w:lineRule="auto"/>
+              <w:jc w:val="both"/>
+              <w:rPr>
+                <w:rFonts w:ascii="Times New Roman" w:hAnsi="Times New Roman" w:cs="Times New Roman"/>
+                <w:sz w:val="26"/>
+                <w:szCs w:val="26"/>
+              </w:rPr>
+            </w:pPr>
+            <w:r>
+              <w:rPr>
+                <w:rFonts w:ascii="Times New Roman" w:hAnsi="Times New Roman" w:cs="Times New Roman"/>
+                <w:sz w:val="26"/>
+                <w:szCs w:val="26"/>
+              </w:rPr>
+              <w:t>3. Job Search</w:t>
+            </w:r>
+          </w:p>
+        </w:tc>
+        <w:tc>
+          <w:tcPr>
+            <w:tcW w:w="2365" w:type="dxa"/>
+            <w:tcBorders>
+              <w:top w:val="single" w:sz="4" w:space="0" w:color="000000"/>
+              <w:left w:val="single" w:sz="4" w:space="0" w:color="000000"/>
+              <w:bottom w:val="single" w:sz="4" w:space="0" w:color="000000"/>
+              <w:right w:val="single" w:sz="4" w:space="0" w:color="000000"/>
+            </w:tcBorders>
+            <w:vAlign w:val="center"/>
+            <w:hideMark/>
+          </w:tcPr>
+          <w:p>
+            <w:pPr>
+              <w:spacing w:after="0" w:line="360" w:lineRule="auto"/>
+              <w:jc w:val="both"/>
+              <w:rPr>
+                <w:rFonts w:ascii="Times New Roman" w:hAnsi="Times New Roman" w:cs="Times New Roman"/>
+                <w:sz w:val="26"/>
+                <w:szCs w:val="26"/>
+              </w:rPr>
+            </w:pPr>
+            <w:r>
+              <w:rPr>
+                <w:rFonts w:ascii="Times New Roman" w:hAnsi="Times New Roman" w:cs="Times New Roman"/>
+                <w:sz w:val="26"/>
+                <w:szCs w:val="26"/>
+              </w:rPr>
+              <w:t>jobs.lab7.test</w:t>
+            </w:r>
+          </w:p>
+        </w:tc>
+        <w:tc>
+          <w:tcPr>
+            <w:tcW w:w="2365" w:type="dxa"/>
+            <w:tcBorders>
+              <w:top w:val="single" w:sz="4" w:space="0" w:color="000000"/>
+              <w:left w:val="single" w:sz="4" w:space="0" w:color="000000"/>
+              <w:bottom w:val="single" w:sz="4" w:space="0" w:color="000000"/>
+              <w:right w:val="single" w:sz="4" w:space="0" w:color="000000"/>
+            </w:tcBorders>
+            <w:vAlign w:val="center"/>
+            <w:hideMark/>
+          </w:tcPr>
+          <w:p>
+            <w:pPr>
+              <w:spacing w:after="0" w:line="360" w:lineRule="auto"/>
+              <w:jc w:val="both"/>
+              <w:rPr>
+                <w:rFonts w:ascii="Times New Roman" w:hAnsi="Times New Roman" w:cs="Times New Roman"/>
+                <w:sz w:val="26"/>
+                <w:szCs w:val="26"/>
+              </w:rPr>
+            </w:pPr>
+            <w:r>
+              <w:rPr>
+                <w:rFonts w:ascii="Times New Roman" w:hAnsi="Times New Roman" w:cs="Times New Roman"/>
+                <w:sz w:val="26"/>
+                <w:szCs w:val="26"/>
+              </w:rPr>
+              <w:t>Hard block</w:t>
+            </w:r>
+          </w:p>
+        </w:tc>
+        <w:tc>
+          <w:tcPr>
+            <w:tcW w:w="2365" w:type="dxa"/>
+            <w:tcBorders>
+              <w:top w:val="single" w:sz="4" w:space="0" w:color="000000"/>
+              <w:left w:val="single" w:sz="4" w:space="0" w:color="000000"/>
+              <w:bottom w:val="single" w:sz="4" w:space="0" w:color="000000"/>
+              <w:right w:val="single" w:sz="4" w:space="0" w:color="000000"/>
+            </w:tcBorders>
+            <w:vAlign w:val="center"/>
+            <w:hideMark/>
+          </w:tcPr>
+          <w:p>
+            <w:pPr>
+              <w:spacing w:after="0" w:line="360" w:lineRule="auto"/>
+              <w:jc w:val="both"/>
+              <w:rPr>
+                <w:rFonts w:ascii="Times New Roman" w:hAnsi="Times New Roman" w:cs="Times New Roman"/>
+                <w:sz w:val="26"/>
+                <w:szCs w:val="26"/>
+              </w:rPr>
+            </w:pPr>
+            <w:r>
+              <w:rPr>
+                <w:rFonts w:ascii="Times New Roman" w:hAnsi="Times New Roman" w:cs="Times New Roman"/>
+                <w:sz w:val="26"/>
+                <w:szCs w:val="26"/>
+              </w:rPr>
+              <w:t>Chưa kiểm thử</w:t>
+            </w:r>
+          </w:p>
+        </w:tc>
+      </w:tr>
+      <w:tr>
+        <w:tc>
+          <w:tcPr>
+            <w:tcW w:w="2365" w:type="dxa"/>
+            <w:tcBorders>
+              <w:top w:val="single" w:sz="4" w:space="0" w:color="000000"/>
+              <w:left w:val="single" w:sz="4" w:space="0" w:color="000000"/>
+              <w:bottom w:val="single" w:sz="4" w:space="0" w:color="000000"/>
+              <w:right w:val="single" w:sz="4" w:space="0" w:color="000000"/>
+            </w:tcBorders>
+            <w:vAlign w:val="center"/>
+            <w:hideMark/>
+          </w:tcPr>
+          <w:p>
+            <w:pPr>
+              <w:spacing w:after="0" w:line="360" w:lineRule="auto"/>
+              <w:jc w:val="both"/>
+              <w:rPr>
+                <w:rFonts w:ascii="Times New Roman" w:hAnsi="Times New Roman" w:cs="Times New Roman"/>
+                <w:sz w:val="26"/>
+                <w:szCs w:val="26"/>
+              </w:rPr>
+            </w:pPr>
+            <w:r>
+              <w:rPr>
+                <w:rFonts w:ascii="Times New Roman" w:hAnsi="Times New Roman" w:cs="Times New Roman"/>
+                <w:sz w:val="26"/>
+                <w:szCs w:val="26"/>
+              </w:rPr>
+              <w:t>4. Warning</w:t>
+            </w:r>
+          </w:p>
+        </w:tc>
+        <w:tc>
+          <w:tcPr>
+            <w:tcW w:w="2365" w:type="dxa"/>
+            <w:tcBorders>
+              <w:top w:val="single" w:sz="4" w:space="0" w:color="000000"/>
+              <w:left w:val="single" w:sz="4" w:space="0" w:color="000000"/>
+              <w:bottom w:val="single" w:sz="4" w:space="0" w:color="000000"/>
+              <w:right w:val="single" w:sz="4" w:space="0" w:color="000000"/>
+            </w:tcBorders>
+            <w:vAlign w:val="center"/>
+            <w:hideMark/>
+          </w:tcPr>
+          <w:p>
+            <w:pPr>
+              <w:spacing w:after="0" w:line="360" w:lineRule="auto"/>
+              <w:jc w:val="both"/>
+              <w:rPr>
+                <w:rFonts w:ascii="Times New Roman" w:hAnsi="Times New Roman" w:cs="Times New Roman"/>
+                <w:sz w:val="26"/>
+                <w:szCs w:val="26"/>
+              </w:rPr>
+            </w:pPr>
+            <w:r>
+              <w:rPr>
+                <w:rFonts w:ascii="Times New Roman" w:hAnsi="Times New Roman" w:cs="Times New Roman"/>
+                <w:sz w:val="26"/>
+                <w:szCs w:val="26"/>
+              </w:rPr>
+              <w:t>weapons / politics / religion</w:t>
+            </w:r>
+          </w:p>
+        </w:tc>
+        <w:tc>
+          <w:tcPr>
+            <w:tcW w:w="2365" w:type="dxa"/>
+            <w:tcBorders>
+              <w:top w:val="single" w:sz="4" w:space="0" w:color="000000"/>
+              <w:left w:val="single" w:sz="4" w:space="0" w:color="000000"/>
+              <w:bottom w:val="single" w:sz="4" w:space="0" w:color="000000"/>
+              <w:right w:val="single" w:sz="4" w:space="0" w:color="000000"/>
+            </w:tcBorders>
+            <w:vAlign w:val="center"/>
+            <w:hideMark/>
+          </w:tcPr>
+          <w:p>
+            <w:pPr>
+              <w:spacing w:after="0" w:line="360" w:lineRule="auto"/>
+              <w:jc w:val="both"/>
+              <w:rPr>
+                <w:rFonts w:ascii="Times New Roman" w:hAnsi="Times New Roman" w:cs="Times New Roman"/>
+                <w:sz w:val="26"/>
+                <w:szCs w:val="26"/>
+              </w:rPr>
+            </w:pPr>
+            <w:r>
+              <w:rPr>
+                <w:rFonts w:ascii="Times New Roman" w:hAnsi="Times New Roman" w:cs="Times New Roman"/>
+                <w:sz w:val="26"/>
+                <w:szCs w:val="26"/>
+              </w:rPr>
+              <w:t>Warning và bypass 300 giây</w:t>
+            </w:r>
+          </w:p>
+        </w:tc>
+        <w:tc>
+          <w:tcPr>
+            <w:tcW w:w="2365" w:type="dxa"/>
+            <w:tcBorders>
+              <w:top w:val="single" w:sz="4" w:space="0" w:color="000000"/>
+              <w:left w:val="single" w:sz="4" w:space="0" w:color="000000"/>
+              <w:bottom w:val="single" w:sz="4" w:space="0" w:color="000000"/>
+              <w:right w:val="single" w:sz="4" w:space="0" w:color="000000"/>
+            </w:tcBorders>
+            <w:vAlign w:val="center"/>
+            <w:hideMark/>
+          </w:tcPr>
+          <w:p>
+            <w:pPr>
+              <w:spacing w:after="0" w:line="360" w:lineRule="auto"/>
+              <w:jc w:val="both"/>
+              <w:rPr>
+                <w:rFonts w:ascii="Times New Roman" w:hAnsi="Times New Roman" w:cs="Times New Roman"/>
+                <w:sz w:val="26"/>
+                <w:szCs w:val="26"/>
+              </w:rPr>
+            </w:pPr>
+            <w:r>
+              <w:rPr>
+                <w:rFonts w:ascii="Times New Roman" w:hAnsi="Times New Roman" w:cs="Times New Roman"/>
+                <w:sz w:val="26"/>
+                <w:szCs w:val="26"/>
+              </w:rPr>
+              <w:t>Chưa kiểm thử</w:t>
+            </w:r>
+          </w:p>
+        </w:tc>
+      </w:tr>
+      <w:tr>
+        <w:tc>
+          <w:tcPr>
+            <w:tcW w:w="2365" w:type="dxa"/>
+            <w:tcBorders>
+              <w:top w:val="single" w:sz="4" w:space="0" w:color="000000"/>
+              <w:left w:val="single" w:sz="4" w:space="0" w:color="000000"/>
+              <w:bottom w:val="single" w:sz="4" w:space="0" w:color="000000"/>
+              <w:right w:val="single" w:sz="4" w:space="0" w:color="000000"/>
+            </w:tcBorders>
+            <w:vAlign w:val="center"/>
+            <w:hideMark/>
+          </w:tcPr>
+          <w:p>
+            <w:pPr>
+              <w:spacing w:after="0" w:line="360" w:lineRule="auto"/>
+              <w:jc w:val="both"/>
+              <w:rPr>
+                <w:rFonts w:ascii="Times New Roman" w:hAnsi="Times New Roman" w:cs="Times New Roman"/>
+                <w:sz w:val="26"/>
+                <w:szCs w:val="26"/>
+              </w:rPr>
+            </w:pPr>
+            <w:r>
+              <w:rPr>
+                <w:rFonts w:ascii="Times New Roman" w:hAnsi="Times New Roman" w:cs="Times New Roman"/>
+                <w:sz w:val="26"/>
+                <w:szCs w:val="26"/>
+              </w:rPr>
+              <w:t>5. Education</w:t>
+            </w:r>
+          </w:p>
+        </w:tc>
+        <w:tc>
+          <w:tcPr>
+            <w:tcW w:w="2365" w:type="dxa"/>
+            <w:tcBorders>
+              <w:top w:val="single" w:sz="4" w:space="0" w:color="000000"/>
+              <w:left w:val="single" w:sz="4" w:space="0" w:color="000000"/>
+              <w:bottom w:val="single" w:sz="4" w:space="0" w:color="000000"/>
+              <w:right w:val="single" w:sz="4" w:space="0" w:color="000000"/>
+            </w:tcBorders>
+            <w:vAlign w:val="center"/>
+            <w:hideMark/>
+          </w:tcPr>
+          <w:p>
+            <w:pPr>
+              <w:spacing w:after="0" w:line="360" w:lineRule="auto"/>
+              <w:jc w:val="both"/>
+              <w:rPr>
+                <w:rFonts w:ascii="Times New Roman" w:hAnsi="Times New Roman" w:cs="Times New Roman"/>
+                <w:sz w:val="26"/>
+                <w:szCs w:val="26"/>
+              </w:rPr>
+            </w:pPr>
+            <w:r>
+              <w:rPr>
+                <w:rFonts w:ascii="Times New Roman" w:hAnsi="Times New Roman" w:cs="Times New Roman"/>
+                <w:sz w:val="26"/>
+                <w:szCs w:val="26"/>
+              </w:rPr>
+              <w:t>education.lab7.test</w:t>
+            </w:r>
+          </w:p>
+        </w:tc>
+        <w:tc>
+          <w:tcPr>
+            <w:tcW w:w="2365" w:type="dxa"/>
+            <w:tcBorders>
+              <w:top w:val="single" w:sz="4" w:space="0" w:color="000000"/>
+              <w:left w:val="single" w:sz="4" w:space="0" w:color="000000"/>
+              <w:bottom w:val="single" w:sz="4" w:space="0" w:color="000000"/>
+              <w:right w:val="single" w:sz="4" w:space="0" w:color="000000"/>
+            </w:tcBorders>
+            <w:vAlign w:val="center"/>
+            <w:hideMark/>
+          </w:tcPr>
+          <w:p>
+            <w:pPr>
+              <w:spacing w:after="0" w:line="360" w:lineRule="auto"/>
+              <w:jc w:val="both"/>
+              <w:rPr>
+                <w:rFonts w:ascii="Times New Roman" w:hAnsi="Times New Roman" w:cs="Times New Roman"/>
+                <w:sz w:val="26"/>
+                <w:szCs w:val="26"/>
+              </w:rPr>
+            </w:pPr>
+            <w:r>
+              <w:rPr>
+                <w:rFonts w:ascii="Times New Roman" w:hAnsi="Times New Roman" w:cs="Times New Roman"/>
+                <w:sz w:val="26"/>
+                <w:szCs w:val="26"/>
+              </w:rPr>
+              <w:t>Allow không cảnh báo</w:t>
+            </w:r>
+          </w:p>
+        </w:tc>
+        <w:tc>
+          <w:tcPr>
+            <w:tcW w:w="2365" w:type="dxa"/>
+            <w:tcBorders>
+              <w:top w:val="single" w:sz="4" w:space="0" w:color="000000"/>
+              <w:left w:val="single" w:sz="4" w:space="0" w:color="000000"/>
+              <w:bottom w:val="single" w:sz="4" w:space="0" w:color="000000"/>
+              <w:right w:val="single" w:sz="4" w:space="0" w:color="000000"/>
+            </w:tcBorders>
+            <w:vAlign w:val="center"/>
+            <w:hideMark/>
+          </w:tcPr>
+          <w:p>
+            <w:pPr>
+              <w:spacing w:after="0" w:line="360" w:lineRule="auto"/>
+              <w:jc w:val="both"/>
+              <w:rPr>
+                <w:rFonts w:ascii="Times New Roman" w:hAnsi="Times New Roman" w:cs="Times New Roman"/>
+                <w:sz w:val="26"/>
+                <w:szCs w:val="26"/>
+              </w:rPr>
+            </w:pPr>
+            <w:r>
+              <w:rPr>
+                <w:rFonts w:ascii="Times New Roman" w:hAnsi="Times New Roman" w:cs="Times New Roman"/>
+                <w:sz w:val="26"/>
+                <w:szCs w:val="26"/>
+              </w:rPr>
+              <w:t>Chưa kiểm thử</w:t>
+            </w:r>
+          </w:p>
+        </w:tc>
+      </w:tr>
+      <w:tr>
+        <w:tc>
+          <w:tcPr>
+            <w:tcW w:w="2365" w:type="dxa"/>
+            <w:tcBorders>
+              <w:top w:val="single" w:sz="4" w:space="0" w:color="000000"/>
+              <w:left w:val="single" w:sz="4" w:space="0" w:color="000000"/>
+              <w:bottom w:val="single" w:sz="4" w:space="0" w:color="000000"/>
+              <w:right w:val="single" w:sz="4" w:space="0" w:color="000000"/>
+            </w:tcBorders>
+            <w:vAlign w:val="center"/>
+            <w:hideMark/>
+          </w:tcPr>
+          <w:p>
+            <w:pPr>
+              <w:spacing w:after="0" w:line="360" w:lineRule="auto"/>
+              <w:jc w:val="both"/>
+              <w:rPr>
+                <w:rFonts w:ascii="Times New Roman" w:hAnsi="Times New Roman" w:cs="Times New Roman"/>
+                <w:sz w:val="26"/>
+                <w:szCs w:val="26"/>
+              </w:rPr>
+            </w:pPr>
+            <w:r>
+              <w:rPr>
+                <w:rFonts w:ascii="Times New Roman" w:hAnsi="Times New Roman" w:cs="Times New Roman"/>
+                <w:sz w:val="26"/>
+                <w:szCs w:val="26"/>
+              </w:rPr>
+              <w:t>6. Entertainment/Game</w:t>
+            </w:r>
+          </w:p>
+        </w:tc>
+        <w:tc>
+          <w:tcPr>
+            <w:tcW w:w="2365" w:type="dxa"/>
+            <w:tcBorders>
+              <w:top w:val="single" w:sz="4" w:space="0" w:color="000000"/>
+              <w:left w:val="single" w:sz="4" w:space="0" w:color="000000"/>
+              <w:bottom w:val="single" w:sz="4" w:space="0" w:color="000000"/>
+              <w:right w:val="single" w:sz="4" w:space="0" w:color="000000"/>
+            </w:tcBorders>
+            <w:vAlign w:val="center"/>
+            <w:hideMark/>
+          </w:tcPr>
+          <w:p>
+            <w:pPr>
+              <w:spacing w:after="0" w:line="360" w:lineRule="auto"/>
+              <w:jc w:val="both"/>
+              <w:rPr>
+                <w:rFonts w:ascii="Times New Roman" w:hAnsi="Times New Roman" w:cs="Times New Roman"/>
+                <w:sz w:val="26"/>
+                <w:szCs w:val="26"/>
+              </w:rPr>
+            </w:pPr>
+            <w:r>
+              <w:rPr>
+                <w:rFonts w:ascii="Times New Roman" w:hAnsi="Times New Roman" w:cs="Times New Roman"/>
+                <w:sz w:val="26"/>
+                <w:szCs w:val="26"/>
+              </w:rPr>
+              <w:t>entertainment / games</w:t>
+            </w:r>
+          </w:p>
+        </w:tc>
+        <w:tc>
+          <w:tcPr>
+            <w:tcW w:w="2365" w:type="dxa"/>
+            <w:tcBorders>
+              <w:top w:val="single" w:sz="4" w:space="0" w:color="000000"/>
+              <w:left w:val="single" w:sz="4" w:space="0" w:color="000000"/>
+              <w:bottom w:val="single" w:sz="4" w:space="0" w:color="000000"/>
+              <w:right w:val="single" w:sz="4" w:space="0" w:color="000000"/>
+            </w:tcBorders>
+            <w:vAlign w:val="center"/>
+            <w:hideMark/>
+          </w:tcPr>
+          <w:p>
+            <w:pPr>
+              <w:spacing w:after="0" w:line="360" w:lineRule="auto"/>
+              <w:jc w:val="both"/>
+              <w:rPr>
+                <w:rFonts w:ascii="Times New Roman" w:hAnsi="Times New Roman" w:cs="Times New Roman"/>
+                <w:sz w:val="26"/>
+                <w:szCs w:val="26"/>
+              </w:rPr>
+            </w:pPr>
+            <w:r>
+              <w:rPr>
+                <w:rFonts w:ascii="Times New Roman" w:hAnsi="Times New Roman" w:cs="Times New Roman"/>
+                <w:sz w:val="26"/>
+                <w:szCs w:val="26"/>
+              </w:rPr>
+              <w:t>Cho phép trong schedule 60 phút</w:t>
+            </w:r>
+          </w:p>
+        </w:tc>
+        <w:tc>
+          <w:tcPr>
+            <w:tcW w:w="2365" w:type="dxa"/>
+            <w:tcBorders>
+              <w:top w:val="single" w:sz="4" w:space="0" w:color="000000"/>
+              <w:left w:val="single" w:sz="4" w:space="0" w:color="000000"/>
+              <w:bottom w:val="single" w:sz="4" w:space="0" w:color="000000"/>
+              <w:right w:val="single" w:sz="4" w:space="0" w:color="000000"/>
+            </w:tcBorders>
+            <w:vAlign w:val="center"/>
+            <w:hideMark/>
+          </w:tcPr>
+          <w:p>
+            <w:pPr>
+              <w:spacing w:after="0" w:line="360" w:lineRule="auto"/>
+              <w:jc w:val="both"/>
+              <w:rPr>
+                <w:rFonts w:ascii="Times New Roman" w:hAnsi="Times New Roman" w:cs="Times New Roman"/>
+                <w:sz w:val="26"/>
+                <w:szCs w:val="26"/>
+              </w:rPr>
+            </w:pPr>
+            <w:r>
+              <w:rPr>
+                <w:rFonts w:ascii="Times New Roman" w:hAnsi="Times New Roman" w:cs="Times New Roman"/>
+                <w:sz w:val="26"/>
+                <w:szCs w:val="26"/>
+              </w:rPr>
+              <w:t>Chưa kiểm thử</w:t>
+            </w:r>
+          </w:p>
+        </w:tc>
+      </w:tr>
+      <w:tr>
+        <w:tc>
+          <w:tcPr>
+            <w:tcW w:w="2365" w:type="dxa"/>
+            <w:tcBorders>
+              <w:top w:val="single" w:sz="4" w:space="0" w:color="000000"/>
+              <w:left w:val="single" w:sz="4" w:space="0" w:color="000000"/>
+              <w:bottom w:val="single" w:sz="4" w:space="0" w:color="000000"/>
+              <w:right w:val="single" w:sz="4" w:space="0" w:color="000000"/>
+            </w:tcBorders>
+            <w:vAlign w:val="center"/>
+            <w:hideMark/>
+          </w:tcPr>
+          <w:p>
+            <w:pPr>
+              <w:spacing w:after="0" w:line="360" w:lineRule="auto"/>
+              <w:jc w:val="both"/>
+              <w:rPr>
+                <w:rFonts w:ascii="Times New Roman" w:hAnsi="Times New Roman" w:cs="Times New Roman"/>
+                <w:sz w:val="26"/>
+                <w:szCs w:val="26"/>
+              </w:rPr>
+            </w:pPr>
+            <w:r>
+              <w:rPr>
+                <w:rFonts w:ascii="Times New Roman" w:hAnsi="Times New Roman" w:cs="Times New Roman"/>
+                <w:sz w:val="26"/>
+                <w:szCs w:val="26"/>
+              </w:rPr>
+              <w:t>7. Streaming</w:t>
+            </w:r>
+          </w:p>
+        </w:tc>
+        <w:tc>
+          <w:tcPr>
+            <w:tcW w:w="2365" w:type="dxa"/>
+            <w:tcBorders>
+              <w:top w:val="single" w:sz="4" w:space="0" w:color="000000"/>
+              <w:left w:val="single" w:sz="4" w:space="0" w:color="000000"/>
+              <w:bottom w:val="single" w:sz="4" w:space="0" w:color="000000"/>
+              <w:right w:val="single" w:sz="4" w:space="0" w:color="000000"/>
+            </w:tcBorders>
+            <w:vAlign w:val="center"/>
+            <w:hideMark/>
+          </w:tcPr>
+          <w:p>
+            <w:pPr>
+              <w:spacing w:after="0" w:line="360" w:lineRule="auto"/>
+              <w:jc w:val="both"/>
+              <w:rPr>
+                <w:rFonts w:ascii="Times New Roman" w:hAnsi="Times New Roman" w:cs="Times New Roman"/>
+                <w:sz w:val="26"/>
+                <w:szCs w:val="26"/>
+              </w:rPr>
+            </w:pPr>
+            <w:r>
+              <w:rPr>
+                <w:rFonts w:ascii="Times New Roman" w:hAnsi="Times New Roman" w:cs="Times New Roman"/>
+                <w:sz w:val="26"/>
+                <w:szCs w:val="26"/>
+              </w:rPr>
+              <w:t>streaming.lab7.test</w:t>
+            </w:r>
+          </w:p>
+        </w:tc>
+        <w:tc>
+          <w:tcPr>
+            <w:tcW w:w="2365" w:type="dxa"/>
+            <w:tcBorders>
+              <w:top w:val="single" w:sz="4" w:space="0" w:color="000000"/>
+              <w:left w:val="single" w:sz="4" w:space="0" w:color="000000"/>
+              <w:bottom w:val="single" w:sz="4" w:space="0" w:color="000000"/>
+              <w:right w:val="single" w:sz="4" w:space="0" w:color="000000"/>
+            </w:tcBorders>
+            <w:vAlign w:val="center"/>
+            <w:hideMark/>
+          </w:tcPr>
+          <w:p>
+            <w:pPr>
+              <w:spacing w:after="0" w:line="360" w:lineRule="auto"/>
+              <w:jc w:val="both"/>
+              <w:rPr>
+                <w:rFonts w:ascii="Times New Roman" w:hAnsi="Times New Roman" w:cs="Times New Roman"/>
+                <w:sz w:val="26"/>
+                <w:szCs w:val="26"/>
+              </w:rPr>
+            </w:pPr>
+            <w:r>
+              <w:rPr>
+                <w:rFonts w:ascii="Times New Roman" w:hAnsi="Times New Roman" w:cs="Times New Roman"/>
+                <w:sz w:val="26"/>
+                <w:szCs w:val="26"/>
+              </w:rPr>
+              <w:t>Warning và bypass tạm</w:t>
+            </w:r>
+          </w:p>
+        </w:tc>
+        <w:tc>
+          <w:tcPr>
+            <w:tcW w:w="2365" w:type="dxa"/>
+            <w:tcBorders>
+              <w:top w:val="single" w:sz="4" w:space="0" w:color="000000"/>
+              <w:left w:val="single" w:sz="4" w:space="0" w:color="000000"/>
+              <w:bottom w:val="single" w:sz="4" w:space="0" w:color="000000"/>
+              <w:right w:val="single" w:sz="4" w:space="0" w:color="000000"/>
+            </w:tcBorders>
+            <w:vAlign w:val="center"/>
+            <w:hideMark/>
+          </w:tcPr>
+          <w:p>
+            <w:pPr>
+              <w:spacing w:after="0" w:line="360" w:lineRule="auto"/>
+              <w:jc w:val="both"/>
+              <w:rPr>
+                <w:rFonts w:ascii="Times New Roman" w:hAnsi="Times New Roman" w:cs="Times New Roman"/>
+                <w:sz w:val="26"/>
+                <w:szCs w:val="26"/>
+              </w:rPr>
+            </w:pPr>
+            <w:r>
+              <w:rPr>
+                <w:rFonts w:ascii="Times New Roman" w:hAnsi="Times New Roman" w:cs="Times New Roman"/>
+                <w:sz w:val="26"/>
+                <w:szCs w:val="26"/>
+              </w:rPr>
+              <w:t>Chưa kiểm thử</w:t>
+            </w:r>
+          </w:p>
+        </w:tc>
+      </w:tr>
+      <w:tr>
+        <w:tc>
+          <w:tcPr>
+            <w:tcW w:w="2365" w:type="dxa"/>
+            <w:tcBorders>
+              <w:top w:val="single" w:sz="4" w:space="0" w:color="000000"/>
+              <w:left w:val="single" w:sz="4" w:space="0" w:color="000000"/>
+              <w:bottom w:val="single" w:sz="4" w:space="0" w:color="000000"/>
+              <w:right w:val="single" w:sz="4" w:space="0" w:color="000000"/>
+            </w:tcBorders>
+            <w:vAlign w:val="center"/>
+            <w:hideMark/>
+          </w:tcPr>
+          <w:p>
+            <w:pPr>
+              <w:spacing w:after="0" w:line="360" w:lineRule="auto"/>
+              <w:jc w:val="both"/>
+              <w:rPr>
+                <w:rFonts w:ascii="Times New Roman" w:hAnsi="Times New Roman" w:cs="Times New Roman"/>
+                <w:sz w:val="26"/>
+                <w:szCs w:val="26"/>
+              </w:rPr>
+            </w:pPr>
+            <w:r>
+              <w:rPr>
+                <w:rFonts w:ascii="Times New Roman" w:hAnsi="Times New Roman" w:cs="Times New Roman"/>
+                <w:sz w:val="26"/>
+                <w:szCs w:val="26"/>
+              </w:rPr>
+              <w:t>8. Specific game</w:t>
+            </w:r>
+          </w:p>
+        </w:tc>
+        <w:tc>
+          <w:tcPr>
+            <w:tcW w:w="2365" w:type="dxa"/>
+            <w:tcBorders>
+              <w:top w:val="single" w:sz="4" w:space="0" w:color="000000"/>
+              <w:left w:val="single" w:sz="4" w:space="0" w:color="000000"/>
+              <w:bottom w:val="single" w:sz="4" w:space="0" w:color="000000"/>
+              <w:right w:val="single" w:sz="4" w:space="0" w:color="000000"/>
+            </w:tcBorders>
+            <w:vAlign w:val="center"/>
+            <w:hideMark/>
+          </w:tcPr>
+          <w:p>
+            <w:pPr>
+              <w:spacing w:after="0" w:line="360" w:lineRule="auto"/>
+              <w:jc w:val="both"/>
+              <w:rPr>
+                <w:rFonts w:ascii="Times New Roman" w:hAnsi="Times New Roman" w:cs="Times New Roman"/>
+                <w:sz w:val="26"/>
+                <w:szCs w:val="26"/>
+              </w:rPr>
+            </w:pPr>
+            <w:r>
+              <w:rPr>
+                <w:rFonts w:ascii="Times New Roman" w:hAnsi="Times New Roman" w:cs="Times New Roman"/>
+                <w:sz w:val="26"/>
+                <w:szCs w:val="26"/>
+              </w:rPr>
+              <w:t>blockedgame.lab7.test</w:t>
+            </w:r>
+          </w:p>
+        </w:tc>
+        <w:tc>
+          <w:tcPr>
+            <w:tcW w:w="2365" w:type="dxa"/>
+            <w:tcBorders>
+              <w:top w:val="single" w:sz="4" w:space="0" w:color="000000"/>
+              <w:left w:val="single" w:sz="4" w:space="0" w:color="000000"/>
+              <w:bottom w:val="single" w:sz="4" w:space="0" w:color="000000"/>
+              <w:right w:val="single" w:sz="4" w:space="0" w:color="000000"/>
+            </w:tcBorders>
+            <w:vAlign w:val="center"/>
+            <w:hideMark/>
+          </w:tcPr>
+          <w:p>
+            <w:pPr>
+              <w:spacing w:after="0" w:line="360" w:lineRule="auto"/>
+              <w:jc w:val="both"/>
+              <w:rPr>
+                <w:rFonts w:ascii="Times New Roman" w:hAnsi="Times New Roman" w:cs="Times New Roman"/>
+                <w:sz w:val="26"/>
+                <w:szCs w:val="26"/>
+              </w:rPr>
+            </w:pPr>
+            <w:r>
+              <w:rPr>
+                <w:rFonts w:ascii="Times New Roman" w:hAnsi="Times New Roman" w:cs="Times New Roman"/>
+                <w:sz w:val="26"/>
+                <w:szCs w:val="26"/>
+              </w:rPr>
+              <w:t>Hard block</w:t>
+            </w:r>
+          </w:p>
+        </w:tc>
+        <w:tc>
+          <w:tcPr>
+            <w:tcW w:w="2365" w:type="dxa"/>
+            <w:tcBorders>
+              <w:top w:val="single" w:sz="4" w:space="0" w:color="000000"/>
+              <w:left w:val="single" w:sz="4" w:space="0" w:color="000000"/>
+              <w:bottom w:val="single" w:sz="4" w:space="0" w:color="000000"/>
+              <w:right w:val="single" w:sz="4" w:space="0" w:color="000000"/>
+            </w:tcBorders>
+            <w:vAlign w:val="center"/>
+            <w:hideMark/>
+          </w:tcPr>
+          <w:p>
+            <w:pPr>
+              <w:spacing w:after="0" w:line="360" w:lineRule="auto"/>
+              <w:jc w:val="both"/>
+              <w:rPr>
+                <w:rFonts w:ascii="Times New Roman" w:hAnsi="Times New Roman" w:cs="Times New Roman"/>
+                <w:sz w:val="26"/>
+                <w:szCs w:val="26"/>
+              </w:rPr>
+            </w:pPr>
+            <w:r>
+              <w:rPr>
+                <w:rFonts w:ascii="Times New Roman" w:hAnsi="Times New Roman" w:cs="Times New Roman"/>
+                <w:sz w:val="26"/>
+                <w:szCs w:val="26"/>
+              </w:rPr>
+              <w:t>Chưa kiểm thử</w:t>
+            </w:r>
+          </w:p>
+        </w:tc>
+      </w:tr>
+      <w:tr>
+        <w:tc>
+          <w:tcPr>
+            <w:tcW w:w="2365" w:type="dxa"/>
+            <w:tcBorders>
+              <w:top w:val="single" w:sz="4" w:space="0" w:color="000000"/>
+              <w:left w:val="single" w:sz="4" w:space="0" w:color="000000"/>
+              <w:bottom w:val="single" w:sz="4" w:space="0" w:color="000000"/>
+              <w:right w:val="single" w:sz="4" w:space="0" w:color="000000"/>
+            </w:tcBorders>
+            <w:vAlign w:val="center"/>
+            <w:hideMark/>
+          </w:tcPr>
+          <w:p>
+            <w:pPr>
+              <w:spacing w:after="0" w:line="360" w:lineRule="auto"/>
+              <w:jc w:val="both"/>
+              <w:rPr>
+                <w:rFonts w:ascii="Times New Roman" w:hAnsi="Times New Roman" w:cs="Times New Roman"/>
+                <w:sz w:val="26"/>
+                <w:szCs w:val="26"/>
+              </w:rPr>
+            </w:pPr>
+            <w:r>
+              <w:rPr>
+                <w:rFonts w:ascii="Times New Roman" w:hAnsi="Times New Roman" w:cs="Times New Roman"/>
+                <w:sz w:val="26"/>
+                <w:szCs w:val="26"/>
+              </w:rPr>
+              <w:t>9. Antivirus</w:t>
+            </w:r>
+          </w:p>
+        </w:tc>
+        <w:tc>
+          <w:tcPr>
+            <w:tcW w:w="2365" w:type="dxa"/>
+            <w:tcBorders>
+              <w:top w:val="single" w:sz="4" w:space="0" w:color="000000"/>
+              <w:left w:val="single" w:sz="4" w:space="0" w:color="000000"/>
+              <w:bottom w:val="single" w:sz="4" w:space="0" w:color="000000"/>
+              <w:right w:val="single" w:sz="4" w:space="0" w:color="000000"/>
+            </w:tcBorders>
+            <w:vAlign w:val="center"/>
+            <w:hideMark/>
+          </w:tcPr>
+          <w:p>
+            <w:pPr>
+              <w:spacing w:after="0" w:line="360" w:lineRule="auto"/>
+              <w:jc w:val="both"/>
+              <w:rPr>
+                <w:rFonts w:ascii="Times New Roman" w:hAnsi="Times New Roman" w:cs="Times New Roman"/>
+                <w:sz w:val="26"/>
+                <w:szCs w:val="26"/>
+              </w:rPr>
+            </w:pPr>
+            <w:r>
+              <w:rPr>
+                <w:rFonts w:ascii="Times New Roman" w:hAnsi="Times New Roman" w:cs="Times New Roman"/>
+                <w:sz w:val="26"/>
+                <w:szCs w:val="26"/>
+              </w:rPr>
+              <w:t>eicar.com.txt</w:t>
+            </w:r>
+          </w:p>
+        </w:tc>
+        <w:tc>
+          <w:tcPr>
+            <w:tcW w:w="2365" w:type="dxa"/>
+            <w:tcBorders>
+              <w:top w:val="single" w:sz="4" w:space="0" w:color="000000"/>
+              <w:left w:val="single" w:sz="4" w:space="0" w:color="000000"/>
+              <w:bottom w:val="single" w:sz="4" w:space="0" w:color="000000"/>
+              <w:right w:val="single" w:sz="4" w:space="0" w:color="000000"/>
+            </w:tcBorders>
+            <w:vAlign w:val="center"/>
+            <w:hideMark/>
+          </w:tcPr>
+          <w:p>
+            <w:pPr>
+              <w:spacing w:after="0" w:line="360" w:lineRule="auto"/>
+              <w:jc w:val="both"/>
+              <w:rPr>
+                <w:rFonts w:ascii="Times New Roman" w:hAnsi="Times New Roman" w:cs="Times New Roman"/>
+                <w:sz w:val="26"/>
+                <w:szCs w:val="26"/>
+              </w:rPr>
+            </w:pPr>
+            <w:r>
+              <w:rPr>
+                <w:rFonts w:ascii="Times New Roman" w:hAnsi="Times New Roman" w:cs="Times New Roman"/>
+                <w:sz w:val="26"/>
+                <w:szCs w:val="26"/>
+              </w:rPr>
+              <w:t>AV phát hiện/chặn</w:t>
+            </w:r>
+          </w:p>
+        </w:tc>
+        <w:tc>
+          <w:tcPr>
+            <w:tcW w:w="2365" w:type="dxa"/>
+            <w:tcBorders>
+              <w:top w:val="single" w:sz="4" w:space="0" w:color="000000"/>
+              <w:left w:val="single" w:sz="4" w:space="0" w:color="000000"/>
+              <w:bottom w:val="single" w:sz="4" w:space="0" w:color="000000"/>
+              <w:right w:val="single" w:sz="4" w:space="0" w:color="000000"/>
+            </w:tcBorders>
+            <w:vAlign w:val="center"/>
+            <w:hideMark/>
+          </w:tcPr>
+          <w:p>
+            <w:pPr>
+              <w:spacing w:after="0" w:line="360" w:lineRule="auto"/>
+              <w:jc w:val="both"/>
+              <w:rPr>
+                <w:rFonts w:ascii="Times New Roman" w:hAnsi="Times New Roman" w:cs="Times New Roman"/>
+                <w:sz w:val="26"/>
+                <w:szCs w:val="26"/>
+              </w:rPr>
+            </w:pPr>
+            <w:r>
+              <w:rPr>
+                <w:rFonts w:ascii="Times New Roman" w:hAnsi="Times New Roman" w:cs="Times New Roman"/>
+                <w:sz w:val="26"/>
+                <w:szCs w:val="26"/>
+              </w:rPr>
+              <w:t>Chưa kiểm thử</w:t>
+            </w:r>
+          </w:p>
+        </w:tc>
+      </w:tr>
+      <w:tr>
+        <w:tc>
+          <w:tcPr>
+            <w:tcW w:w="2365" w:type="dxa"/>
+            <w:tcBorders>
+              <w:top w:val="single" w:sz="4" w:space="0" w:color="000000"/>
+              <w:left w:val="single" w:sz="4" w:space="0" w:color="000000"/>
+              <w:bottom w:val="single" w:sz="4" w:space="0" w:color="000000"/>
+              <w:right w:val="single" w:sz="4" w:space="0" w:color="000000"/>
+            </w:tcBorders>
+            <w:vAlign w:val="center"/>
+            <w:hideMark/>
+          </w:tcPr>
+          <w:p>
+            <w:pPr>
+              <w:spacing w:after="0" w:line="360" w:lineRule="auto"/>
+              <w:jc w:val="both"/>
+              <w:rPr>
+                <w:rFonts w:ascii="Times New Roman" w:hAnsi="Times New Roman" w:cs="Times New Roman"/>
+                <w:sz w:val="26"/>
+                <w:szCs w:val="26"/>
+              </w:rPr>
+            </w:pPr>
+            <w:r>
+              <w:rPr>
+                <w:rFonts w:ascii="Times New Roman" w:hAnsi="Times New Roman" w:cs="Times New Roman"/>
+                <w:sz w:val="26"/>
+                <w:szCs w:val="26"/>
+              </w:rPr>
+              <w:t>10. File size</w:t>
+            </w:r>
+          </w:p>
+        </w:tc>
+        <w:tc>
+          <w:tcPr>
+            <w:tcW w:w="2365" w:type="dxa"/>
+            <w:tcBorders>
+              <w:top w:val="single" w:sz="4" w:space="0" w:color="000000"/>
+              <w:left w:val="single" w:sz="4" w:space="0" w:color="000000"/>
+              <w:bottom w:val="single" w:sz="4" w:space="0" w:color="000000"/>
+              <w:right w:val="single" w:sz="4" w:space="0" w:color="000000"/>
+            </w:tcBorders>
+            <w:vAlign w:val="center"/>
+            <w:hideMark/>
+          </w:tcPr>
+          <w:p>
+            <w:pPr>
+              <w:spacing w:after="0" w:line="360" w:lineRule="auto"/>
+              <w:jc w:val="both"/>
+              <w:rPr>
+                <w:rFonts w:ascii="Times New Roman" w:hAnsi="Times New Roman" w:cs="Times New Roman"/>
+                <w:sz w:val="26"/>
+                <w:szCs w:val="26"/>
+              </w:rPr>
+            </w:pPr>
+            <w:r>
+              <w:rPr>
+                <w:rFonts w:ascii="Times New Roman" w:hAnsi="Times New Roman" w:cs="Times New Roman"/>
+                <w:sz w:val="26"/>
+                <w:szCs w:val="26"/>
+              </w:rPr>
+              <w:t>100MB.bin / 110MB.bin</w:t>
+            </w:r>
+          </w:p>
+        </w:tc>
+        <w:tc>
+          <w:tcPr>
+            <w:tcW w:w="2365" w:type="dxa"/>
+            <w:tcBorders>
+              <w:top w:val="single" w:sz="4" w:space="0" w:color="000000"/>
+              <w:left w:val="single" w:sz="4" w:space="0" w:color="000000"/>
+              <w:bottom w:val="single" w:sz="4" w:space="0" w:color="000000"/>
+              <w:right w:val="single" w:sz="4" w:space="0" w:color="000000"/>
+            </w:tcBorders>
+            <w:vAlign w:val="center"/>
+            <w:hideMark/>
+          </w:tcPr>
+          <w:p>
+            <w:pPr>
+              <w:spacing w:after="0" w:line="360" w:lineRule="auto"/>
+              <w:jc w:val="both"/>
+              <w:rPr>
+                <w:rFonts w:ascii="Times New Roman" w:hAnsi="Times New Roman" w:cs="Times New Roman"/>
+                <w:sz w:val="26"/>
+                <w:szCs w:val="26"/>
+              </w:rPr>
+            </w:pPr>
+            <w:r>
+              <w:rPr>
+                <w:rFonts w:ascii="Times New Roman" w:hAnsi="Times New Roman" w:cs="Times New Roman"/>
+                <w:sz w:val="26"/>
+                <w:szCs w:val="26"/>
+              </w:rPr>
+              <w:t>Áp dụng strict size policy nếu build hỗ trợ</w:t>
+            </w:r>
+          </w:p>
+        </w:tc>
+        <w:tc>
+          <w:tcPr>
+            <w:tcW w:w="2365" w:type="dxa"/>
+            <w:tcBorders>
+              <w:top w:val="single" w:sz="4" w:space="0" w:color="000000"/>
+              <w:left w:val="single" w:sz="4" w:space="0" w:color="000000"/>
+              <w:bottom w:val="single" w:sz="4" w:space="0" w:color="000000"/>
+              <w:right w:val="single" w:sz="4" w:space="0" w:color="000000"/>
+            </w:tcBorders>
+            <w:vAlign w:val="center"/>
+            <w:hideMark/>
+          </w:tcPr>
+          <w:p>
+            <w:pPr>
+              <w:spacing w:after="0" w:line="360" w:lineRule="auto"/>
+              <w:jc w:val="both"/>
+              <w:rPr>
+                <w:rFonts w:ascii="Times New Roman" w:hAnsi="Times New Roman" w:cs="Times New Roman"/>
+                <w:sz w:val="26"/>
+                <w:szCs w:val="26"/>
+              </w:rPr>
+            </w:pPr>
+            <w:r>
+              <w:rPr>
+                <w:rFonts w:ascii="Times New Roman" w:hAnsi="Times New Roman" w:cs="Times New Roman"/>
+                <w:sz w:val="26"/>
+                <w:szCs w:val="26"/>
+              </w:rPr>
+              <w:t>Chưa kiểm thử</w:t>
+            </w:r>
+          </w:p>
+        </w:tc>
+      </w:tr>
+    </w:tbl>
+    <w:p>
+      <w:pPr>
+        <w:spacing w:after="0" w:line="360" w:lineRule="auto"/>
+        <w:jc w:val="both"/>
+        <w:rPr>
+          <w:rFonts w:ascii="Times New Roman" w:hAnsi="Times New Roman" w:cs="Times New Roman"/>
+          <w:sz w:val="26"/>
+          <w:szCs w:val="26"/>
+        </w:rPr>
+      </w:pPr>
+      <w:r>
+        <w:rPr>
+          <w:rFonts w:ascii="Times New Roman" w:hAnsi="Times New Roman" w:cs="Times New Roman"/>
+          <w:sz w:val="26"/>
+          <w:szCs w:val="26"/>
+        </w:rPr>
+        <w:t>Nhận xét: Đã thiết lập phần rule firewall phục vụ chống bypass, nhưng chưa chứng minh được kịch bản 1 PASS do thiếu proxy hoạt động và client kiểm thử. Không được ghi 10/10 PASS khi chưa có ảnh browser, log và bằng chứng tương ứng.</w:t>
+      </w:r>
+    </w:p>
+    <w:p>
+      <w:pPr>
+        <w:spacing w:after="0" w:line="360" w:lineRule="auto"/>
+        <w:jc w:val="both"/>
+        <w:rPr>
+          <w:rFonts w:ascii="Times New Roman" w:hAnsi="Times New Roman" w:cs="Times New Roman"/>
+          <w:sz w:val="26"/>
+          <w:szCs w:val="26"/>
+        </w:rPr>
+      </w:pPr>
+      <w:r>
+        <w:rPr>
+          <w:rFonts w:ascii="Times New Roman" w:hAnsi="Times New Roman" w:cs="Times New Roman"/>
+          <w:b/>
+          <w:bCs/>
+          <w:sz w:val="26"/>
+          <w:szCs w:val="26"/>
+        </w:rPr>
+        <w:lastRenderedPageBreak/>
+        <w:t>V. MINH CHỨNG CẦN CHÈN</w:t>
+      </w:r>
+    </w:p>
+    <w:p>
+      <w:pPr>
+        <w:spacing w:after="0" w:line="360" w:lineRule="auto"/>
+        <w:jc w:val="both"/>
+        <w:rPr>
+          <w:rFonts w:ascii="Times New Roman" w:hAnsi="Times New Roman" w:cs="Times New Roman"/>
+          <w:sz w:val="26"/>
+          <w:szCs w:val="26"/>
+        </w:rPr>
+      </w:pPr>
+      <w:r>
+        <w:rPr>
+          <w:rFonts w:ascii="Times New Roman" w:hAnsi="Times New Roman" w:cs="Times New Roman"/>
+          <w:sz w:val="26"/>
+          <w:szCs w:val="26"/>
+        </w:rPr>
+        <w:t>Hình 1. Dashboard pfSense: 4 interface UP</w:t>
+      </w:r>
+      <w:r>
+        <w:rPr>
+          <w:rFonts w:ascii="Times New Roman" w:hAnsi="Times New Roman" w:cs="Times New Roman"/>
+          <w:sz w:val="26"/>
+          <w:szCs w:val="26"/>
+        </w:rPr>
+        <w:br/>
+        <w:t>[CHÈN ẢNH CHỤP THỰC TẾ TẠI ĐÂY]</w:t>
+      </w:r>
+    </w:p>
+    <w:p>
+      <w:pPr>
+        <w:spacing w:after="0" w:line="360" w:lineRule="auto"/>
+        <w:jc w:val="both"/>
+        <w:rPr>
+          <w:rFonts w:ascii="Times New Roman" w:hAnsi="Times New Roman" w:cs="Times New Roman"/>
+          <w:sz w:val="26"/>
+          <w:szCs w:val="26"/>
+        </w:rPr>
+      </w:pPr>
+      <w:r>
+        <w:rPr>
+          <w:rFonts w:ascii="Times New Roman" w:hAnsi="Times New Roman" w:cs="Times New Roman"/>
+          <w:sz w:val="26"/>
+          <w:szCs w:val="26"/>
+        </w:rPr>
+        <w:t>Hình 2. Ping 192.168.56.1 thành công từ pfSense</w:t>
+      </w:r>
+      <w:r>
+        <w:rPr>
+          <w:rFonts w:ascii="Times New Roman" w:hAnsi="Times New Roman" w:cs="Times New Roman"/>
+          <w:sz w:val="26"/>
+          <w:szCs w:val="26"/>
+        </w:rPr>
+        <w:br/>
+        <w:t>[CHÈN ẢNH CHỤP THỰC TẾ TẠI ĐÂY]</w:t>
+      </w:r>
+    </w:p>
+    <w:p>
+      <w:pPr>
+        <w:spacing w:after="0" w:line="360" w:lineRule="auto"/>
+        <w:jc w:val="both"/>
+        <w:rPr>
+          <w:rFonts w:ascii="Times New Roman" w:hAnsi="Times New Roman" w:cs="Times New Roman"/>
+          <w:sz w:val="26"/>
+          <w:szCs w:val="26"/>
+        </w:rPr>
+      </w:pPr>
+      <w:r>
+        <w:rPr>
+          <w:rFonts w:ascii="Times New Roman" w:hAnsi="Times New Roman" w:cs="Times New Roman"/>
+          <w:sz w:val="26"/>
+          <w:szCs w:val="26"/>
+        </w:rPr>
+        <w:t>Hình 3. Danh sách Alias LAB7</w:t>
+      </w:r>
+      <w:r>
+        <w:rPr>
+          <w:rFonts w:ascii="Times New Roman" w:hAnsi="Times New Roman" w:cs="Times New Roman"/>
+          <w:sz w:val="26"/>
+          <w:szCs w:val="26"/>
+        </w:rPr>
+        <w:br/>
+        <w:t>[CHÈN ẢNH CHỤP THỰC TẾ TẠI ĐÂY]</w:t>
+      </w:r>
+    </w:p>
+    <w:p>
+      <w:pPr>
+        <w:spacing w:after="0" w:line="360" w:lineRule="auto"/>
+        <w:jc w:val="both"/>
+        <w:rPr>
+          <w:rFonts w:ascii="Times New Roman" w:hAnsi="Times New Roman" w:cs="Times New Roman"/>
+          <w:sz w:val="26"/>
+          <w:szCs w:val="26"/>
+        </w:rPr>
+      </w:pPr>
+      <w:r>
+        <w:rPr>
+          <w:rFonts w:ascii="Times New Roman" w:hAnsi="Times New Roman" w:cs="Times New Roman"/>
+          <w:sz w:val="26"/>
+          <w:szCs w:val="26"/>
+        </w:rPr>
+        <w:t>Hình 4. Danh sách 4 firewall rule LAN</w:t>
+      </w:r>
+      <w:r>
+        <w:rPr>
+          <w:rFonts w:ascii="Times New Roman" w:hAnsi="Times New Roman" w:cs="Times New Roman"/>
+          <w:sz w:val="26"/>
+          <w:szCs w:val="26"/>
+        </w:rPr>
+        <w:br/>
+        <w:t>[CHÈN ẢNH CHỤP THỰC TẾ TẠI ĐÂY]</w:t>
+      </w:r>
+    </w:p>
+    <w:p>
+      <w:pPr>
+        <w:spacing w:after="0" w:line="360" w:lineRule="auto"/>
+        <w:jc w:val="both"/>
+        <w:rPr>
+          <w:rFonts w:ascii="Times New Roman" w:hAnsi="Times New Roman" w:cs="Times New Roman"/>
+          <w:sz w:val="26"/>
+          <w:szCs w:val="26"/>
+        </w:rPr>
+      </w:pPr>
+      <w:r>
+        <w:rPr>
+          <w:rFonts w:ascii="Times New Roman" w:hAnsi="Times New Roman" w:cs="Times New Roman"/>
+          <w:sz w:val="26"/>
+          <w:szCs w:val="26"/>
+        </w:rPr>
+        <w:t>Hình 5. Kiểm thử client direct web và firewall log (chưa có)</w:t>
+      </w:r>
+      <w:r>
+        <w:rPr>
+          <w:rFonts w:ascii="Times New Roman" w:hAnsi="Times New Roman" w:cs="Times New Roman"/>
+          <w:sz w:val="26"/>
+          <w:szCs w:val="26"/>
+        </w:rPr>
+        <w:br/>
+        <w:t>[CHÈN ẢNH CHỤP THỰC TẾ TẠI ĐÂY]</w:t>
+      </w:r>
+    </w:p>
+    <w:p>
+      <w:pPr>
+        <w:spacing w:after="0" w:line="360" w:lineRule="auto"/>
+        <w:jc w:val="both"/>
+        <w:rPr>
+          <w:rFonts w:ascii="Times New Roman" w:hAnsi="Times New Roman" w:cs="Times New Roman"/>
+          <w:sz w:val="26"/>
+          <w:szCs w:val="26"/>
+        </w:rPr>
+      </w:pPr>
+      <w:r>
+        <w:rPr>
+          <w:rFonts w:ascii="Times New Roman" w:hAnsi="Times New Roman" w:cs="Times New Roman"/>
+          <w:sz w:val="26"/>
+          <w:szCs w:val="26"/>
+        </w:rPr>
+        <w:t>Hình 6. Trang block/warning và E2Guardian log (chưa có)</w:t>
+      </w:r>
+      <w:r>
+        <w:rPr>
+          <w:rFonts w:ascii="Times New Roman" w:hAnsi="Times New Roman" w:cs="Times New Roman"/>
+          <w:sz w:val="26"/>
+          <w:szCs w:val="26"/>
+        </w:rPr>
+        <w:br/>
+        <w:t>[CHÈN ẢNH CHỤP THỰC TẾ TẠI ĐÂY]</w:t>
+      </w:r>
+    </w:p>
+    <w:p>
+      <w:pPr>
+        <w:spacing w:after="0" w:line="360" w:lineRule="auto"/>
+        <w:jc w:val="both"/>
+        <w:rPr>
+          <w:rFonts w:ascii="Times New Roman" w:hAnsi="Times New Roman" w:cs="Times New Roman"/>
+          <w:sz w:val="26"/>
+          <w:szCs w:val="26"/>
+        </w:rPr>
+      </w:pPr>
+      <w:r>
+        <w:rPr>
+          <w:rFonts w:ascii="Times New Roman" w:hAnsi="Times New Roman" w:cs="Times New Roman"/>
+          <w:sz w:val="26"/>
+          <w:szCs w:val="26"/>
+        </w:rPr>
+        <w:t>Hình 7. ClamAV/EICAR và schedule (chưa có)</w:t>
+      </w:r>
+      <w:r>
+        <w:rPr>
+          <w:rFonts w:ascii="Times New Roman" w:hAnsi="Times New Roman" w:cs="Times New Roman"/>
+          <w:sz w:val="26"/>
+          <w:szCs w:val="26"/>
+        </w:rPr>
+        <w:br/>
+        <w:t>[CHÈN ẢNH CHỤP THỰC TẾ TẠI ĐÂY]</w:t>
+      </w:r>
+    </w:p>
+    <w:p>
+      <w:pPr>
+        <w:spacing w:after="0" w:line="360" w:lineRule="auto"/>
+        <w:jc w:val="both"/>
+        <w:rPr>
+          <w:rFonts w:ascii="Times New Roman" w:hAnsi="Times New Roman" w:cs="Times New Roman"/>
+          <w:sz w:val="26"/>
+          <w:szCs w:val="26"/>
+        </w:rPr>
+      </w:pPr>
+      <w:r>
+        <w:rPr>
+          <w:rFonts w:ascii="Times New Roman" w:hAnsi="Times New Roman" w:cs="Times New Roman"/>
+          <w:b/>
+          <w:bCs/>
+          <w:sz w:val="26"/>
+          <w:szCs w:val="26"/>
+        </w:rPr>
+        <w:t>VI. TRẢ LỜI 10 CÂU HỎI PHÂN TÍCH</w:t>
+      </w:r>
+    </w:p>
+    <w:p>
+      <w:pPr>
+        <w:spacing w:after="0" w:line="360" w:lineRule="auto"/>
+        <w:jc w:val="both"/>
+        <w:rPr>
+          <w:rFonts w:ascii="Times New Roman" w:hAnsi="Times New Roman" w:cs="Times New Roman"/>
+          <w:sz w:val="26"/>
+          <w:szCs w:val="26"/>
+        </w:rPr>
+      </w:pPr>
+      <w:r>
+        <w:rPr>
+          <w:rFonts w:ascii="Times New Roman" w:hAnsi="Times New Roman" w:cs="Times New Roman"/>
+          <w:b/>
+          <w:bCs/>
+          <w:sz w:val="26"/>
+          <w:szCs w:val="26"/>
+        </w:rPr>
+        <w:t>1. Vì sao LAB 7 không cài Squid/SquidGuard trực tiếp trên pfSense?</w:t>
+      </w:r>
+    </w:p>
+    <w:p>
+      <w:pPr>
+        <w:spacing w:after="0" w:line="360" w:lineRule="auto"/>
+        <w:jc w:val="both"/>
+        <w:rPr>
+          <w:rFonts w:ascii="Times New Roman" w:hAnsi="Times New Roman" w:cs="Times New Roman"/>
+          <w:sz w:val="26"/>
+          <w:szCs w:val="26"/>
+        </w:rPr>
+      </w:pPr>
+      <w:r>
+        <w:rPr>
+          <w:rFonts w:ascii="Times New Roman" w:hAnsi="Times New Roman" w:cs="Times New Roman"/>
+          <w:sz w:val="26"/>
+          <w:szCs w:val="26"/>
+        </w:rPr>
+        <w:t>Trả lời: Theo tài liệu LAB 7, Netgate đã đánh dấu các package Squid, SquidGuard và Lightsquid trên pfSense là deprecated do vấn đề bảo mật upstream. Vì vậy pfSense chỉ đảm nhiệm firewall/gateway; Squid và E2Guardian được tách sang Ubuntu Server để giảm rủi ro và phân định chức năng.</w:t>
+      </w:r>
+    </w:p>
+    <w:p>
+      <w:pPr>
+        <w:spacing w:after="0" w:line="360" w:lineRule="auto"/>
+        <w:jc w:val="both"/>
+        <w:rPr>
+          <w:rFonts w:ascii="Times New Roman" w:hAnsi="Times New Roman" w:cs="Times New Roman"/>
+          <w:sz w:val="26"/>
+          <w:szCs w:val="26"/>
+        </w:rPr>
+      </w:pPr>
+      <w:r>
+        <w:rPr>
+          <w:rFonts w:ascii="Times New Roman" w:hAnsi="Times New Roman" w:cs="Times New Roman"/>
+          <w:b/>
+          <w:bCs/>
+          <w:sz w:val="26"/>
+          <w:szCs w:val="26"/>
+        </w:rPr>
+        <w:t>2. Firewall pfSense và Web Proxy khác nhau ở lớp nào và loại thông tin nào có thể kiểm tra?</w:t>
+      </w:r>
+    </w:p>
+    <w:p>
+      <w:pPr>
+        <w:spacing w:after="0" w:line="360" w:lineRule="auto"/>
+        <w:jc w:val="both"/>
+        <w:rPr>
+          <w:rFonts w:ascii="Times New Roman" w:hAnsi="Times New Roman" w:cs="Times New Roman"/>
+          <w:sz w:val="26"/>
+          <w:szCs w:val="26"/>
+        </w:rPr>
+      </w:pPr>
+      <w:r>
+        <w:rPr>
+          <w:rFonts w:ascii="Times New Roman" w:hAnsi="Times New Roman" w:cs="Times New Roman"/>
+          <w:sz w:val="26"/>
+          <w:szCs w:val="26"/>
+        </w:rPr>
+        <w:t>Trả lời: pfSense chủ yếu kiểm soát luồng ở lớp mạng/vận chuyển (L3/L4): IP nguồn/đích, giao thức, cổng và trạng thái kết nối. Web Proxy hoạt động ở lớp ứng dụng (L7), có thể kiểm tra hostname, URL HTTP, danh sách nội dung và áp dụng chính sách web. Nội dung HTTPS được mã hóa không thể đọc đầy đủ nếu không có cơ chế inspection phù hợp.</w:t>
+      </w:r>
+    </w:p>
+    <w:p>
+      <w:pPr>
+        <w:spacing w:after="0" w:line="360" w:lineRule="auto"/>
+        <w:jc w:val="both"/>
+        <w:rPr>
+          <w:rFonts w:ascii="Times New Roman" w:hAnsi="Times New Roman" w:cs="Times New Roman"/>
+          <w:sz w:val="26"/>
+          <w:szCs w:val="26"/>
+        </w:rPr>
+      </w:pPr>
+      <w:r>
+        <w:rPr>
+          <w:rFonts w:ascii="Times New Roman" w:hAnsi="Times New Roman" w:cs="Times New Roman"/>
+          <w:b/>
+          <w:bCs/>
+          <w:sz w:val="26"/>
+          <w:szCs w:val="26"/>
+        </w:rPr>
+        <w:t>3. Vì sao phải block direct TCP/80,443 từ Client-A/B khi đã cấu hình proxy?</w:t>
+      </w:r>
+    </w:p>
+    <w:p>
+      <w:pPr>
+        <w:spacing w:after="0" w:line="360" w:lineRule="auto"/>
+        <w:jc w:val="both"/>
+        <w:rPr>
+          <w:rFonts w:ascii="Times New Roman" w:hAnsi="Times New Roman" w:cs="Times New Roman"/>
+          <w:sz w:val="26"/>
+          <w:szCs w:val="26"/>
+        </w:rPr>
+      </w:pPr>
+      <w:r>
+        <w:rPr>
+          <w:rFonts w:ascii="Times New Roman" w:hAnsi="Times New Roman" w:cs="Times New Roman"/>
+          <w:sz w:val="26"/>
+          <w:szCs w:val="26"/>
+        </w:rPr>
+        <w:lastRenderedPageBreak/>
+        <w:t>Trả lời: Nếu chỉ cài proxy trong trình duyệt, người dùng có thể tắt proxy để truy cập web trực tiếp. Rule chặn TCP/80,443 từ client và chỉ cho phép đi tới proxy:8080 giúp ngăn bypass, buộc truy cập web thuộc phạm vi chính sách phải qua lớp lọc.</w:t>
+      </w:r>
+    </w:p>
+    <w:p>
+      <w:pPr>
+        <w:spacing w:after="0" w:line="360" w:lineRule="auto"/>
+        <w:jc w:val="both"/>
+        <w:rPr>
+          <w:rFonts w:ascii="Times New Roman" w:hAnsi="Times New Roman" w:cs="Times New Roman"/>
+          <w:sz w:val="26"/>
+          <w:szCs w:val="26"/>
+        </w:rPr>
+      </w:pPr>
+      <w:r>
+        <w:rPr>
+          <w:rFonts w:ascii="Times New Roman" w:hAnsi="Times New Roman" w:cs="Times New Roman"/>
+          <w:b/>
+          <w:bCs/>
+          <w:sz w:val="26"/>
+          <w:szCs w:val="26"/>
+        </w:rPr>
+        <w:t>4. Vì sao hostname/category filtering của website Internet thật có thể không ổn định nếu chỉ dựa vào IP?</w:t>
+      </w:r>
+    </w:p>
+    <w:p>
+      <w:pPr>
+        <w:spacing w:after="0" w:line="360" w:lineRule="auto"/>
+        <w:jc w:val="both"/>
+        <w:rPr>
+          <w:rFonts w:ascii="Times New Roman" w:hAnsi="Times New Roman" w:cs="Times New Roman"/>
+          <w:sz w:val="26"/>
+          <w:szCs w:val="26"/>
+        </w:rPr>
+      </w:pPr>
+      <w:r>
+        <w:rPr>
+          <w:rFonts w:ascii="Times New Roman" w:hAnsi="Times New Roman" w:cs="Times New Roman"/>
+          <w:sz w:val="26"/>
+          <w:szCs w:val="26"/>
+        </w:rPr>
+        <w:t>Trả lời: Một IP có thể phục vụ nhiều hostname qua hosting/CDN; ngược lại một hostname có thể đổi IP theo thời gian, vị trí hoặc cân bằng tải. Do đó lọc theo IP có thể chặn nhầm hoặc bỏ sót; LAB 7 dùng domain mô phỏng trỏ về DMZ để kết quả ổn định.</w:t>
+      </w:r>
+    </w:p>
+    <w:p>
+      <w:pPr>
+        <w:spacing w:after="0" w:line="360" w:lineRule="auto"/>
+        <w:jc w:val="both"/>
+        <w:rPr>
+          <w:rFonts w:ascii="Times New Roman" w:hAnsi="Times New Roman" w:cs="Times New Roman"/>
+          <w:sz w:val="26"/>
+          <w:szCs w:val="26"/>
+        </w:rPr>
+      </w:pPr>
+      <w:r>
+        <w:rPr>
+          <w:rFonts w:ascii="Times New Roman" w:hAnsi="Times New Roman" w:cs="Times New Roman"/>
+          <w:b/>
+          <w:bCs/>
+          <w:sz w:val="26"/>
+          <w:szCs w:val="26"/>
+        </w:rPr>
+        <w:t>5. Temporary bypass khác hard block ở điểm nào?</w:t>
+      </w:r>
+    </w:p>
+    <w:p>
+      <w:pPr>
+        <w:spacing w:after="0" w:line="360" w:lineRule="auto"/>
+        <w:jc w:val="both"/>
+        <w:rPr>
+          <w:rFonts w:ascii="Times New Roman" w:hAnsi="Times New Roman" w:cs="Times New Roman"/>
+          <w:sz w:val="26"/>
+          <w:szCs w:val="26"/>
+        </w:rPr>
+      </w:pPr>
+      <w:r>
+        <w:rPr>
+          <w:rFonts w:ascii="Times New Roman" w:hAnsi="Times New Roman" w:cs="Times New Roman"/>
+          <w:sz w:val="26"/>
+          <w:szCs w:val="26"/>
+        </w:rPr>
+        <w:t>Trả lời: Temporary bypass hiển thị cảnh báo và có thể cho phép truy cập trong thời gian ngắn sau khi người dùng xác nhận (tài liệu đề xuất 300 giây). Hard block từ chối truy cập và không cung cấp quyền vượt qua tạm thời.</w:t>
+      </w:r>
+    </w:p>
+    <w:p>
+      <w:pPr>
+        <w:spacing w:after="0" w:line="360" w:lineRule="auto"/>
+        <w:jc w:val="both"/>
+        <w:rPr>
+          <w:rFonts w:ascii="Times New Roman" w:hAnsi="Times New Roman" w:cs="Times New Roman"/>
+          <w:sz w:val="26"/>
+          <w:szCs w:val="26"/>
+        </w:rPr>
+      </w:pPr>
+      <w:r>
+        <w:rPr>
+          <w:rFonts w:ascii="Times New Roman" w:hAnsi="Times New Roman" w:cs="Times New Roman"/>
+          <w:b/>
+          <w:bCs/>
+          <w:sz w:val="26"/>
+          <w:szCs w:val="26"/>
+        </w:rPr>
+        <w:t>6. Vì sao EICAR qua HTTPS không thể quét nội dung nếu không có SSL MITM?</w:t>
+      </w:r>
+    </w:p>
+    <w:p>
+      <w:pPr>
+        <w:spacing w:after="0" w:line="360" w:lineRule="auto"/>
+        <w:jc w:val="both"/>
+        <w:rPr>
+          <w:rFonts w:ascii="Times New Roman" w:hAnsi="Times New Roman" w:cs="Times New Roman"/>
+          <w:sz w:val="26"/>
+          <w:szCs w:val="26"/>
+        </w:rPr>
+      </w:pPr>
+      <w:r>
+        <w:rPr>
+          <w:rFonts w:ascii="Times New Roman" w:hAnsi="Times New Roman" w:cs="Times New Roman"/>
+          <w:sz w:val="26"/>
+          <w:szCs w:val="26"/>
+        </w:rPr>
+        <w:t>Trả lời: Với HTTPS, nội dung tải xuống nằm trong kênh TLS đã mã hóa. Proxy không giải mã TLS sẽ không thấy byte của file để đưa cho bộ quét nội dung. LAB 7 vì vậy chỉ kỳ vọng quét nội dung HTTPS khi đã bật HTTPS inspection trong môi trường thử nghiệm được kiểm soát.</w:t>
+      </w:r>
+    </w:p>
+    <w:p>
+      <w:pPr>
+        <w:spacing w:after="0" w:line="360" w:lineRule="auto"/>
+        <w:jc w:val="both"/>
+        <w:rPr>
+          <w:rFonts w:ascii="Times New Roman" w:hAnsi="Times New Roman" w:cs="Times New Roman"/>
+          <w:sz w:val="26"/>
+          <w:szCs w:val="26"/>
+        </w:rPr>
+      </w:pPr>
+      <w:r>
+        <w:rPr>
+          <w:rFonts w:ascii="Times New Roman" w:hAnsi="Times New Roman" w:cs="Times New Roman"/>
+          <w:b/>
+          <w:bCs/>
+          <w:sz w:val="26"/>
+          <w:szCs w:val="26"/>
+        </w:rPr>
+        <w:t>7. CA dùng cho HTTPS inspection tạo ra rủi ro gì nếu private key bị lộ?</w:t>
+      </w:r>
+    </w:p>
+    <w:p>
+      <w:pPr>
+        <w:spacing w:after="0" w:line="360" w:lineRule="auto"/>
+        <w:jc w:val="both"/>
+        <w:rPr>
+          <w:rFonts w:ascii="Times New Roman" w:hAnsi="Times New Roman" w:cs="Times New Roman"/>
+          <w:sz w:val="26"/>
+          <w:szCs w:val="26"/>
+        </w:rPr>
+      </w:pPr>
+      <w:r>
+        <w:rPr>
+          <w:rFonts w:ascii="Times New Roman" w:hAnsi="Times New Roman" w:cs="Times New Roman"/>
+          <w:sz w:val="26"/>
+          <w:szCs w:val="26"/>
+        </w:rPr>
+        <w:t>Trả lời: Nếu private key của CA lab bị lộ, kẻ có quyền sử dụng khóa có thể tạo chứng chỉ giả được các máy đã tin CA đó chấp nhận, dẫn đến nguy cơ giả mạo dịch vụ và nghe lén lưu lượng. Vì vậy chỉ cài CA trên máy ảo lab và giữ khóa riêng trên WEB-PROXY.</w:t>
+      </w:r>
+    </w:p>
+    <w:p>
+      <w:pPr>
+        <w:spacing w:after="0" w:line="360" w:lineRule="auto"/>
+        <w:jc w:val="both"/>
+        <w:rPr>
+          <w:rFonts w:ascii="Times New Roman" w:hAnsi="Times New Roman" w:cs="Times New Roman"/>
+          <w:sz w:val="26"/>
+          <w:szCs w:val="26"/>
+        </w:rPr>
+      </w:pPr>
+      <w:r>
+        <w:rPr>
+          <w:rFonts w:ascii="Times New Roman" w:hAnsi="Times New Roman" w:cs="Times New Roman"/>
+          <w:b/>
+          <w:bCs/>
+          <w:sz w:val="26"/>
+          <w:szCs w:val="26"/>
+        </w:rPr>
+        <w:t>8. maxcontentfilecachescansize có phải luôn là hard download-size limit không?</w:t>
+      </w:r>
+    </w:p>
+    <w:p>
+      <w:pPr>
+        <w:spacing w:after="0" w:line="360" w:lineRule="auto"/>
+        <w:jc w:val="both"/>
+        <w:rPr>
+          <w:rFonts w:ascii="Times New Roman" w:hAnsi="Times New Roman" w:cs="Times New Roman"/>
+          <w:sz w:val="26"/>
+          <w:szCs w:val="26"/>
+        </w:rPr>
+      </w:pPr>
+      <w:r>
+        <w:rPr>
+          <w:rFonts w:ascii="Times New Roman" w:hAnsi="Times New Roman" w:cs="Times New Roman"/>
+          <w:sz w:val="26"/>
+          <w:szCs w:val="26"/>
+        </w:rPr>
+        <w:t>Trả lời: Không. Theo tài liệu, thông số này giới hạn kích thước đối tượng được cache/scan, không mặc nhiên chặn mọi file vượt ngưỡng. Muốn kết luận có hard limit 100 MB phải cấu hình cơ chế deny được hỗ trợ và kiểm thử 100MB.bin so với 110MB.bin.</w:t>
+      </w:r>
+    </w:p>
+    <w:p>
+      <w:pPr>
+        <w:spacing w:after="0" w:line="360" w:lineRule="auto"/>
+        <w:jc w:val="both"/>
+        <w:rPr>
+          <w:rFonts w:ascii="Times New Roman" w:hAnsi="Times New Roman" w:cs="Times New Roman"/>
+          <w:sz w:val="26"/>
+          <w:szCs w:val="26"/>
+        </w:rPr>
+      </w:pPr>
+      <w:r>
+        <w:rPr>
+          <w:rFonts w:ascii="Times New Roman" w:hAnsi="Times New Roman" w:cs="Times New Roman"/>
+          <w:b/>
+          <w:bCs/>
+          <w:sz w:val="26"/>
+          <w:szCs w:val="26"/>
+        </w:rPr>
+        <w:t>9. Vì sao Schedule 60 phút không đồng nghĩa với daily category quota của Sophos?</w:t>
+      </w:r>
+    </w:p>
+    <w:p>
+      <w:pPr>
+        <w:spacing w:after="0" w:line="360" w:lineRule="auto"/>
+        <w:jc w:val="both"/>
+        <w:rPr>
+          <w:rFonts w:ascii="Times New Roman" w:hAnsi="Times New Roman" w:cs="Times New Roman"/>
+          <w:sz w:val="26"/>
+          <w:szCs w:val="26"/>
+        </w:rPr>
+      </w:pPr>
+      <w:r>
+        <w:rPr>
+          <w:rFonts w:ascii="Times New Roman" w:hAnsi="Times New Roman" w:cs="Times New Roman"/>
+          <w:sz w:val="26"/>
+          <w:szCs w:val="26"/>
+        </w:rPr>
+        <w:t xml:space="preserve">Trả lời: Schedule chỉ xác định một khoảng thời gian được phép truy cập, chẳng hạn 60 phút theo lịch. Daily category quota đo tổng thời lượng sử dụng cộng dồn theo ngày và theo </w:t>
+      </w:r>
+      <w:r>
+        <w:rPr>
+          <w:rFonts w:ascii="Times New Roman" w:hAnsi="Times New Roman" w:cs="Times New Roman"/>
+          <w:sz w:val="26"/>
+          <w:szCs w:val="26"/>
+        </w:rPr>
+        <w:lastRenderedPageBreak/>
+        <w:t>nhóm nội dung. Vì vậy đây chỉ là phương án time-window policy thay thế để thực hành, không tương đương hoàn toàn.</w:t>
+      </w:r>
+    </w:p>
+    <w:p>
+      <w:pPr>
+        <w:spacing w:after="0" w:line="360" w:lineRule="auto"/>
+        <w:jc w:val="both"/>
+        <w:rPr>
+          <w:rFonts w:ascii="Times New Roman" w:hAnsi="Times New Roman" w:cs="Times New Roman"/>
+          <w:sz w:val="26"/>
+          <w:szCs w:val="26"/>
+        </w:rPr>
+      </w:pPr>
+      <w:r>
+        <w:rPr>
+          <w:rFonts w:ascii="Times New Roman" w:hAnsi="Times New Roman" w:cs="Times New Roman"/>
+          <w:b/>
+          <w:bCs/>
+          <w:sz w:val="26"/>
+          <w:szCs w:val="26"/>
+        </w:rPr>
+        <w:t>10. Khi browser lỗi nhưng E2Guardian không có log, giả thuyết đầu tiên cần kiểm tra là gì?</w:t>
+      </w:r>
+    </w:p>
+    <w:p>
+      <w:pPr>
+        <w:spacing w:after="0" w:line="360" w:lineRule="auto"/>
+        <w:jc w:val="both"/>
+        <w:rPr>
+          <w:rFonts w:ascii="Times New Roman" w:hAnsi="Times New Roman" w:cs="Times New Roman"/>
+          <w:sz w:val="26"/>
+          <w:szCs w:val="26"/>
+        </w:rPr>
+      </w:pPr>
+      <w:r>
+        <w:rPr>
+          <w:rFonts w:ascii="Times New Roman" w:hAnsi="Times New Roman" w:cs="Times New Roman"/>
+          <w:sz w:val="26"/>
+          <w:szCs w:val="26"/>
+        </w:rPr>
+        <w:t>Trả lời: Kiểm tra xem trình duyệt có thật sự gửi lưu lượng tới proxy 10.6.0.30:8080 hay không. Nếu không có request đến E2Guardian thì log của dịch vụ sẽ không xuất hiện; tiếp theo mới kiểm tra kết nối, cổng 8080, dịch vụ, Squid và DNS.</w:t>
+      </w:r>
+    </w:p>
+    <w:p>
+      <w:pPr>
+        <w:spacing w:after="0" w:line="360" w:lineRule="auto"/>
+        <w:jc w:val="both"/>
+        <w:rPr>
+          <w:rFonts w:ascii="Times New Roman" w:hAnsi="Times New Roman" w:cs="Times New Roman"/>
+          <w:sz w:val="26"/>
+          <w:szCs w:val="26"/>
+        </w:rPr>
+      </w:pPr>
+      <w:r>
+        <w:rPr>
+          <w:rFonts w:ascii="Times New Roman" w:hAnsi="Times New Roman" w:cs="Times New Roman"/>
+          <w:b/>
+          <w:bCs/>
+          <w:sz w:val="26"/>
+          <w:szCs w:val="26"/>
+        </w:rPr>
+        <w:t>VII. KẾT LUẬN VÀ HƯỚNG HOÀN THIỆN</w:t>
+      </w:r>
+    </w:p>
+    <w:p>
+      <w:pPr>
+        <w:spacing w:after="0" w:line="360" w:lineRule="auto"/>
+        <w:jc w:val="both"/>
+        <w:rPr>
+          <w:rFonts w:ascii="Times New Roman" w:hAnsi="Times New Roman" w:cs="Times New Roman"/>
+          <w:sz w:val="26"/>
+          <w:szCs w:val="26"/>
+        </w:rPr>
+      </w:pPr>
+      <w:r>
+        <w:rPr>
+          <w:rFonts w:ascii="Times New Roman" w:hAnsi="Times New Roman" w:cs="Times New Roman"/>
+          <w:sz w:val="26"/>
+          <w:szCs w:val="26"/>
+        </w:rPr>
+        <w:t>Buổi thực hành đã khôi phục được WebGUI pfSense, kiểm tra địa chỉ interface và tạo các Alias/rule cơ bản cho mô hình ép truy cập web qua proxy. Phần Web Proxy chưa hoạt động do kết nối Ubuntu–LAN không thông; vì vậy các chính sách nội dung, warning, schedule, antivirus và download-size chưa có kết quả thực nghiệm. Để hoàn thiện, cần nối đúng mạng Internal Network giữa WEB-PROXY và LAN pfSense, sử dụng Ubuntu 24.04 theo yêu cầu tài liệu, triển khai Squid/E2Guardian/ClamAV, dựng DMZ-WEB và DNS, rồi kiểm thử từng kịch bản kèm log và ảnh thực tế.</w:t>
+      </w:r>
+    </w:p>
+    <w:p>
+      <w:pPr>
+        <w:spacing w:after="0" w:line="360" w:lineRule="auto"/>
+        <w:jc w:val="both"/>
+        <w:rPr>
+          <w:rFonts w:ascii="Times New Roman" w:hAnsi="Times New Roman" w:cs="Times New Roman"/>
+          <w:sz w:val="26"/>
+          <w:szCs w:val="26"/>
+        </w:rPr>
+      </w:pPr>
+      <w:r>
+        <w:rPr>
+          <w:rFonts w:ascii="Times New Roman" w:hAnsi="Times New Roman" w:cs="Times New Roman"/>
+          <w:b/>
+          <w:bCs/>
+          <w:sz w:val="26"/>
+          <w:szCs w:val="26"/>
+        </w:rPr>
+        <w:t>TÀI LIỆU THAM KHẢO</w:t>
+      </w:r>
+    </w:p>
+    <w:p>
+      <w:pPr>
+        <w:spacing w:after="0" w:line="360" w:lineRule="auto"/>
+        <w:jc w:val="both"/>
+        <w:rPr>
+          <w:rFonts w:ascii="Times New Roman" w:hAnsi="Times New Roman" w:cs="Times New Roman"/>
+          <w:sz w:val="26"/>
+          <w:szCs w:val="26"/>
+        </w:rPr>
+      </w:pPr>
+      <w:r>
+        <w:rPr>
+          <w:rFonts w:ascii="Times New Roman" w:hAnsi="Times New Roman" w:cs="Times New Roman"/>
+          <w:sz w:val="26"/>
+          <w:szCs w:val="26"/>
+        </w:rPr>
+        <w:t>[1] Tài liệu thực hành An toàn hệ thống thông tin, LAB 7 – Xây dựng chính sách Web Protection trên mô hình pfSense + Web Proxy, 18 trang, tài liệu giảng viên cung cấp.</w:t>
+      </w:r>
+    </w:p>
+    <w:p>
+      <w:pPr>
+        <w:spacing w:after="0" w:line="360" w:lineRule="auto"/>
+        <w:jc w:val="both"/>
+        <w:rPr>
+          <w:rFonts w:ascii="Times New Roman" w:hAnsi="Times New Roman" w:cs="Times New Roman"/>
+          <w:sz w:val="26"/>
+          <w:szCs w:val="26"/>
+        </w:rPr>
+      </w:pPr>
+      <w:r>
+        <w:rPr>
+          <w:rFonts w:ascii="Times New Roman" w:hAnsi="Times New Roman" w:cs="Times New Roman"/>
+          <w:sz w:val="26"/>
+          <w:szCs w:val="26"/>
+        </w:rPr>
+        <w:t>[2] Netgate, pfSense Documentation – Firewall, Aliases, Schedules, Packages (theo danh mục tài liệu LAB 7).</w:t>
+      </w:r>
+    </w:p>
+    <w:p>
+      <w:pPr>
+        <w:spacing w:after="0" w:line="360" w:lineRule="auto"/>
+        <w:jc w:val="both"/>
+        <w:rPr>
+          <w:rFonts w:ascii="Times New Roman" w:hAnsi="Times New Roman" w:cs="Times New Roman"/>
+          <w:sz w:val="26"/>
+          <w:szCs w:val="26"/>
+        </w:rPr>
+      </w:pPr>
+      <w:r>
+        <w:rPr>
+          <w:rFonts w:ascii="Times New Roman" w:hAnsi="Times New Roman" w:cs="Times New Roman"/>
+          <w:sz w:val="26"/>
+          <w:szCs w:val="26"/>
+        </w:rPr>
+        <w:t>[3] E2Guardian Project Documentation; EICAR Anti-Malware Testfile Documentation (theo danh mục tài liệu LAB 7).</w:t>
+      </w:r>
+    </w:p>
+    <w:p>
+      <w:pPr>
+        <w:spacing w:after="0" w:line="360" w:lineRule="auto"/>
+        <w:jc w:val="both"/>
+        <w:rPr>
+          <w:rFonts w:ascii="Times New Roman" w:hAnsi="Times New Roman" w:cs="Times New Roman"/>
+          <w:sz w:val="26"/>
+          <w:szCs w:val="26"/>
+        </w:rPr>
+      </w:pPr>
+      <w:r>
+        <w:rPr>
+          <w:rFonts w:ascii="Times New Roman" w:hAnsi="Times New Roman" w:cs="Times New Roman"/>
+          <w:sz w:val="26"/>
+          <w:szCs w:val="26"/>
+        </w:rPr>
+        <w:t>Báo cáo thực hành LAB 7 – Lý Chí Chương – 1150080128</w:t>
+      </w:r>
+    </w:p>
+    <w:p>
+      <w:pPr>
+        <w:spacing w:after="0" w:line="360" w:lineRule="auto"/>
+        <w:jc w:val="both"/>
+        <w:rPr>
+          <w:rFonts w:ascii="Times New Roman" w:hAnsi="Times New Roman" w:cs="Times New Roman"/>
+          <w:sz w:val="26"/>
+          <w:szCs w:val="26"/>
+        </w:rPr>
+      </w:pPr>
+      <w:r>
+        <w:rPr>
+          <w:rFonts w:ascii="Times New Roman" w:hAnsi="Times New Roman" w:cs="Times New Roman"/>
+          <w:b/>
+          <w:bCs/>
+          <w:sz w:val="26"/>
+          <w:szCs w:val="26"/>
+        </w:rPr>
+        <w:t>PHỤ LỤC A. PHÂN TÍCH CHI TIẾT MÔ HÌNH WEB PROTECTION</w:t>
+      </w:r>
+    </w:p>
+    <w:p>
+      <w:pPr>
+        <w:spacing w:after="0" w:line="360" w:lineRule="auto"/>
+        <w:jc w:val="both"/>
+        <w:rPr>
+          <w:rFonts w:ascii="Times New Roman" w:hAnsi="Times New Roman" w:cs="Times New Roman"/>
+          <w:sz w:val="26"/>
+          <w:szCs w:val="26"/>
+        </w:rPr>
+      </w:pPr>
+      <w:r>
+        <w:rPr>
+          <w:rFonts w:ascii="Times New Roman" w:hAnsi="Times New Roman" w:cs="Times New Roman"/>
+          <w:b/>
+          <w:bCs/>
+          <w:sz w:val="26"/>
+          <w:szCs w:val="26"/>
+        </w:rPr>
+        <w:t>A.1. Phân chia nhiệm vụ giữa các thành phần</w:t>
+      </w:r>
+    </w:p>
+    <w:p>
+      <w:pPr>
+        <w:spacing w:after="0" w:line="360" w:lineRule="auto"/>
+        <w:jc w:val="both"/>
+        <w:rPr>
+          <w:rFonts w:ascii="Times New Roman" w:hAnsi="Times New Roman" w:cs="Times New Roman"/>
+          <w:sz w:val="26"/>
+          <w:szCs w:val="26"/>
+        </w:rPr>
+      </w:pPr>
+      <w:r>
+        <w:rPr>
+          <w:rFonts w:ascii="Times New Roman" w:hAnsi="Times New Roman" w:cs="Times New Roman"/>
+          <w:sz w:val="26"/>
+          <w:szCs w:val="26"/>
+        </w:rPr>
+        <w:t xml:space="preserve">pfSense giữ vai trò cổng mạng và điểm thực thi chính sách kết nối. Firewall kiểm soát luồng TCP/UDP theo nguồn, đích và cổng; nó không thay thế được bộ phân loại URL hoặc công cụ quét nội dung tải xuống. Máy WEB-PROXY dự kiến nhận yêu cầu HTTP từ máy khách tại 10.6.0.30:8080, đưa qua E2Guardian để áp dụng danh sách cho phép/chặn/cảnh </w:t>
+      </w:r>
+      <w:r>
+        <w:rPr>
+          <w:rFonts w:ascii="Times New Roman" w:hAnsi="Times New Roman" w:cs="Times New Roman"/>
+          <w:sz w:val="26"/>
+          <w:szCs w:val="26"/>
+        </w:rPr>
+        <w:lastRenderedPageBreak/>
+        <w:t>báo, sau đó chuyển tiếp tới Squid ở 127.0.0.1:3128. Squid thực hiện chức năng forward proxy; ClamAV là thành phần quét nội dung khi tích hợp scanner hoạt động. Việc tách dịch vụ giúp cấu hình và khắc phục lỗi độc lập.</w:t>
+      </w:r>
+    </w:p>
+    <w:p>
+      <w:pPr>
+        <w:spacing w:after="0" w:line="360" w:lineRule="auto"/>
+        <w:jc w:val="both"/>
+        <w:rPr>
+          <w:rFonts w:ascii="Times New Roman" w:hAnsi="Times New Roman" w:cs="Times New Roman"/>
+          <w:sz w:val="26"/>
+          <w:szCs w:val="26"/>
+        </w:rPr>
+      </w:pPr>
+      <w:r>
+        <w:rPr>
+          <w:rFonts w:ascii="Times New Roman" w:hAnsi="Times New Roman" w:cs="Times New Roman"/>
+          <w:b/>
+          <w:bCs/>
+          <w:sz w:val="26"/>
+          <w:szCs w:val="26"/>
+        </w:rPr>
+        <w:t>A.2. Luồng truy cập hợp lệ</w:t>
+      </w:r>
+    </w:p>
+    <w:p>
+      <w:pPr>
+        <w:spacing w:after="0" w:line="360" w:lineRule="auto"/>
+        <w:jc w:val="both"/>
+        <w:rPr>
+          <w:rFonts w:ascii="Times New Roman" w:hAnsi="Times New Roman" w:cs="Times New Roman"/>
+          <w:sz w:val="26"/>
+          <w:szCs w:val="26"/>
+        </w:rPr>
+      </w:pPr>
+      <w:r>
+        <w:rPr>
+          <w:rFonts w:ascii="Times New Roman" w:hAnsi="Times New Roman" w:cs="Times New Roman"/>
+          <w:sz w:val="26"/>
+          <w:szCs w:val="26"/>
+        </w:rPr>
+        <w:t>Máy khách Client-A (10.6.0.21) hoặc Client-B (10.6.0.22) gửi yêu cầu web đến WEB-PROXY (10.6.0.30:8080). E2Guardian kiểm tra domain và chính sách. Với yêu cầu được phép, lưu lượng được chuyển đến Squid nội bộ và sau đó đi qua pfSense tới máy chủ đích hoặc DMZ-WEB (172.16.6.10). Với yêu cầu thuộc hard block, E2Guardian phải trả trang chặn thay vì chuyển tiếp. Trong trường hợp warning, hệ thống có thể hiển thị thông báo và chỉ mở tạm theo cấu hình.</w:t>
+      </w:r>
+    </w:p>
+    <w:p>
+      <w:pPr>
+        <w:spacing w:after="0" w:line="360" w:lineRule="auto"/>
+        <w:jc w:val="both"/>
+        <w:rPr>
+          <w:rFonts w:ascii="Times New Roman" w:hAnsi="Times New Roman" w:cs="Times New Roman"/>
+          <w:sz w:val="26"/>
+          <w:szCs w:val="26"/>
+        </w:rPr>
+      </w:pPr>
+      <w:r>
+        <w:rPr>
+          <w:rFonts w:ascii="Times New Roman" w:hAnsi="Times New Roman" w:cs="Times New Roman"/>
+          <w:b/>
+          <w:bCs/>
+          <w:sz w:val="26"/>
+          <w:szCs w:val="26"/>
+        </w:rPr>
+        <w:t>A.3. Ý nghĩa của chống bypass</w:t>
+      </w:r>
+    </w:p>
+    <w:p>
+      <w:pPr>
+        <w:spacing w:after="0" w:line="360" w:lineRule="auto"/>
+        <w:jc w:val="both"/>
+        <w:rPr>
+          <w:rFonts w:ascii="Times New Roman" w:hAnsi="Times New Roman" w:cs="Times New Roman"/>
+          <w:sz w:val="26"/>
+          <w:szCs w:val="26"/>
+        </w:rPr>
+      </w:pPr>
+      <w:r>
+        <w:rPr>
+          <w:rFonts w:ascii="Times New Roman" w:hAnsi="Times New Roman" w:cs="Times New Roman"/>
+          <w:sz w:val="26"/>
+          <w:szCs w:val="26"/>
+        </w:rPr>
+        <w:t>Nếu trình duyệt được cấu hình proxy nhưng máy khách vẫn có quyền đi thẳng tới cổng 80/443, người dùng có thể tắt proxy và né toàn bộ bộ lọc nội dung. Vì vậy, rule cho phép truy cập proxy phải được xét trước rule chặn truy cập web trực tiếp. Các rule cho phép chung đã tồn tại từ LAB 6 phải được rà soát vì pfSense xử lý theo thứ tự từ trên xuống. Việc có rule trong giao diện chỉ xác nhận cấu hình được khai báo, chưa chứng minh nó đã chặn lưu lượng trên máy khách.</w:t>
+      </w:r>
+    </w:p>
+    <w:p>
+      <w:pPr>
+        <w:spacing w:after="0" w:line="360" w:lineRule="auto"/>
+        <w:jc w:val="both"/>
+        <w:rPr>
+          <w:rFonts w:ascii="Times New Roman" w:hAnsi="Times New Roman" w:cs="Times New Roman"/>
+          <w:sz w:val="26"/>
+          <w:szCs w:val="26"/>
+        </w:rPr>
+      </w:pPr>
+      <w:r>
+        <w:rPr>
+          <w:rFonts w:ascii="Times New Roman" w:hAnsi="Times New Roman" w:cs="Times New Roman"/>
+          <w:b/>
+          <w:bCs/>
+          <w:sz w:val="26"/>
+          <w:szCs w:val="26"/>
+        </w:rPr>
+        <w:t>A.4. Phân biệt DNS, HTTP và HTTPS</w:t>
+      </w:r>
+    </w:p>
+    <w:p>
+      <w:pPr>
+        <w:spacing w:after="0" w:line="360" w:lineRule="auto"/>
+        <w:jc w:val="both"/>
+        <w:rPr>
+          <w:rFonts w:ascii="Times New Roman" w:hAnsi="Times New Roman" w:cs="Times New Roman"/>
+          <w:sz w:val="26"/>
+          <w:szCs w:val="26"/>
+        </w:rPr>
+      </w:pPr>
+      <w:r>
+        <w:rPr>
+          <w:rFonts w:ascii="Times New Roman" w:hAnsi="Times New Roman" w:cs="Times New Roman"/>
+          <w:sz w:val="26"/>
+          <w:szCs w:val="26"/>
+        </w:rPr>
+        <w:t>DNS giúp phân giải hostname thành địa chỉ IP, không tự thực hiện phân loại nội dung web. HTTP không mã hóa có thể cho proxy nhìn thấy hostname, đường dẫn và dữ liệu phản hồi tùy cấu hình. Với HTTPS không bật kiểm tra TLS, proxy chỉ quan sát được một phần metadata kết nối, không đọc được nội dung file truyền trong phiên mã hóa. Vì thế bài thực hành coi HTTPS inspection là phần mở rộng riêng, chỉ thực hiện trên máy ảo kiểm soát được và với CA thử nghiệm.</w:t>
+      </w:r>
+    </w:p>
+    <w:p>
+      <w:pPr>
+        <w:spacing w:after="0" w:line="360" w:lineRule="auto"/>
+        <w:jc w:val="both"/>
+        <w:rPr>
+          <w:rFonts w:ascii="Times New Roman" w:hAnsi="Times New Roman" w:cs="Times New Roman"/>
+          <w:sz w:val="26"/>
+          <w:szCs w:val="26"/>
+        </w:rPr>
+      </w:pPr>
+      <w:r>
+        <w:rPr>
+          <w:rFonts w:ascii="Times New Roman" w:hAnsi="Times New Roman" w:cs="Times New Roman"/>
+          <w:b/>
+          <w:bCs/>
+          <w:sz w:val="26"/>
+          <w:szCs w:val="26"/>
+        </w:rPr>
+        <w:t>PHỤ LỤC B. THIẾT KẾ VÀ ĐÁNH GIÁ CHÍNH SÁCH</w:t>
+      </w:r>
+    </w:p>
+    <w:tbl>
+      <w:tblPr>
+        <w:tblW w:w="0" w:type="dxa"/>
+        <w:tblBorders>
+          <w:top w:val="single" w:sz="2" w:space="0" w:color="auto"/>
+          <w:left w:val="single" w:sz="2" w:space="0" w:color="auto"/>
+          <w:bottom w:val="single" w:sz="2" w:space="0" w:color="auto"/>
+          <w:right w:val="single" w:sz="2" w:space="0" w:color="auto"/>
+        </w:tblBorders>
+        <w:tblLook w:val="04A0" w:firstRow="1" w:lastRow="0" w:firstColumn="1" w:lastColumn="0" w:noHBand="0" w:noVBand="1"/>
+      </w:tblPr>
+      <w:tblGrid>
+        <w:gridCol w:w="1711"/>
+        <w:gridCol w:w="4115"/>
+        <w:gridCol w:w="1693"/>
+        <w:gridCol w:w="1831"/>
+      </w:tblGrid>
+      <w:tr>
+        <w:tc>
+          <w:tcPr>
+            <w:tcW w:w="2365" w:type="dxa"/>
+            <w:tcBorders>
+              <w:top w:val="single" w:sz="4" w:space="0" w:color="000000"/>
+              <w:left w:val="single" w:sz="4" w:space="0" w:color="000000"/>
+              <w:bottom w:val="single" w:sz="4" w:space="0" w:color="000000"/>
+              <w:right w:val="single" w:sz="4" w:space="0" w:color="000000"/>
+            </w:tcBorders>
+            <w:hideMark/>
+          </w:tcPr>
+          <w:p>
+            <w:pPr>
+              <w:spacing w:after="0" w:line="360" w:lineRule="auto"/>
+              <w:jc w:val="both"/>
+              <w:rPr>
+                <w:rFonts w:ascii="Times New Roman" w:hAnsi="Times New Roman" w:cs="Times New Roman"/>
+                <w:sz w:val="26"/>
+                <w:szCs w:val="26"/>
+              </w:rPr>
+            </w:pPr>
+            <w:r>
+              <w:rPr>
+                <w:rFonts w:ascii="Times New Roman" w:hAnsi="Times New Roman" w:cs="Times New Roman"/>
+                <w:sz w:val="26"/>
+                <w:szCs w:val="26"/>
+              </w:rPr>
+              <w:t>Nhóm</w:t>
+            </w:r>
+          </w:p>
+        </w:tc>
+        <w:tc>
+          <w:tcPr>
+            <w:tcW w:w="2365" w:type="dxa"/>
+            <w:tcBorders>
+              <w:top w:val="single" w:sz="4" w:space="0" w:color="000000"/>
+              <w:left w:val="single" w:sz="4" w:space="0" w:color="000000"/>
+              <w:bottom w:val="single" w:sz="4" w:space="0" w:color="000000"/>
+              <w:right w:val="single" w:sz="4" w:space="0" w:color="000000"/>
+            </w:tcBorders>
+            <w:hideMark/>
+          </w:tcPr>
+          <w:p>
+            <w:pPr>
+              <w:spacing w:after="0" w:line="360" w:lineRule="auto"/>
+              <w:jc w:val="both"/>
+              <w:rPr>
+                <w:rFonts w:ascii="Times New Roman" w:hAnsi="Times New Roman" w:cs="Times New Roman"/>
+                <w:sz w:val="26"/>
+                <w:szCs w:val="26"/>
+              </w:rPr>
+            </w:pPr>
+            <w:r>
+              <w:rPr>
+                <w:rFonts w:ascii="Times New Roman" w:hAnsi="Times New Roman" w:cs="Times New Roman"/>
+                <w:sz w:val="26"/>
+                <w:szCs w:val="26"/>
+              </w:rPr>
+              <w:t>Đối tượng</w:t>
+            </w:r>
+          </w:p>
+        </w:tc>
+        <w:tc>
+          <w:tcPr>
+            <w:tcW w:w="2365" w:type="dxa"/>
+            <w:tcBorders>
+              <w:top w:val="single" w:sz="4" w:space="0" w:color="000000"/>
+              <w:left w:val="single" w:sz="4" w:space="0" w:color="000000"/>
+              <w:bottom w:val="single" w:sz="4" w:space="0" w:color="000000"/>
+              <w:right w:val="single" w:sz="4" w:space="0" w:color="000000"/>
+            </w:tcBorders>
+            <w:hideMark/>
+          </w:tcPr>
+          <w:p>
+            <w:pPr>
+              <w:spacing w:after="0" w:line="360" w:lineRule="auto"/>
+              <w:jc w:val="both"/>
+              <w:rPr>
+                <w:rFonts w:ascii="Times New Roman" w:hAnsi="Times New Roman" w:cs="Times New Roman"/>
+                <w:sz w:val="26"/>
+                <w:szCs w:val="26"/>
+              </w:rPr>
+            </w:pPr>
+            <w:r>
+              <w:rPr>
+                <w:rFonts w:ascii="Times New Roman" w:hAnsi="Times New Roman" w:cs="Times New Roman"/>
+                <w:sz w:val="26"/>
+                <w:szCs w:val="26"/>
+              </w:rPr>
+              <w:t>Kết quả mong đợi</w:t>
+            </w:r>
+          </w:p>
+        </w:tc>
+        <w:tc>
+          <w:tcPr>
+            <w:tcW w:w="2365" w:type="dxa"/>
+            <w:tcBorders>
+              <w:top w:val="single" w:sz="4" w:space="0" w:color="000000"/>
+              <w:left w:val="single" w:sz="4" w:space="0" w:color="000000"/>
+              <w:bottom w:val="single" w:sz="4" w:space="0" w:color="000000"/>
+              <w:right w:val="single" w:sz="4" w:space="0" w:color="000000"/>
+            </w:tcBorders>
+            <w:hideMark/>
+          </w:tcPr>
+          <w:p>
+            <w:pPr>
+              <w:spacing w:after="0" w:line="360" w:lineRule="auto"/>
+              <w:jc w:val="both"/>
+              <w:rPr>
+                <w:rFonts w:ascii="Times New Roman" w:hAnsi="Times New Roman" w:cs="Times New Roman"/>
+                <w:sz w:val="26"/>
+                <w:szCs w:val="26"/>
+              </w:rPr>
+            </w:pPr>
+            <w:r>
+              <w:rPr>
+                <w:rFonts w:ascii="Times New Roman" w:hAnsi="Times New Roman" w:cs="Times New Roman"/>
+                <w:sz w:val="26"/>
+                <w:szCs w:val="26"/>
+              </w:rPr>
+              <w:t>Minh chứng cần có</w:t>
+            </w:r>
+          </w:p>
+        </w:tc>
+      </w:tr>
+      <w:tr>
+        <w:tc>
+          <w:tcPr>
+            <w:tcW w:w="2365" w:type="dxa"/>
+            <w:tcBorders>
+              <w:top w:val="single" w:sz="4" w:space="0" w:color="000000"/>
+              <w:left w:val="single" w:sz="4" w:space="0" w:color="000000"/>
+              <w:bottom w:val="single" w:sz="4" w:space="0" w:color="000000"/>
+              <w:right w:val="single" w:sz="4" w:space="0" w:color="000000"/>
+            </w:tcBorders>
+            <w:hideMark/>
+          </w:tcPr>
+          <w:p>
+            <w:pPr>
+              <w:spacing w:after="0" w:line="360" w:lineRule="auto"/>
+              <w:jc w:val="both"/>
+              <w:rPr>
+                <w:rFonts w:ascii="Times New Roman" w:hAnsi="Times New Roman" w:cs="Times New Roman"/>
+                <w:sz w:val="26"/>
+                <w:szCs w:val="26"/>
+              </w:rPr>
+            </w:pPr>
+            <w:r>
+              <w:rPr>
+                <w:rFonts w:ascii="Times New Roman" w:hAnsi="Times New Roman" w:cs="Times New Roman"/>
+                <w:sz w:val="26"/>
+                <w:szCs w:val="26"/>
+              </w:rPr>
+              <w:lastRenderedPageBreak/>
+              <w:t>Hard block</w:t>
+            </w:r>
+          </w:p>
+        </w:tc>
+        <w:tc>
+          <w:tcPr>
+            <w:tcW w:w="2365" w:type="dxa"/>
+            <w:tcBorders>
+              <w:top w:val="single" w:sz="4" w:space="0" w:color="000000"/>
+              <w:left w:val="single" w:sz="4" w:space="0" w:color="000000"/>
+              <w:bottom w:val="single" w:sz="4" w:space="0" w:color="000000"/>
+              <w:right w:val="single" w:sz="4" w:space="0" w:color="000000"/>
+            </w:tcBorders>
+            <w:hideMark/>
+          </w:tcPr>
+          <w:p>
+            <w:pPr>
+              <w:spacing w:after="0" w:line="360" w:lineRule="auto"/>
+              <w:jc w:val="both"/>
+              <w:rPr>
+                <w:rFonts w:ascii="Times New Roman" w:hAnsi="Times New Roman" w:cs="Times New Roman"/>
+                <w:sz w:val="26"/>
+                <w:szCs w:val="26"/>
+              </w:rPr>
+            </w:pPr>
+            <w:r>
+              <w:rPr>
+                <w:rFonts w:ascii="Times New Roman" w:hAnsi="Times New Roman" w:cs="Times New Roman"/>
+                <w:sz w:val="26"/>
+                <w:szCs w:val="26"/>
+              </w:rPr>
+              <w:t>china.lab7.test; mideast.lab7.test; jobs.lab7.test; blockedgame.lab7.test</w:t>
+            </w:r>
+          </w:p>
+        </w:tc>
+        <w:tc>
+          <w:tcPr>
+            <w:tcW w:w="2365" w:type="dxa"/>
+            <w:tcBorders>
+              <w:top w:val="single" w:sz="4" w:space="0" w:color="000000"/>
+              <w:left w:val="single" w:sz="4" w:space="0" w:color="000000"/>
+              <w:bottom w:val="single" w:sz="4" w:space="0" w:color="000000"/>
+              <w:right w:val="single" w:sz="4" w:space="0" w:color="000000"/>
+            </w:tcBorders>
+            <w:hideMark/>
+          </w:tcPr>
+          <w:p>
+            <w:pPr>
+              <w:spacing w:after="0" w:line="360" w:lineRule="auto"/>
+              <w:jc w:val="both"/>
+              <w:rPr>
+                <w:rFonts w:ascii="Times New Roman" w:hAnsi="Times New Roman" w:cs="Times New Roman"/>
+                <w:sz w:val="26"/>
+                <w:szCs w:val="26"/>
+              </w:rPr>
+            </w:pPr>
+            <w:r>
+              <w:rPr>
+                <w:rFonts w:ascii="Times New Roman" w:hAnsi="Times New Roman" w:cs="Times New Roman"/>
+                <w:sz w:val="26"/>
+                <w:szCs w:val="26"/>
+              </w:rPr>
+              <w:t>Từ chối truy cập, không cho mở tạm</w:t>
+            </w:r>
+          </w:p>
+        </w:tc>
+        <w:tc>
+          <w:tcPr>
+            <w:tcW w:w="2365" w:type="dxa"/>
+            <w:tcBorders>
+              <w:top w:val="single" w:sz="4" w:space="0" w:color="000000"/>
+              <w:left w:val="single" w:sz="4" w:space="0" w:color="000000"/>
+              <w:bottom w:val="single" w:sz="4" w:space="0" w:color="000000"/>
+              <w:right w:val="single" w:sz="4" w:space="0" w:color="000000"/>
+            </w:tcBorders>
+            <w:hideMark/>
+          </w:tcPr>
+          <w:p>
+            <w:pPr>
+              <w:spacing w:after="0" w:line="360" w:lineRule="auto"/>
+              <w:jc w:val="both"/>
+              <w:rPr>
+                <w:rFonts w:ascii="Times New Roman" w:hAnsi="Times New Roman" w:cs="Times New Roman"/>
+                <w:sz w:val="26"/>
+                <w:szCs w:val="26"/>
+              </w:rPr>
+            </w:pPr>
+            <w:r>
+              <w:rPr>
+                <w:rFonts w:ascii="Times New Roman" w:hAnsi="Times New Roman" w:cs="Times New Roman"/>
+                <w:sz w:val="26"/>
+                <w:szCs w:val="26"/>
+              </w:rPr>
+              <w:t>Cần chứng minh trang block và log E2Guardian</w:t>
+            </w:r>
+          </w:p>
+        </w:tc>
+      </w:tr>
+      <w:tr>
+        <w:tc>
+          <w:tcPr>
+            <w:tcW w:w="2365" w:type="dxa"/>
+            <w:tcBorders>
+              <w:top w:val="single" w:sz="4" w:space="0" w:color="000000"/>
+              <w:left w:val="single" w:sz="4" w:space="0" w:color="000000"/>
+              <w:bottom w:val="single" w:sz="4" w:space="0" w:color="000000"/>
+              <w:right w:val="single" w:sz="4" w:space="0" w:color="000000"/>
+            </w:tcBorders>
+            <w:hideMark/>
+          </w:tcPr>
+          <w:p>
+            <w:pPr>
+              <w:spacing w:after="0" w:line="360" w:lineRule="auto"/>
+              <w:jc w:val="both"/>
+              <w:rPr>
+                <w:rFonts w:ascii="Times New Roman" w:hAnsi="Times New Roman" w:cs="Times New Roman"/>
+                <w:sz w:val="26"/>
+                <w:szCs w:val="26"/>
+              </w:rPr>
+            </w:pPr>
+            <w:r>
+              <w:rPr>
+                <w:rFonts w:ascii="Times New Roman" w:hAnsi="Times New Roman" w:cs="Times New Roman"/>
+                <w:sz w:val="26"/>
+                <w:szCs w:val="26"/>
+              </w:rPr>
+              <w:t>Warning</w:t>
+            </w:r>
+          </w:p>
+        </w:tc>
+        <w:tc>
+          <w:tcPr>
+            <w:tcW w:w="2365" w:type="dxa"/>
+            <w:tcBorders>
+              <w:top w:val="single" w:sz="4" w:space="0" w:color="000000"/>
+              <w:left w:val="single" w:sz="4" w:space="0" w:color="000000"/>
+              <w:bottom w:val="single" w:sz="4" w:space="0" w:color="000000"/>
+              <w:right w:val="single" w:sz="4" w:space="0" w:color="000000"/>
+            </w:tcBorders>
+            <w:hideMark/>
+          </w:tcPr>
+          <w:p>
+            <w:pPr>
+              <w:spacing w:after="0" w:line="360" w:lineRule="auto"/>
+              <w:jc w:val="both"/>
+              <w:rPr>
+                <w:rFonts w:ascii="Times New Roman" w:hAnsi="Times New Roman" w:cs="Times New Roman"/>
+                <w:sz w:val="26"/>
+                <w:szCs w:val="26"/>
+              </w:rPr>
+            </w:pPr>
+            <w:r>
+              <w:rPr>
+                <w:rFonts w:ascii="Times New Roman" w:hAnsi="Times New Roman" w:cs="Times New Roman"/>
+                <w:sz w:val="26"/>
+                <w:szCs w:val="26"/>
+              </w:rPr>
+              <w:t>weapons.lab7.test; politics.lab7.test; religion.lab7.test; streaming.lab7.test</w:t>
+            </w:r>
+          </w:p>
+        </w:tc>
+        <w:tc>
+          <w:tcPr>
+            <w:tcW w:w="2365" w:type="dxa"/>
+            <w:tcBorders>
+              <w:top w:val="single" w:sz="4" w:space="0" w:color="000000"/>
+              <w:left w:val="single" w:sz="4" w:space="0" w:color="000000"/>
+              <w:bottom w:val="single" w:sz="4" w:space="0" w:color="000000"/>
+              <w:right w:val="single" w:sz="4" w:space="0" w:color="000000"/>
+            </w:tcBorders>
+            <w:hideMark/>
+          </w:tcPr>
+          <w:p>
+            <w:pPr>
+              <w:spacing w:after="0" w:line="360" w:lineRule="auto"/>
+              <w:jc w:val="both"/>
+              <w:rPr>
+                <w:rFonts w:ascii="Times New Roman" w:hAnsi="Times New Roman" w:cs="Times New Roman"/>
+                <w:sz w:val="26"/>
+                <w:szCs w:val="26"/>
+              </w:rPr>
+            </w:pPr>
+            <w:r>
+              <w:rPr>
+                <w:rFonts w:ascii="Times New Roman" w:hAnsi="Times New Roman" w:cs="Times New Roman"/>
+                <w:sz w:val="26"/>
+                <w:szCs w:val="26"/>
+              </w:rPr>
+              <w:t>Hiển thị cảnh báo, cho bypass tạm 300 giây nếu cấu hình đúng</w:t>
+            </w:r>
+          </w:p>
+        </w:tc>
+        <w:tc>
+          <w:tcPr>
+            <w:tcW w:w="2365" w:type="dxa"/>
+            <w:tcBorders>
+              <w:top w:val="single" w:sz="4" w:space="0" w:color="000000"/>
+              <w:left w:val="single" w:sz="4" w:space="0" w:color="000000"/>
+              <w:bottom w:val="single" w:sz="4" w:space="0" w:color="000000"/>
+              <w:right w:val="single" w:sz="4" w:space="0" w:color="000000"/>
+            </w:tcBorders>
+            <w:hideMark/>
+          </w:tcPr>
+          <w:p>
+            <w:pPr>
+              <w:spacing w:after="0" w:line="360" w:lineRule="auto"/>
+              <w:jc w:val="both"/>
+              <w:rPr>
+                <w:rFonts w:ascii="Times New Roman" w:hAnsi="Times New Roman" w:cs="Times New Roman"/>
+                <w:sz w:val="26"/>
+                <w:szCs w:val="26"/>
+              </w:rPr>
+            </w:pPr>
+            <w:r>
+              <w:rPr>
+                <w:rFonts w:ascii="Times New Roman" w:hAnsi="Times New Roman" w:cs="Times New Roman"/>
+                <w:sz w:val="26"/>
+                <w:szCs w:val="26"/>
+              </w:rPr>
+              <w:t>Cần ảnh trước và sau xác nhận</w:t>
+            </w:r>
+          </w:p>
+        </w:tc>
+      </w:tr>
+      <w:tr>
+        <w:tc>
+          <w:tcPr>
+            <w:tcW w:w="2365" w:type="dxa"/>
+            <w:tcBorders>
+              <w:top w:val="single" w:sz="4" w:space="0" w:color="000000"/>
+              <w:left w:val="single" w:sz="4" w:space="0" w:color="000000"/>
+              <w:bottom w:val="single" w:sz="4" w:space="0" w:color="000000"/>
+              <w:right w:val="single" w:sz="4" w:space="0" w:color="000000"/>
+            </w:tcBorders>
+            <w:hideMark/>
+          </w:tcPr>
+          <w:p>
+            <w:pPr>
+              <w:spacing w:after="0" w:line="360" w:lineRule="auto"/>
+              <w:jc w:val="both"/>
+              <w:rPr>
+                <w:rFonts w:ascii="Times New Roman" w:hAnsi="Times New Roman" w:cs="Times New Roman"/>
+                <w:sz w:val="26"/>
+                <w:szCs w:val="26"/>
+              </w:rPr>
+            </w:pPr>
+            <w:r>
+              <w:rPr>
+                <w:rFonts w:ascii="Times New Roman" w:hAnsi="Times New Roman" w:cs="Times New Roman"/>
+                <w:sz w:val="26"/>
+                <w:szCs w:val="26"/>
+              </w:rPr>
+              <w:t>Exception</w:t>
+            </w:r>
+          </w:p>
+        </w:tc>
+        <w:tc>
+          <w:tcPr>
+            <w:tcW w:w="2365" w:type="dxa"/>
+            <w:tcBorders>
+              <w:top w:val="single" w:sz="4" w:space="0" w:color="000000"/>
+              <w:left w:val="single" w:sz="4" w:space="0" w:color="000000"/>
+              <w:bottom w:val="single" w:sz="4" w:space="0" w:color="000000"/>
+              <w:right w:val="single" w:sz="4" w:space="0" w:color="000000"/>
+            </w:tcBorders>
+            <w:hideMark/>
+          </w:tcPr>
+          <w:p>
+            <w:pPr>
+              <w:spacing w:after="0" w:line="360" w:lineRule="auto"/>
+              <w:jc w:val="both"/>
+              <w:rPr>
+                <w:rFonts w:ascii="Times New Roman" w:hAnsi="Times New Roman" w:cs="Times New Roman"/>
+                <w:sz w:val="26"/>
+                <w:szCs w:val="26"/>
+              </w:rPr>
+            </w:pPr>
+            <w:r>
+              <w:rPr>
+                <w:rFonts w:ascii="Times New Roman" w:hAnsi="Times New Roman" w:cs="Times New Roman"/>
+                <w:sz w:val="26"/>
+                <w:szCs w:val="26"/>
+              </w:rPr>
+              <w:t>normal.lab7.test; education.lab7.test; download.lab7.test</w:t>
+            </w:r>
+          </w:p>
+        </w:tc>
+        <w:tc>
+          <w:tcPr>
+            <w:tcW w:w="2365" w:type="dxa"/>
+            <w:tcBorders>
+              <w:top w:val="single" w:sz="4" w:space="0" w:color="000000"/>
+              <w:left w:val="single" w:sz="4" w:space="0" w:color="000000"/>
+              <w:bottom w:val="single" w:sz="4" w:space="0" w:color="000000"/>
+              <w:right w:val="single" w:sz="4" w:space="0" w:color="000000"/>
+            </w:tcBorders>
+            <w:hideMark/>
+          </w:tcPr>
+          <w:p>
+            <w:pPr>
+              <w:spacing w:after="0" w:line="360" w:lineRule="auto"/>
+              <w:jc w:val="both"/>
+              <w:rPr>
+                <w:rFonts w:ascii="Times New Roman" w:hAnsi="Times New Roman" w:cs="Times New Roman"/>
+                <w:sz w:val="26"/>
+                <w:szCs w:val="26"/>
+              </w:rPr>
+            </w:pPr>
+            <w:r>
+              <w:rPr>
+                <w:rFonts w:ascii="Times New Roman" w:hAnsi="Times New Roman" w:cs="Times New Roman"/>
+                <w:sz w:val="26"/>
+                <w:szCs w:val="26"/>
+              </w:rPr>
+              <w:t>Cho phép truy cập; download vẫn chịu kiểm tra file</w:t>
+            </w:r>
+          </w:p>
+        </w:tc>
+        <w:tc>
+          <w:tcPr>
+            <w:tcW w:w="2365" w:type="dxa"/>
+            <w:tcBorders>
+              <w:top w:val="single" w:sz="4" w:space="0" w:color="000000"/>
+              <w:left w:val="single" w:sz="4" w:space="0" w:color="000000"/>
+              <w:bottom w:val="single" w:sz="4" w:space="0" w:color="000000"/>
+              <w:right w:val="single" w:sz="4" w:space="0" w:color="000000"/>
+            </w:tcBorders>
+            <w:hideMark/>
+          </w:tcPr>
+          <w:p>
+            <w:pPr>
+              <w:spacing w:after="0" w:line="360" w:lineRule="auto"/>
+              <w:jc w:val="both"/>
+              <w:rPr>
+                <w:rFonts w:ascii="Times New Roman" w:hAnsi="Times New Roman" w:cs="Times New Roman"/>
+                <w:sz w:val="26"/>
+                <w:szCs w:val="26"/>
+              </w:rPr>
+            </w:pPr>
+            <w:r>
+              <w:rPr>
+                <w:rFonts w:ascii="Times New Roman" w:hAnsi="Times New Roman" w:cs="Times New Roman"/>
+                <w:sz w:val="26"/>
+                <w:szCs w:val="26"/>
+              </w:rPr>
+              <w:t>Cần kiểm tra không bị block nhầm</w:t>
+            </w:r>
+          </w:p>
+        </w:tc>
+      </w:tr>
+      <w:tr>
+        <w:tc>
+          <w:tcPr>
+            <w:tcW w:w="2365" w:type="dxa"/>
+            <w:tcBorders>
+              <w:top w:val="single" w:sz="4" w:space="0" w:color="000000"/>
+              <w:left w:val="single" w:sz="4" w:space="0" w:color="000000"/>
+              <w:bottom w:val="single" w:sz="4" w:space="0" w:color="000000"/>
+              <w:right w:val="single" w:sz="4" w:space="0" w:color="000000"/>
+            </w:tcBorders>
+            <w:hideMark/>
+          </w:tcPr>
+          <w:p>
+            <w:pPr>
+              <w:spacing w:after="0" w:line="360" w:lineRule="auto"/>
+              <w:jc w:val="both"/>
+              <w:rPr>
+                <w:rFonts w:ascii="Times New Roman" w:hAnsi="Times New Roman" w:cs="Times New Roman"/>
+                <w:sz w:val="26"/>
+                <w:szCs w:val="26"/>
+              </w:rPr>
+            </w:pPr>
+            <w:r>
+              <w:rPr>
+                <w:rFonts w:ascii="Times New Roman" w:hAnsi="Times New Roman" w:cs="Times New Roman"/>
+                <w:sz w:val="26"/>
+                <w:szCs w:val="26"/>
+              </w:rPr>
+              <w:t>Schedule</w:t>
+            </w:r>
+          </w:p>
+        </w:tc>
+        <w:tc>
+          <w:tcPr>
+            <w:tcW w:w="2365" w:type="dxa"/>
+            <w:tcBorders>
+              <w:top w:val="single" w:sz="4" w:space="0" w:color="000000"/>
+              <w:left w:val="single" w:sz="4" w:space="0" w:color="000000"/>
+              <w:bottom w:val="single" w:sz="4" w:space="0" w:color="000000"/>
+              <w:right w:val="single" w:sz="4" w:space="0" w:color="000000"/>
+            </w:tcBorders>
+            <w:hideMark/>
+          </w:tcPr>
+          <w:p>
+            <w:pPr>
+              <w:spacing w:after="0" w:line="360" w:lineRule="auto"/>
+              <w:jc w:val="both"/>
+              <w:rPr>
+                <w:rFonts w:ascii="Times New Roman" w:hAnsi="Times New Roman" w:cs="Times New Roman"/>
+                <w:sz w:val="26"/>
+                <w:szCs w:val="26"/>
+              </w:rPr>
+            </w:pPr>
+            <w:r>
+              <w:rPr>
+                <w:rFonts w:ascii="Times New Roman" w:hAnsi="Times New Roman" w:cs="Times New Roman"/>
+                <w:sz w:val="26"/>
+                <w:szCs w:val="26"/>
+              </w:rPr>
+              <w:t>entertainment.lab7.test; games.lab7.test</w:t>
+            </w:r>
+          </w:p>
+        </w:tc>
+        <w:tc>
+          <w:tcPr>
+            <w:tcW w:w="2365" w:type="dxa"/>
+            <w:tcBorders>
+              <w:top w:val="single" w:sz="4" w:space="0" w:color="000000"/>
+              <w:left w:val="single" w:sz="4" w:space="0" w:color="000000"/>
+              <w:bottom w:val="single" w:sz="4" w:space="0" w:color="000000"/>
+              <w:right w:val="single" w:sz="4" w:space="0" w:color="000000"/>
+            </w:tcBorders>
+            <w:hideMark/>
+          </w:tcPr>
+          <w:p>
+            <w:pPr>
+              <w:spacing w:after="0" w:line="360" w:lineRule="auto"/>
+              <w:jc w:val="both"/>
+              <w:rPr>
+                <w:rFonts w:ascii="Times New Roman" w:hAnsi="Times New Roman" w:cs="Times New Roman"/>
+                <w:sz w:val="26"/>
+                <w:szCs w:val="26"/>
+              </w:rPr>
+            </w:pPr>
+            <w:r>
+              <w:rPr>
+                <w:rFonts w:ascii="Times New Roman" w:hAnsi="Times New Roman" w:cs="Times New Roman"/>
+                <w:sz w:val="26"/>
+                <w:szCs w:val="26"/>
+              </w:rPr>
+              <w:t>Chỉ cho phép trong khung 60 phút</w:t>
+            </w:r>
+          </w:p>
+        </w:tc>
+        <w:tc>
+          <w:tcPr>
+            <w:tcW w:w="2365" w:type="dxa"/>
+            <w:tcBorders>
+              <w:top w:val="single" w:sz="4" w:space="0" w:color="000000"/>
+              <w:left w:val="single" w:sz="4" w:space="0" w:color="000000"/>
+              <w:bottom w:val="single" w:sz="4" w:space="0" w:color="000000"/>
+              <w:right w:val="single" w:sz="4" w:space="0" w:color="000000"/>
+            </w:tcBorders>
+            <w:hideMark/>
+          </w:tcPr>
+          <w:p>
+            <w:pPr>
+              <w:spacing w:after="0" w:line="360" w:lineRule="auto"/>
+              <w:jc w:val="both"/>
+              <w:rPr>
+                <w:rFonts w:ascii="Times New Roman" w:hAnsi="Times New Roman" w:cs="Times New Roman"/>
+                <w:sz w:val="26"/>
+                <w:szCs w:val="26"/>
+              </w:rPr>
+            </w:pPr>
+            <w:r>
+              <w:rPr>
+                <w:rFonts w:ascii="Times New Roman" w:hAnsi="Times New Roman" w:cs="Times New Roman"/>
+                <w:sz w:val="26"/>
+                <w:szCs w:val="26"/>
+              </w:rPr>
+              <w:t>Không được gọi là quota cộng dồn</w:t>
+            </w:r>
+          </w:p>
+        </w:tc>
+      </w:tr>
+      <w:tr>
+        <w:tc>
+          <w:tcPr>
+            <w:tcW w:w="2365" w:type="dxa"/>
+            <w:tcBorders>
+              <w:top w:val="single" w:sz="4" w:space="0" w:color="000000"/>
+              <w:left w:val="single" w:sz="4" w:space="0" w:color="000000"/>
+              <w:bottom w:val="single" w:sz="4" w:space="0" w:color="000000"/>
+              <w:right w:val="single" w:sz="4" w:space="0" w:color="000000"/>
+            </w:tcBorders>
+            <w:hideMark/>
+          </w:tcPr>
+          <w:p>
+            <w:pPr>
+              <w:spacing w:after="0" w:line="360" w:lineRule="auto"/>
+              <w:jc w:val="both"/>
+              <w:rPr>
+                <w:rFonts w:ascii="Times New Roman" w:hAnsi="Times New Roman" w:cs="Times New Roman"/>
+                <w:sz w:val="26"/>
+                <w:szCs w:val="26"/>
+              </w:rPr>
+            </w:pPr>
+            <w:r>
+              <w:rPr>
+                <w:rFonts w:ascii="Times New Roman" w:hAnsi="Times New Roman" w:cs="Times New Roman"/>
+                <w:sz w:val="26"/>
+                <w:szCs w:val="26"/>
+              </w:rPr>
+              <w:t>Antivirus</w:t>
+            </w:r>
+          </w:p>
+        </w:tc>
+        <w:tc>
+          <w:tcPr>
+            <w:tcW w:w="2365" w:type="dxa"/>
+            <w:tcBorders>
+              <w:top w:val="single" w:sz="4" w:space="0" w:color="000000"/>
+              <w:left w:val="single" w:sz="4" w:space="0" w:color="000000"/>
+              <w:bottom w:val="single" w:sz="4" w:space="0" w:color="000000"/>
+              <w:right w:val="single" w:sz="4" w:space="0" w:color="000000"/>
+            </w:tcBorders>
+            <w:hideMark/>
+          </w:tcPr>
+          <w:p>
+            <w:pPr>
+              <w:spacing w:after="0" w:line="360" w:lineRule="auto"/>
+              <w:jc w:val="both"/>
+              <w:rPr>
+                <w:rFonts w:ascii="Times New Roman" w:hAnsi="Times New Roman" w:cs="Times New Roman"/>
+                <w:sz w:val="26"/>
+                <w:szCs w:val="26"/>
+              </w:rPr>
+            </w:pPr>
+            <w:r>
+              <w:rPr>
+                <w:rFonts w:ascii="Times New Roman" w:hAnsi="Times New Roman" w:cs="Times New Roman"/>
+                <w:sz w:val="26"/>
+                <w:szCs w:val="26"/>
+              </w:rPr>
+              <w:t>download.lab7.test/files/eicar.com.txt</w:t>
+            </w:r>
+          </w:p>
+        </w:tc>
+        <w:tc>
+          <w:tcPr>
+            <w:tcW w:w="2365" w:type="dxa"/>
+            <w:tcBorders>
+              <w:top w:val="single" w:sz="4" w:space="0" w:color="000000"/>
+              <w:left w:val="single" w:sz="4" w:space="0" w:color="000000"/>
+              <w:bottom w:val="single" w:sz="4" w:space="0" w:color="000000"/>
+              <w:right w:val="single" w:sz="4" w:space="0" w:color="000000"/>
+            </w:tcBorders>
+            <w:hideMark/>
+          </w:tcPr>
+          <w:p>
+            <w:pPr>
+              <w:spacing w:after="0" w:line="360" w:lineRule="auto"/>
+              <w:jc w:val="both"/>
+              <w:rPr>
+                <w:rFonts w:ascii="Times New Roman" w:hAnsi="Times New Roman" w:cs="Times New Roman"/>
+                <w:sz w:val="26"/>
+                <w:szCs w:val="26"/>
+              </w:rPr>
+            </w:pPr>
+            <w:r>
+              <w:rPr>
+                <w:rFonts w:ascii="Times New Roman" w:hAnsi="Times New Roman" w:cs="Times New Roman"/>
+                <w:sz w:val="26"/>
+                <w:szCs w:val="26"/>
+              </w:rPr>
+              <w:t>Phát hiện EICAR khi scanner tích hợp hoạt động</w:t>
+            </w:r>
+          </w:p>
+        </w:tc>
+        <w:tc>
+          <w:tcPr>
+            <w:tcW w:w="2365" w:type="dxa"/>
+            <w:tcBorders>
+              <w:top w:val="single" w:sz="4" w:space="0" w:color="000000"/>
+              <w:left w:val="single" w:sz="4" w:space="0" w:color="000000"/>
+              <w:bottom w:val="single" w:sz="4" w:space="0" w:color="000000"/>
+              <w:right w:val="single" w:sz="4" w:space="0" w:color="000000"/>
+            </w:tcBorders>
+            <w:hideMark/>
+          </w:tcPr>
+          <w:p>
+            <w:pPr>
+              <w:spacing w:after="0" w:line="360" w:lineRule="auto"/>
+              <w:jc w:val="both"/>
+              <w:rPr>
+                <w:rFonts w:ascii="Times New Roman" w:hAnsi="Times New Roman" w:cs="Times New Roman"/>
+                <w:sz w:val="26"/>
+                <w:szCs w:val="26"/>
+              </w:rPr>
+            </w:pPr>
+            <w:r>
+              <w:rPr>
+                <w:rFonts w:ascii="Times New Roman" w:hAnsi="Times New Roman" w:cs="Times New Roman"/>
+                <w:sz w:val="26"/>
+                <w:szCs w:val="26"/>
+              </w:rPr>
+              <w:t>Cần log scanner hoặc trang chặn</w:t>
+            </w:r>
+          </w:p>
+        </w:tc>
+      </w:tr>
+      <w:tr>
+        <w:tc>
+          <w:tcPr>
+            <w:tcW w:w="2365" w:type="dxa"/>
+            <w:tcBorders>
+              <w:top w:val="single" w:sz="4" w:space="0" w:color="000000"/>
+              <w:left w:val="single" w:sz="4" w:space="0" w:color="000000"/>
+              <w:bottom w:val="single" w:sz="4" w:space="0" w:color="000000"/>
+              <w:right w:val="single" w:sz="4" w:space="0" w:color="000000"/>
+            </w:tcBorders>
+            <w:hideMark/>
+          </w:tcPr>
+          <w:p>
+            <w:pPr>
+              <w:spacing w:after="0" w:line="360" w:lineRule="auto"/>
+              <w:jc w:val="both"/>
+              <w:rPr>
+                <w:rFonts w:ascii="Times New Roman" w:hAnsi="Times New Roman" w:cs="Times New Roman"/>
+                <w:sz w:val="26"/>
+                <w:szCs w:val="26"/>
+              </w:rPr>
+            </w:pPr>
+            <w:r>
+              <w:rPr>
+                <w:rFonts w:ascii="Times New Roman" w:hAnsi="Times New Roman" w:cs="Times New Roman"/>
+                <w:sz w:val="26"/>
+                <w:szCs w:val="26"/>
+              </w:rPr>
+              <w:t>Giới hạn dung lượng</w:t>
+            </w:r>
+          </w:p>
+        </w:tc>
+        <w:tc>
+          <w:tcPr>
+            <w:tcW w:w="2365" w:type="dxa"/>
+            <w:tcBorders>
+              <w:top w:val="single" w:sz="4" w:space="0" w:color="000000"/>
+              <w:left w:val="single" w:sz="4" w:space="0" w:color="000000"/>
+              <w:bottom w:val="single" w:sz="4" w:space="0" w:color="000000"/>
+              <w:right w:val="single" w:sz="4" w:space="0" w:color="000000"/>
+            </w:tcBorders>
+            <w:hideMark/>
+          </w:tcPr>
+          <w:p>
+            <w:pPr>
+              <w:spacing w:after="0" w:line="360" w:lineRule="auto"/>
+              <w:jc w:val="both"/>
+              <w:rPr>
+                <w:rFonts w:ascii="Times New Roman" w:hAnsi="Times New Roman" w:cs="Times New Roman"/>
+                <w:sz w:val="26"/>
+                <w:szCs w:val="26"/>
+              </w:rPr>
+            </w:pPr>
+            <w:r>
+              <w:rPr>
+                <w:rFonts w:ascii="Times New Roman" w:hAnsi="Times New Roman" w:cs="Times New Roman"/>
+                <w:sz w:val="26"/>
+                <w:szCs w:val="26"/>
+              </w:rPr>
+              <w:t>100MB.bin và 110MB.bin</w:t>
+            </w:r>
+          </w:p>
+        </w:tc>
+        <w:tc>
+          <w:tcPr>
+            <w:tcW w:w="2365" w:type="dxa"/>
+            <w:tcBorders>
+              <w:top w:val="single" w:sz="4" w:space="0" w:color="000000"/>
+              <w:left w:val="single" w:sz="4" w:space="0" w:color="000000"/>
+              <w:bottom w:val="single" w:sz="4" w:space="0" w:color="000000"/>
+              <w:right w:val="single" w:sz="4" w:space="0" w:color="000000"/>
+            </w:tcBorders>
+            <w:hideMark/>
+          </w:tcPr>
+          <w:p>
+            <w:pPr>
+              <w:spacing w:after="0" w:line="360" w:lineRule="auto"/>
+              <w:jc w:val="both"/>
+              <w:rPr>
+                <w:rFonts w:ascii="Times New Roman" w:hAnsi="Times New Roman" w:cs="Times New Roman"/>
+                <w:sz w:val="26"/>
+                <w:szCs w:val="26"/>
+              </w:rPr>
+            </w:pPr>
+            <w:r>
+              <w:rPr>
+                <w:rFonts w:ascii="Times New Roman" w:hAnsi="Times New Roman" w:cs="Times New Roman"/>
+                <w:sz w:val="26"/>
+                <w:szCs w:val="26"/>
+              </w:rPr>
+              <w:t>100 MB xử lý theo chính sách, 110 MB bị từ chối khi có size ACL hiệu lực</w:t>
+            </w:r>
+          </w:p>
+        </w:tc>
+        <w:tc>
+          <w:tcPr>
+            <w:tcW w:w="2365" w:type="dxa"/>
+            <w:tcBorders>
+              <w:top w:val="single" w:sz="4" w:space="0" w:color="000000"/>
+              <w:left w:val="single" w:sz="4" w:space="0" w:color="000000"/>
+              <w:bottom w:val="single" w:sz="4" w:space="0" w:color="000000"/>
+              <w:right w:val="single" w:sz="4" w:space="0" w:color="000000"/>
+            </w:tcBorders>
+            <w:hideMark/>
+          </w:tcPr>
+          <w:p>
+            <w:pPr>
+              <w:spacing w:after="0" w:line="360" w:lineRule="auto"/>
+              <w:jc w:val="both"/>
+              <w:rPr>
+                <w:rFonts w:ascii="Times New Roman" w:hAnsi="Times New Roman" w:cs="Times New Roman"/>
+                <w:sz w:val="26"/>
+                <w:szCs w:val="26"/>
+              </w:rPr>
+            </w:pPr>
+            <w:r>
+              <w:rPr>
+                <w:rFonts w:ascii="Times New Roman" w:hAnsi="Times New Roman" w:cs="Times New Roman"/>
+                <w:sz w:val="26"/>
+                <w:szCs w:val="26"/>
+              </w:rPr>
+              <w:t>Không suy luận từ tham số cache/scan</w:t>
+            </w:r>
+          </w:p>
+        </w:tc>
+      </w:tr>
+    </w:tbl>
+    <w:p>
+      <w:pPr>
+        <w:spacing w:after="0" w:line="360" w:lineRule="auto"/>
+        <w:jc w:val="both"/>
+        <w:rPr>
+          <w:rFonts w:ascii="Times New Roman" w:hAnsi="Times New Roman" w:cs="Times New Roman"/>
+          <w:sz w:val="26"/>
+          <w:szCs w:val="26"/>
+        </w:rPr>
+      </w:pPr>
+      <w:r>
+        <w:rPr>
+          <w:rFonts w:ascii="Times New Roman" w:hAnsi="Times New Roman" w:cs="Times New Roman"/>
+          <w:sz w:val="26"/>
+          <w:szCs w:val="26"/>
+        </w:rPr>
+        <w:t>Bảng trên trình bày thiết kế theo tài liệu LAB 7, không phải kết quả kiểm thử đã đạt trong môi trường hiện tại.</w:t>
+      </w:r>
+    </w:p>
+    <w:p>
+      <w:pPr>
+        <w:spacing w:after="0" w:line="360" w:lineRule="auto"/>
+        <w:jc w:val="both"/>
+        <w:rPr>
+          <w:rFonts w:ascii="Times New Roman" w:hAnsi="Times New Roman" w:cs="Times New Roman"/>
+          <w:sz w:val="26"/>
+          <w:szCs w:val="26"/>
+        </w:rPr>
+      </w:pPr>
+      <w:r>
+        <w:rPr>
+          <w:rFonts w:ascii="Times New Roman" w:hAnsi="Times New Roman" w:cs="Times New Roman"/>
+          <w:b/>
+          <w:bCs/>
+          <w:sz w:val="26"/>
+          <w:szCs w:val="26"/>
+        </w:rPr>
+        <w:lastRenderedPageBreak/>
+        <w:t>PHỤ LỤC C. NHẬT KÝ SỰ CỐ VÀ PHƯƠNG ÁN KHẮC PHỤC</w:t>
+      </w:r>
+    </w:p>
+    <w:tbl>
+      <w:tblPr>
+        <w:tblW w:w="0" w:type="dxa"/>
+        <w:tblBorders>
+          <w:top w:val="single" w:sz="2" w:space="0" w:color="auto"/>
+          <w:left w:val="single" w:sz="2" w:space="0" w:color="auto"/>
+          <w:bottom w:val="single" w:sz="2" w:space="0" w:color="auto"/>
+          <w:right w:val="single" w:sz="2" w:space="0" w:color="auto"/>
+        </w:tblBorders>
+        <w:tblLook w:val="04A0" w:firstRow="1" w:lastRow="0" w:firstColumn="1" w:lastColumn="0" w:noHBand="0" w:noVBand="1"/>
+      </w:tblPr>
+      <w:tblGrid>
+        <w:gridCol w:w="2322"/>
+        <w:gridCol w:w="2369"/>
+        <w:gridCol w:w="2346"/>
+        <w:gridCol w:w="2313"/>
+      </w:tblGrid>
+      <w:tr>
+        <w:tc>
+          <w:tcPr>
+            <w:tcW w:w="2365" w:type="dxa"/>
+            <w:tcBorders>
+              <w:top w:val="single" w:sz="4" w:space="0" w:color="000000"/>
+              <w:left w:val="single" w:sz="4" w:space="0" w:color="000000"/>
+              <w:bottom w:val="single" w:sz="4" w:space="0" w:color="000000"/>
+              <w:right w:val="single" w:sz="4" w:space="0" w:color="000000"/>
+            </w:tcBorders>
+            <w:hideMark/>
+          </w:tcPr>
+          <w:p>
+            <w:pPr>
+              <w:spacing w:after="0" w:line="360" w:lineRule="auto"/>
+              <w:jc w:val="both"/>
+              <w:rPr>
+                <w:rFonts w:ascii="Times New Roman" w:hAnsi="Times New Roman" w:cs="Times New Roman"/>
+                <w:sz w:val="26"/>
+                <w:szCs w:val="26"/>
+              </w:rPr>
+            </w:pPr>
+            <w:r>
+              <w:rPr>
+                <w:rFonts w:ascii="Times New Roman" w:hAnsi="Times New Roman" w:cs="Times New Roman"/>
+                <w:sz w:val="26"/>
+                <w:szCs w:val="26"/>
+              </w:rPr>
+              <w:t>Hiện tượng</w:t>
+            </w:r>
+          </w:p>
+        </w:tc>
+        <w:tc>
+          <w:tcPr>
+            <w:tcW w:w="2365" w:type="dxa"/>
+            <w:tcBorders>
+              <w:top w:val="single" w:sz="4" w:space="0" w:color="000000"/>
+              <w:left w:val="single" w:sz="4" w:space="0" w:color="000000"/>
+              <w:bottom w:val="single" w:sz="4" w:space="0" w:color="000000"/>
+              <w:right w:val="single" w:sz="4" w:space="0" w:color="000000"/>
+            </w:tcBorders>
+            <w:hideMark/>
+          </w:tcPr>
+          <w:p>
+            <w:pPr>
+              <w:spacing w:after="0" w:line="360" w:lineRule="auto"/>
+              <w:jc w:val="both"/>
+              <w:rPr>
+                <w:rFonts w:ascii="Times New Roman" w:hAnsi="Times New Roman" w:cs="Times New Roman"/>
+                <w:sz w:val="26"/>
+                <w:szCs w:val="26"/>
+              </w:rPr>
+            </w:pPr>
+            <w:r>
+              <w:rPr>
+                <w:rFonts w:ascii="Times New Roman" w:hAnsi="Times New Roman" w:cs="Times New Roman"/>
+                <w:sz w:val="26"/>
+                <w:szCs w:val="26"/>
+              </w:rPr>
+              <w:t>Dấu hiệu</w:t>
+            </w:r>
+          </w:p>
+        </w:tc>
+        <w:tc>
+          <w:tcPr>
+            <w:tcW w:w="2365" w:type="dxa"/>
+            <w:tcBorders>
+              <w:top w:val="single" w:sz="4" w:space="0" w:color="000000"/>
+              <w:left w:val="single" w:sz="4" w:space="0" w:color="000000"/>
+              <w:bottom w:val="single" w:sz="4" w:space="0" w:color="000000"/>
+              <w:right w:val="single" w:sz="4" w:space="0" w:color="000000"/>
+            </w:tcBorders>
+            <w:hideMark/>
+          </w:tcPr>
+          <w:p>
+            <w:pPr>
+              <w:spacing w:after="0" w:line="360" w:lineRule="auto"/>
+              <w:jc w:val="both"/>
+              <w:rPr>
+                <w:rFonts w:ascii="Times New Roman" w:hAnsi="Times New Roman" w:cs="Times New Roman"/>
+                <w:sz w:val="26"/>
+                <w:szCs w:val="26"/>
+              </w:rPr>
+            </w:pPr>
+            <w:r>
+              <w:rPr>
+                <w:rFonts w:ascii="Times New Roman" w:hAnsi="Times New Roman" w:cs="Times New Roman"/>
+                <w:sz w:val="26"/>
+                <w:szCs w:val="26"/>
+              </w:rPr>
+              <w:t>Hướng xử lý</w:t>
+            </w:r>
+          </w:p>
+        </w:tc>
+        <w:tc>
+          <w:tcPr>
+            <w:tcW w:w="2365" w:type="dxa"/>
+            <w:tcBorders>
+              <w:top w:val="single" w:sz="4" w:space="0" w:color="000000"/>
+              <w:left w:val="single" w:sz="4" w:space="0" w:color="000000"/>
+              <w:bottom w:val="single" w:sz="4" w:space="0" w:color="000000"/>
+              <w:right w:val="single" w:sz="4" w:space="0" w:color="000000"/>
+            </w:tcBorders>
+            <w:hideMark/>
+          </w:tcPr>
+          <w:p>
+            <w:pPr>
+              <w:spacing w:after="0" w:line="360" w:lineRule="auto"/>
+              <w:jc w:val="both"/>
+              <w:rPr>
+                <w:rFonts w:ascii="Times New Roman" w:hAnsi="Times New Roman" w:cs="Times New Roman"/>
+                <w:sz w:val="26"/>
+                <w:szCs w:val="26"/>
+              </w:rPr>
+            </w:pPr>
+            <w:r>
+              <w:rPr>
+                <w:rFonts w:ascii="Times New Roman" w:hAnsi="Times New Roman" w:cs="Times New Roman"/>
+                <w:sz w:val="26"/>
+                <w:szCs w:val="26"/>
+              </w:rPr>
+              <w:t>Trạng thái</w:t>
+            </w:r>
+          </w:p>
+        </w:tc>
+      </w:tr>
+      <w:tr>
+        <w:tc>
+          <w:tcPr>
+            <w:tcW w:w="2365" w:type="dxa"/>
+            <w:tcBorders>
+              <w:top w:val="single" w:sz="4" w:space="0" w:color="000000"/>
+              <w:left w:val="single" w:sz="4" w:space="0" w:color="000000"/>
+              <w:bottom w:val="single" w:sz="4" w:space="0" w:color="000000"/>
+              <w:right w:val="single" w:sz="4" w:space="0" w:color="000000"/>
+            </w:tcBorders>
+            <w:hideMark/>
+          </w:tcPr>
+          <w:p>
+            <w:pPr>
+              <w:spacing w:after="0" w:line="360" w:lineRule="auto"/>
+              <w:jc w:val="both"/>
+              <w:rPr>
+                <w:rFonts w:ascii="Times New Roman" w:hAnsi="Times New Roman" w:cs="Times New Roman"/>
+                <w:sz w:val="26"/>
+                <w:szCs w:val="26"/>
+              </w:rPr>
+            </w:pPr>
+            <w:r>
+              <w:rPr>
+                <w:rFonts w:ascii="Times New Roman" w:hAnsi="Times New Roman" w:cs="Times New Roman"/>
+                <w:sz w:val="26"/>
+                <w:szCs w:val="26"/>
+              </w:rPr>
+              <w:t>Không truy cập WebGUI MGMT</w:t>
+            </w:r>
+          </w:p>
+        </w:tc>
+        <w:tc>
+          <w:tcPr>
+            <w:tcW w:w="2365" w:type="dxa"/>
+            <w:tcBorders>
+              <w:top w:val="single" w:sz="4" w:space="0" w:color="000000"/>
+              <w:left w:val="single" w:sz="4" w:space="0" w:color="000000"/>
+              <w:bottom w:val="single" w:sz="4" w:space="0" w:color="000000"/>
+              <w:right w:val="single" w:sz="4" w:space="0" w:color="000000"/>
+            </w:tcBorders>
+            <w:hideMark/>
+          </w:tcPr>
+          <w:p>
+            <w:pPr>
+              <w:spacing w:after="0" w:line="360" w:lineRule="auto"/>
+              <w:jc w:val="both"/>
+              <w:rPr>
+                <w:rFonts w:ascii="Times New Roman" w:hAnsi="Times New Roman" w:cs="Times New Roman"/>
+                <w:sz w:val="26"/>
+                <w:szCs w:val="26"/>
+              </w:rPr>
+            </w:pPr>
+            <w:r>
+              <w:rPr>
+                <w:rFonts w:ascii="Times New Roman" w:hAnsi="Times New Roman" w:cs="Times New Roman"/>
+                <w:sz w:val="26"/>
+                <w:szCs w:val="26"/>
+              </w:rPr>
+              <w:t>Sau khi khởi động lại, Windows không kết nối được 192.168.56.254:443.</w:t>
+            </w:r>
+          </w:p>
+        </w:tc>
+        <w:tc>
+          <w:tcPr>
+            <w:tcW w:w="2365" w:type="dxa"/>
+            <w:tcBorders>
+              <w:top w:val="single" w:sz="4" w:space="0" w:color="000000"/>
+              <w:left w:val="single" w:sz="4" w:space="0" w:color="000000"/>
+              <w:bottom w:val="single" w:sz="4" w:space="0" w:color="000000"/>
+              <w:right w:val="single" w:sz="4" w:space="0" w:color="000000"/>
+            </w:tcBorders>
+            <w:hideMark/>
+          </w:tcPr>
+          <w:p>
+            <w:pPr>
+              <w:spacing w:after="0" w:line="360" w:lineRule="auto"/>
+              <w:jc w:val="both"/>
+              <w:rPr>
+                <w:rFonts w:ascii="Times New Roman" w:hAnsi="Times New Roman" w:cs="Times New Roman"/>
+                <w:sz w:val="26"/>
+                <w:szCs w:val="26"/>
+              </w:rPr>
+            </w:pPr>
+            <w:r>
+              <w:rPr>
+                <w:rFonts w:ascii="Times New Roman" w:hAnsi="Times New Roman" w:cs="Times New Roman"/>
+                <w:sz w:val="26"/>
+                <w:szCs w:val="26"/>
+              </w:rPr>
+              <w:t>Kiểm tra Host-only, địa chỉ interface, ping hai chiều; sau đó truy cập lại thành công.</w:t>
+            </w:r>
+          </w:p>
+        </w:tc>
+        <w:tc>
+          <w:tcPr>
+            <w:tcW w:w="2365" w:type="dxa"/>
+            <w:tcBorders>
+              <w:top w:val="single" w:sz="4" w:space="0" w:color="000000"/>
+              <w:left w:val="single" w:sz="4" w:space="0" w:color="000000"/>
+              <w:bottom w:val="single" w:sz="4" w:space="0" w:color="000000"/>
+              <w:right w:val="single" w:sz="4" w:space="0" w:color="000000"/>
+            </w:tcBorders>
+            <w:hideMark/>
+          </w:tcPr>
+          <w:p>
+            <w:pPr>
+              <w:spacing w:after="0" w:line="360" w:lineRule="auto"/>
+              <w:jc w:val="both"/>
+              <w:rPr>
+                <w:rFonts w:ascii="Times New Roman" w:hAnsi="Times New Roman" w:cs="Times New Roman"/>
+                <w:sz w:val="26"/>
+                <w:szCs w:val="26"/>
+              </w:rPr>
+            </w:pPr>
+            <w:r>
+              <w:rPr>
+                <w:rFonts w:ascii="Times New Roman" w:hAnsi="Times New Roman" w:cs="Times New Roman"/>
+                <w:sz w:val="26"/>
+                <w:szCs w:val="26"/>
+              </w:rPr>
+              <w:t>Đã khôi phục truy cập quản trị.</w:t>
+            </w:r>
+          </w:p>
+        </w:tc>
+      </w:tr>
+      <w:tr>
+        <w:tc>
+          <w:tcPr>
+            <w:tcW w:w="2365" w:type="dxa"/>
+            <w:tcBorders>
+              <w:top w:val="single" w:sz="4" w:space="0" w:color="000000"/>
+              <w:left w:val="single" w:sz="4" w:space="0" w:color="000000"/>
+              <w:bottom w:val="single" w:sz="4" w:space="0" w:color="000000"/>
+              <w:right w:val="single" w:sz="4" w:space="0" w:color="000000"/>
+            </w:tcBorders>
+            <w:hideMark/>
+          </w:tcPr>
+          <w:p>
+            <w:pPr>
+              <w:spacing w:after="0" w:line="360" w:lineRule="auto"/>
+              <w:jc w:val="both"/>
+              <w:rPr>
+                <w:rFonts w:ascii="Times New Roman" w:hAnsi="Times New Roman" w:cs="Times New Roman"/>
+                <w:sz w:val="26"/>
+                <w:szCs w:val="26"/>
+              </w:rPr>
+            </w:pPr>
+            <w:r>
+              <w:rPr>
+                <w:rFonts w:ascii="Times New Roman" w:hAnsi="Times New Roman" w:cs="Times New Roman"/>
+                <w:sz w:val="26"/>
+                <w:szCs w:val="26"/>
+              </w:rPr>
+              <w:t>Ubuntu không nhận IPv4</w:t>
+            </w:r>
+          </w:p>
+        </w:tc>
+        <w:tc>
+          <w:tcPr>
+            <w:tcW w:w="2365" w:type="dxa"/>
+            <w:tcBorders>
+              <w:top w:val="single" w:sz="4" w:space="0" w:color="000000"/>
+              <w:left w:val="single" w:sz="4" w:space="0" w:color="000000"/>
+              <w:bottom w:val="single" w:sz="4" w:space="0" w:color="000000"/>
+              <w:right w:val="single" w:sz="4" w:space="0" w:color="000000"/>
+            </w:tcBorders>
+            <w:hideMark/>
+          </w:tcPr>
+          <w:p>
+            <w:pPr>
+              <w:spacing w:after="0" w:line="360" w:lineRule="auto"/>
+              <w:jc w:val="both"/>
+              <w:rPr>
+                <w:rFonts w:ascii="Times New Roman" w:hAnsi="Times New Roman" w:cs="Times New Roman"/>
+                <w:sz w:val="26"/>
+                <w:szCs w:val="26"/>
+              </w:rPr>
+            </w:pPr>
+            <w:r>
+              <w:rPr>
+                <w:rFonts w:ascii="Times New Roman" w:hAnsi="Times New Roman" w:cs="Times New Roman"/>
+                <w:sz w:val="26"/>
+                <w:szCs w:val="26"/>
+              </w:rPr>
+              <w:t>enp0s3/enp0s8 chỉ có IPv6 link-local; không có default route.</w:t>
+            </w:r>
+          </w:p>
+        </w:tc>
+        <w:tc>
+          <w:tcPr>
+            <w:tcW w:w="2365" w:type="dxa"/>
+            <w:tcBorders>
+              <w:top w:val="single" w:sz="4" w:space="0" w:color="000000"/>
+              <w:left w:val="single" w:sz="4" w:space="0" w:color="000000"/>
+              <w:bottom w:val="single" w:sz="4" w:space="0" w:color="000000"/>
+              <w:right w:val="single" w:sz="4" w:space="0" w:color="000000"/>
+            </w:tcBorders>
+            <w:hideMark/>
+          </w:tcPr>
+          <w:p>
+            <w:pPr>
+              <w:spacing w:after="0" w:line="360" w:lineRule="auto"/>
+              <w:jc w:val="both"/>
+              <w:rPr>
+                <w:rFonts w:ascii="Times New Roman" w:hAnsi="Times New Roman" w:cs="Times New Roman"/>
+                <w:sz w:val="26"/>
+                <w:szCs w:val="26"/>
+              </w:rPr>
+            </w:pPr>
+            <w:r>
+              <w:rPr>
+                <w:rFonts w:ascii="Times New Roman" w:hAnsi="Times New Roman" w:cs="Times New Roman"/>
+                <w:sz w:val="26"/>
+                <w:szCs w:val="26"/>
+              </w:rPr>
+              <w:t>Kiểm tra Netplan, IP, adapter và tên mạng Internal Network.</w:t>
+            </w:r>
+          </w:p>
+        </w:tc>
+        <w:tc>
+          <w:tcPr>
+            <w:tcW w:w="2365" w:type="dxa"/>
+            <w:tcBorders>
+              <w:top w:val="single" w:sz="4" w:space="0" w:color="000000"/>
+              <w:left w:val="single" w:sz="4" w:space="0" w:color="000000"/>
+              <w:bottom w:val="single" w:sz="4" w:space="0" w:color="000000"/>
+              <w:right w:val="single" w:sz="4" w:space="0" w:color="000000"/>
+            </w:tcBorders>
+            <w:hideMark/>
+          </w:tcPr>
+          <w:p>
+            <w:pPr>
+              <w:spacing w:after="0" w:line="360" w:lineRule="auto"/>
+              <w:jc w:val="both"/>
+              <w:rPr>
+                <w:rFonts w:ascii="Times New Roman" w:hAnsi="Times New Roman" w:cs="Times New Roman"/>
+                <w:sz w:val="26"/>
+                <w:szCs w:val="26"/>
+              </w:rPr>
+            </w:pPr>
+            <w:r>
+              <w:rPr>
+                <w:rFonts w:ascii="Times New Roman" w:hAnsi="Times New Roman" w:cs="Times New Roman"/>
+                <w:sz w:val="26"/>
+                <w:szCs w:val="26"/>
+              </w:rPr>
+              <w:t>Chưa có kết nối LAN ổn định.</w:t>
+            </w:r>
+          </w:p>
+        </w:tc>
+      </w:tr>
+      <w:tr>
+        <w:tc>
+          <w:tcPr>
+            <w:tcW w:w="2365" w:type="dxa"/>
+            <w:tcBorders>
+              <w:top w:val="single" w:sz="4" w:space="0" w:color="000000"/>
+              <w:left w:val="single" w:sz="4" w:space="0" w:color="000000"/>
+              <w:bottom w:val="single" w:sz="4" w:space="0" w:color="000000"/>
+              <w:right w:val="single" w:sz="4" w:space="0" w:color="000000"/>
+            </w:tcBorders>
+            <w:hideMark/>
+          </w:tcPr>
+          <w:p>
+            <w:pPr>
+              <w:spacing w:after="0" w:line="360" w:lineRule="auto"/>
+              <w:jc w:val="both"/>
+              <w:rPr>
+                <w:rFonts w:ascii="Times New Roman" w:hAnsi="Times New Roman" w:cs="Times New Roman"/>
+                <w:sz w:val="26"/>
+                <w:szCs w:val="26"/>
+              </w:rPr>
+            </w:pPr>
+            <w:r>
+              <w:rPr>
+                <w:rFonts w:ascii="Times New Roman" w:hAnsi="Times New Roman" w:cs="Times New Roman"/>
+                <w:sz w:val="26"/>
+                <w:szCs w:val="26"/>
+              </w:rPr>
+              <w:t>Netplan báo lỗi YAML</w:t>
+            </w:r>
+          </w:p>
+        </w:tc>
+        <w:tc>
+          <w:tcPr>
+            <w:tcW w:w="2365" w:type="dxa"/>
+            <w:tcBorders>
+              <w:top w:val="single" w:sz="4" w:space="0" w:color="000000"/>
+              <w:left w:val="single" w:sz="4" w:space="0" w:color="000000"/>
+              <w:bottom w:val="single" w:sz="4" w:space="0" w:color="000000"/>
+              <w:right w:val="single" w:sz="4" w:space="0" w:color="000000"/>
+            </w:tcBorders>
+            <w:hideMark/>
+          </w:tcPr>
+          <w:p>
+            <w:pPr>
+              <w:spacing w:after="0" w:line="360" w:lineRule="auto"/>
+              <w:jc w:val="both"/>
+              <w:rPr>
+                <w:rFonts w:ascii="Times New Roman" w:hAnsi="Times New Roman" w:cs="Times New Roman"/>
+                <w:sz w:val="26"/>
+                <w:szCs w:val="26"/>
+              </w:rPr>
+            </w:pPr>
+            <w:r>
+              <w:rPr>
+                <w:rFonts w:ascii="Times New Roman" w:hAnsi="Times New Roman" w:cs="Times New Roman"/>
+                <w:sz w:val="26"/>
+                <w:szCs w:val="26"/>
+              </w:rPr>
+              <w:t>Thông báo Invalid YAML, thiếu dấu gạch đầu dòng ở cấu trúc routes.</w:t>
+            </w:r>
+          </w:p>
+        </w:tc>
+        <w:tc>
+          <w:tcPr>
+            <w:tcW w:w="2365" w:type="dxa"/>
+            <w:tcBorders>
+              <w:top w:val="single" w:sz="4" w:space="0" w:color="000000"/>
+              <w:left w:val="single" w:sz="4" w:space="0" w:color="000000"/>
+              <w:bottom w:val="single" w:sz="4" w:space="0" w:color="000000"/>
+              <w:right w:val="single" w:sz="4" w:space="0" w:color="000000"/>
+            </w:tcBorders>
+            <w:hideMark/>
+          </w:tcPr>
+          <w:p>
+            <w:pPr>
+              <w:spacing w:after="0" w:line="360" w:lineRule="auto"/>
+              <w:jc w:val="both"/>
+              <w:rPr>
+                <w:rFonts w:ascii="Times New Roman" w:hAnsi="Times New Roman" w:cs="Times New Roman"/>
+                <w:sz w:val="26"/>
+                <w:szCs w:val="26"/>
+              </w:rPr>
+            </w:pPr>
+            <w:r>
+              <w:rPr>
+                <w:rFonts w:ascii="Times New Roman" w:hAnsi="Times New Roman" w:cs="Times New Roman"/>
+                <w:sz w:val="26"/>
+                <w:szCs w:val="26"/>
+              </w:rPr>
+              <w:t>Sửa đúng thụt lề YAML và xác nhận tên interface/MAC trước khi áp dụng.</w:t>
+            </w:r>
+          </w:p>
+        </w:tc>
+        <w:tc>
+          <w:tcPr>
+            <w:tcW w:w="2365" w:type="dxa"/>
+            <w:tcBorders>
+              <w:top w:val="single" w:sz="4" w:space="0" w:color="000000"/>
+              <w:left w:val="single" w:sz="4" w:space="0" w:color="000000"/>
+              <w:bottom w:val="single" w:sz="4" w:space="0" w:color="000000"/>
+              <w:right w:val="single" w:sz="4" w:space="0" w:color="000000"/>
+            </w:tcBorders>
+            <w:hideMark/>
+          </w:tcPr>
+          <w:p>
+            <w:pPr>
+              <w:spacing w:after="0" w:line="360" w:lineRule="auto"/>
+              <w:jc w:val="both"/>
+              <w:rPr>
+                <w:rFonts w:ascii="Times New Roman" w:hAnsi="Times New Roman" w:cs="Times New Roman"/>
+                <w:sz w:val="26"/>
+                <w:szCs w:val="26"/>
+              </w:rPr>
+            </w:pPr>
+            <w:r>
+              <w:rPr>
+                <w:rFonts w:ascii="Times New Roman" w:hAnsi="Times New Roman" w:cs="Times New Roman"/>
+                <w:sz w:val="26"/>
+                <w:szCs w:val="26"/>
+              </w:rPr>
+              <w:t>Chưa xác nhận cấu hình cố định thành công.</w:t>
+            </w:r>
+          </w:p>
+        </w:tc>
+      </w:tr>
+      <w:tr>
+        <w:tc>
+          <w:tcPr>
+            <w:tcW w:w="2365" w:type="dxa"/>
+            <w:tcBorders>
+              <w:top w:val="single" w:sz="4" w:space="0" w:color="000000"/>
+              <w:left w:val="single" w:sz="4" w:space="0" w:color="000000"/>
+              <w:bottom w:val="single" w:sz="4" w:space="0" w:color="000000"/>
+              <w:right w:val="single" w:sz="4" w:space="0" w:color="000000"/>
+            </w:tcBorders>
+            <w:hideMark/>
+          </w:tcPr>
+          <w:p>
+            <w:pPr>
+              <w:spacing w:after="0" w:line="360" w:lineRule="auto"/>
+              <w:jc w:val="both"/>
+              <w:rPr>
+                <w:rFonts w:ascii="Times New Roman" w:hAnsi="Times New Roman" w:cs="Times New Roman"/>
+                <w:sz w:val="26"/>
+                <w:szCs w:val="26"/>
+              </w:rPr>
+            </w:pPr>
+            <w:r>
+              <w:rPr>
+                <w:rFonts w:ascii="Times New Roman" w:hAnsi="Times New Roman" w:cs="Times New Roman"/>
+                <w:sz w:val="26"/>
+                <w:szCs w:val="26"/>
+              </w:rPr>
+              <w:t>Ping gateway thất bại</w:t>
+            </w:r>
+          </w:p>
+        </w:tc>
+        <w:tc>
+          <w:tcPr>
+            <w:tcW w:w="2365" w:type="dxa"/>
+            <w:tcBorders>
+              <w:top w:val="single" w:sz="4" w:space="0" w:color="000000"/>
+              <w:left w:val="single" w:sz="4" w:space="0" w:color="000000"/>
+              <w:bottom w:val="single" w:sz="4" w:space="0" w:color="000000"/>
+              <w:right w:val="single" w:sz="4" w:space="0" w:color="000000"/>
+            </w:tcBorders>
+            <w:hideMark/>
+          </w:tcPr>
+          <w:p>
+            <w:pPr>
+              <w:spacing w:after="0" w:line="360" w:lineRule="auto"/>
+              <w:jc w:val="both"/>
+              <w:rPr>
+                <w:rFonts w:ascii="Times New Roman" w:hAnsi="Times New Roman" w:cs="Times New Roman"/>
+                <w:sz w:val="26"/>
+                <w:szCs w:val="26"/>
+              </w:rPr>
+            </w:pPr>
+            <w:r>
+              <w:rPr>
+                <w:rFonts w:ascii="Times New Roman" w:hAnsi="Times New Roman" w:cs="Times New Roman"/>
+                <w:sz w:val="26"/>
+                <w:szCs w:val="26"/>
+              </w:rPr>
+              <w:t>Từ Ubuntu 10.6.0.30 ping 10.6.0.1 trả Destination Host Unreachable.</w:t>
+            </w:r>
+          </w:p>
+        </w:tc>
+        <w:tc>
+          <w:tcPr>
+            <w:tcW w:w="2365" w:type="dxa"/>
+            <w:tcBorders>
+              <w:top w:val="single" w:sz="4" w:space="0" w:color="000000"/>
+              <w:left w:val="single" w:sz="4" w:space="0" w:color="000000"/>
+              <w:bottom w:val="single" w:sz="4" w:space="0" w:color="000000"/>
+              <w:right w:val="single" w:sz="4" w:space="0" w:color="000000"/>
+            </w:tcBorders>
+            <w:hideMark/>
+          </w:tcPr>
+          <w:p>
+            <w:pPr>
+              <w:spacing w:after="0" w:line="360" w:lineRule="auto"/>
+              <w:jc w:val="both"/>
+              <w:rPr>
+                <w:rFonts w:ascii="Times New Roman" w:hAnsi="Times New Roman" w:cs="Times New Roman"/>
+                <w:sz w:val="26"/>
+                <w:szCs w:val="26"/>
+              </w:rPr>
+            </w:pPr>
+            <w:r>
+              <w:rPr>
+                <w:rFonts w:ascii="Times New Roman" w:hAnsi="Times New Roman" w:cs="Times New Roman"/>
+                <w:sz w:val="26"/>
+                <w:szCs w:val="26"/>
+              </w:rPr>
+              <w:t>Đối chiếu VirtualBox Internal Network của card LAN pfSense và card WEB-PROXY.</w:t>
+            </w:r>
+          </w:p>
+        </w:tc>
+        <w:tc>
+          <w:tcPr>
+            <w:tcW w:w="2365" w:type="dxa"/>
+            <w:tcBorders>
+              <w:top w:val="single" w:sz="4" w:space="0" w:color="000000"/>
+              <w:left w:val="single" w:sz="4" w:space="0" w:color="000000"/>
+              <w:bottom w:val="single" w:sz="4" w:space="0" w:color="000000"/>
+              <w:right w:val="single" w:sz="4" w:space="0" w:color="000000"/>
+            </w:tcBorders>
+            <w:hideMark/>
+          </w:tcPr>
+          <w:p>
+            <w:pPr>
+              <w:spacing w:after="0" w:line="360" w:lineRule="auto"/>
+              <w:jc w:val="both"/>
+              <w:rPr>
+                <w:rFonts w:ascii="Times New Roman" w:hAnsi="Times New Roman" w:cs="Times New Roman"/>
+                <w:sz w:val="26"/>
+                <w:szCs w:val="26"/>
+              </w:rPr>
+            </w:pPr>
+            <w:r>
+              <w:rPr>
+                <w:rFonts w:ascii="Times New Roman" w:hAnsi="Times New Roman" w:cs="Times New Roman"/>
+                <w:sz w:val="26"/>
+                <w:szCs w:val="26"/>
+              </w:rPr>
+              <w:t>Chưa chứng minh thông mạng giữa hai máy.</w:t>
+            </w:r>
+          </w:p>
+        </w:tc>
+      </w:tr>
+      <w:tr>
+        <w:tc>
+          <w:tcPr>
+            <w:tcW w:w="2365" w:type="dxa"/>
+            <w:tcBorders>
+              <w:top w:val="single" w:sz="4" w:space="0" w:color="000000"/>
+              <w:left w:val="single" w:sz="4" w:space="0" w:color="000000"/>
+              <w:bottom w:val="single" w:sz="4" w:space="0" w:color="000000"/>
+              <w:right w:val="single" w:sz="4" w:space="0" w:color="000000"/>
+            </w:tcBorders>
+            <w:hideMark/>
+          </w:tcPr>
+          <w:p>
+            <w:pPr>
+              <w:spacing w:after="0" w:line="360" w:lineRule="auto"/>
+              <w:jc w:val="both"/>
+              <w:rPr>
+                <w:rFonts w:ascii="Times New Roman" w:hAnsi="Times New Roman" w:cs="Times New Roman"/>
+                <w:sz w:val="26"/>
+                <w:szCs w:val="26"/>
+              </w:rPr>
+            </w:pPr>
+            <w:r>
+              <w:rPr>
+                <w:rFonts w:ascii="Times New Roman" w:hAnsi="Times New Roman" w:cs="Times New Roman"/>
+                <w:sz w:val="26"/>
+                <w:szCs w:val="26"/>
+              </w:rPr>
+              <w:t>Chưa có log lọc nội dung</w:t>
+            </w:r>
+          </w:p>
+        </w:tc>
+        <w:tc>
+          <w:tcPr>
+            <w:tcW w:w="2365" w:type="dxa"/>
+            <w:tcBorders>
+              <w:top w:val="single" w:sz="4" w:space="0" w:color="000000"/>
+              <w:left w:val="single" w:sz="4" w:space="0" w:color="000000"/>
+              <w:bottom w:val="single" w:sz="4" w:space="0" w:color="000000"/>
+              <w:right w:val="single" w:sz="4" w:space="0" w:color="000000"/>
+            </w:tcBorders>
+            <w:hideMark/>
+          </w:tcPr>
+          <w:p>
+            <w:pPr>
+              <w:spacing w:after="0" w:line="360" w:lineRule="auto"/>
+              <w:jc w:val="both"/>
+              <w:rPr>
+                <w:rFonts w:ascii="Times New Roman" w:hAnsi="Times New Roman" w:cs="Times New Roman"/>
+                <w:sz w:val="26"/>
+                <w:szCs w:val="26"/>
+              </w:rPr>
+            </w:pPr>
+            <w:r>
+              <w:rPr>
+                <w:rFonts w:ascii="Times New Roman" w:hAnsi="Times New Roman" w:cs="Times New Roman"/>
+                <w:sz w:val="26"/>
+                <w:szCs w:val="26"/>
+              </w:rPr>
+              <w:t>Proxy và các dịch vụ E2Guardian/Squid chưa chạy thành công.</w:t>
+            </w:r>
+          </w:p>
+        </w:tc>
+        <w:tc>
+          <w:tcPr>
+            <w:tcW w:w="2365" w:type="dxa"/>
+            <w:tcBorders>
+              <w:top w:val="single" w:sz="4" w:space="0" w:color="000000"/>
+              <w:left w:val="single" w:sz="4" w:space="0" w:color="000000"/>
+              <w:bottom w:val="single" w:sz="4" w:space="0" w:color="000000"/>
+              <w:right w:val="single" w:sz="4" w:space="0" w:color="000000"/>
+            </w:tcBorders>
+            <w:hideMark/>
+          </w:tcPr>
+          <w:p>
+            <w:pPr>
+              <w:spacing w:after="0" w:line="360" w:lineRule="auto"/>
+              <w:jc w:val="both"/>
+              <w:rPr>
+                <w:rFonts w:ascii="Times New Roman" w:hAnsi="Times New Roman" w:cs="Times New Roman"/>
+                <w:sz w:val="26"/>
+                <w:szCs w:val="26"/>
+              </w:rPr>
+            </w:pPr>
+            <w:r>
+              <w:rPr>
+                <w:rFonts w:ascii="Times New Roman" w:hAnsi="Times New Roman" w:cs="Times New Roman"/>
+                <w:sz w:val="26"/>
+                <w:szCs w:val="26"/>
+              </w:rPr>
+              <w:t>Sau khi thông mạng, cài dịch vụ và thử HTTP qua 10.6.0.30:8080.</w:t>
+            </w:r>
+          </w:p>
+        </w:tc>
+        <w:tc>
+          <w:tcPr>
+            <w:tcW w:w="2365" w:type="dxa"/>
+            <w:tcBorders>
+              <w:top w:val="single" w:sz="4" w:space="0" w:color="000000"/>
+              <w:left w:val="single" w:sz="4" w:space="0" w:color="000000"/>
+              <w:bottom w:val="single" w:sz="4" w:space="0" w:color="000000"/>
+              <w:right w:val="single" w:sz="4" w:space="0" w:color="000000"/>
+            </w:tcBorders>
+            <w:hideMark/>
+          </w:tcPr>
+          <w:p>
+            <w:pPr>
+              <w:spacing w:after="0" w:line="360" w:lineRule="auto"/>
+              <w:jc w:val="both"/>
+              <w:rPr>
+                <w:rFonts w:ascii="Times New Roman" w:hAnsi="Times New Roman" w:cs="Times New Roman"/>
+                <w:sz w:val="26"/>
+                <w:szCs w:val="26"/>
+              </w:rPr>
+            </w:pPr>
+            <w:r>
+              <w:rPr>
+                <w:rFonts w:ascii="Times New Roman" w:hAnsi="Times New Roman" w:cs="Times New Roman"/>
+                <w:sz w:val="26"/>
+                <w:szCs w:val="26"/>
+              </w:rPr>
+              <w:t>Không đánh dấu PASS các kịch bản lọc web.</w:t>
+            </w:r>
+          </w:p>
+        </w:tc>
+      </w:tr>
+    </w:tbl>
+    <w:p>
+      <w:pPr>
+        <w:spacing w:after="0" w:line="360" w:lineRule="auto"/>
+        <w:jc w:val="both"/>
+        <w:rPr>
+          <w:rFonts w:ascii="Times New Roman" w:hAnsi="Times New Roman" w:cs="Times New Roman"/>
+          <w:sz w:val="26"/>
+          <w:szCs w:val="26"/>
+        </w:rPr>
+      </w:pPr>
+      <w:r>
+        <w:rPr>
+          <w:rFonts w:ascii="Times New Roman" w:hAnsi="Times New Roman" w:cs="Times New Roman"/>
+          <w:b/>
+          <w:bCs/>
+          <w:sz w:val="26"/>
+          <w:szCs w:val="26"/>
+        </w:rPr>
+        <w:t>PHỤ LỤC D. QUY TRÌNH KIỂM THỬ VÀ TIÊU CHÍ ĐÁNH GIÁ</w:t>
+      </w:r>
+    </w:p>
+    <w:p>
+      <w:pPr>
+        <w:spacing w:after="0" w:line="360" w:lineRule="auto"/>
+        <w:jc w:val="both"/>
+        <w:rPr>
+          <w:rFonts w:ascii="Times New Roman" w:hAnsi="Times New Roman" w:cs="Times New Roman"/>
+          <w:sz w:val="26"/>
+          <w:szCs w:val="26"/>
+        </w:rPr>
+      </w:pPr>
+      <w:r>
+        <w:rPr>
+          <w:rFonts w:ascii="Times New Roman" w:hAnsi="Times New Roman" w:cs="Times New Roman"/>
+          <w:b/>
+          <w:bCs/>
+          <w:sz w:val="26"/>
+          <w:szCs w:val="26"/>
+        </w:rPr>
+        <w:t>D.1. Xác nhận đường đi của lưu lượng</w:t>
+      </w:r>
+    </w:p>
+    <w:p>
+      <w:pPr>
+        <w:spacing w:after="0" w:line="360" w:lineRule="auto"/>
+        <w:jc w:val="both"/>
+        <w:rPr>
+          <w:rFonts w:ascii="Times New Roman" w:hAnsi="Times New Roman" w:cs="Times New Roman"/>
+          <w:sz w:val="26"/>
+          <w:szCs w:val="26"/>
+        </w:rPr>
+      </w:pPr>
+      <w:r>
+        <w:rPr>
+          <w:rFonts w:ascii="Times New Roman" w:hAnsi="Times New Roman" w:cs="Times New Roman"/>
+          <w:sz w:val="26"/>
+          <w:szCs w:val="26"/>
+        </w:rPr>
+        <w:t xml:space="preserve">Bước 1: kiểm tra IP và DNS máy khách. Bước 2: kiểm tra khả năng kết nối TCP đến proxy 10.6.0.30:8080. Bước 3: truy cập normal.lab7.test qua proxy. Bước 4: tắt proxy và thử truy </w:t>
+      </w:r>
+      <w:r>
+        <w:rPr>
+          <w:rFonts w:ascii="Times New Roman" w:hAnsi="Times New Roman" w:cs="Times New Roman"/>
+          <w:sz w:val="26"/>
+          <w:szCs w:val="26"/>
+        </w:rPr>
+        <w:lastRenderedPageBreak/>
+        <w:t>cập HTTP trực tiếp. Chỉ kết luận chống bypass đạt nếu truy cập qua proxy thành công và truy cập trực tiếp bị firewall chặn, có log tương ứng.</w:t>
+      </w:r>
+    </w:p>
+    <w:p>
+      <w:pPr>
+        <w:spacing w:after="0" w:line="360" w:lineRule="auto"/>
+        <w:jc w:val="both"/>
+        <w:rPr>
+          <w:rFonts w:ascii="Times New Roman" w:hAnsi="Times New Roman" w:cs="Times New Roman"/>
+          <w:sz w:val="26"/>
+          <w:szCs w:val="26"/>
+        </w:rPr>
+      </w:pPr>
+      <w:r>
+        <w:rPr>
+          <w:rFonts w:ascii="Times New Roman" w:hAnsi="Times New Roman" w:cs="Times New Roman"/>
+          <w:b/>
+          <w:bCs/>
+          <w:sz w:val="26"/>
+          <w:szCs w:val="26"/>
+        </w:rPr>
+        <w:t>D.2. Kiểm tra các danh sách chặn và cảnh báo</w:t>
+      </w:r>
+    </w:p>
+    <w:p>
+      <w:pPr>
+        <w:spacing w:after="0" w:line="360" w:lineRule="auto"/>
+        <w:jc w:val="both"/>
+        <w:rPr>
+          <w:rFonts w:ascii="Times New Roman" w:hAnsi="Times New Roman" w:cs="Times New Roman"/>
+          <w:sz w:val="26"/>
+          <w:szCs w:val="26"/>
+        </w:rPr>
+      </w:pPr>
+      <w:r>
+        <w:rPr>
+          <w:rFonts w:ascii="Times New Roman" w:hAnsi="Times New Roman" w:cs="Times New Roman"/>
+          <w:sz w:val="26"/>
+          <w:szCs w:val="26"/>
+        </w:rPr>
+        <w:t>Mỗi domain thử nghiệm phải có bằng chứng chính sách đang cấu hình và bằng chứng phản hồi thực tế. Hard block phải không cho người dùng tự vượt qua; warning có thể cho xác nhận truy cập tạm. Riêng education.lab7.test phải truy cập bình thường, không hiện cảnh báo. Không dùng kết quả của website Internet thật để thay cho domain mô phỏng khi chưa có DNS/DMZ đúng bài.</w:t>
+      </w:r>
+    </w:p>
+    <w:p>
+      <w:pPr>
+        <w:spacing w:after="0" w:line="360" w:lineRule="auto"/>
+        <w:jc w:val="both"/>
+        <w:rPr>
+          <w:rFonts w:ascii="Times New Roman" w:hAnsi="Times New Roman" w:cs="Times New Roman"/>
+          <w:sz w:val="26"/>
+          <w:szCs w:val="26"/>
+        </w:rPr>
+      </w:pPr>
+      <w:r>
+        <w:rPr>
+          <w:rFonts w:ascii="Times New Roman" w:hAnsi="Times New Roman" w:cs="Times New Roman"/>
+          <w:b/>
+          <w:bCs/>
+          <w:sz w:val="26"/>
+          <w:szCs w:val="26"/>
+        </w:rPr>
+        <w:t>D.3. Kiểm tra file và thời gian</w:t>
+      </w:r>
+    </w:p>
+    <w:p>
+      <w:pPr>
+        <w:spacing w:after="0" w:line="360" w:lineRule="auto"/>
+        <w:jc w:val="both"/>
+        <w:rPr>
+          <w:rFonts w:ascii="Times New Roman" w:hAnsi="Times New Roman" w:cs="Times New Roman"/>
+          <w:sz w:val="26"/>
+          <w:szCs w:val="26"/>
+        </w:rPr>
+      </w:pPr>
+      <w:r>
+        <w:rPr>
+          <w:rFonts w:ascii="Times New Roman" w:hAnsi="Times New Roman" w:cs="Times New Roman"/>
+          <w:sz w:val="26"/>
+          <w:szCs w:val="26"/>
+        </w:rPr>
+        <w:t>Dùng file EICAR thử nghiệm để xác nhận scanner phát hiện, không dùng malware thật. Với giới hạn kích thước, kiểm thử riêng 100MB.bin và 110MB.bin, ghi lại HTTP status hoặc thông báo chặn. Với schedule, kiểm tra cả trong và ngoài khung 60 phút; đây là chính sách khung giờ, không phải bộ đếm thời lượng theo ngày.</w:t>
+      </w:r>
+    </w:p>
+    <w:p>
+      <w:pPr>
+        <w:spacing w:after="0" w:line="360" w:lineRule="auto"/>
+        <w:jc w:val="both"/>
+        <w:rPr>
+          <w:rFonts w:ascii="Times New Roman" w:hAnsi="Times New Roman" w:cs="Times New Roman"/>
+          <w:sz w:val="26"/>
+          <w:szCs w:val="26"/>
+        </w:rPr>
+      </w:pPr>
+      <w:r>
+        <w:rPr>
+          <w:rFonts w:ascii="Times New Roman" w:hAnsi="Times New Roman" w:cs="Times New Roman"/>
+          <w:b/>
+          <w:bCs/>
+          <w:sz w:val="26"/>
+          <w:szCs w:val="26"/>
+        </w:rPr>
+        <w:t>D.4. Đối chiếu ba nguồn log</w:t>
+      </w:r>
+    </w:p>
+    <w:p>
+      <w:pPr>
+        <w:spacing w:after="0" w:line="360" w:lineRule="auto"/>
+        <w:jc w:val="both"/>
+        <w:rPr>
+          <w:rFonts w:ascii="Times New Roman" w:hAnsi="Times New Roman" w:cs="Times New Roman"/>
+          <w:sz w:val="26"/>
+          <w:szCs w:val="26"/>
+        </w:rPr>
+      </w:pPr>
+      <w:r>
+        <w:rPr>
+          <w:rFonts w:ascii="Times New Roman" w:hAnsi="Times New Roman" w:cs="Times New Roman"/>
+          <w:sz w:val="26"/>
+          <w:szCs w:val="26"/>
+        </w:rPr>
+        <w:t>Firewall log cho biết gói tin được cho phép hay chặn tại pfSense. E2Guardian access.log cho biết yêu cầu có đi qua bộ lọc và nguyên nhân xử lý. Squid access.log giúp kiểm tra chuyển tiếp upstream. Nếu không có log E2Guardian, trước hết xác nhận client đang cấu hình đúng proxy; nếu có log E2Guardian nhưng upstream thất bại, kiểm tra Squid, DNS và route.</w:t>
+      </w:r>
+    </w:p>
+    <w:p>
+      <w:pPr>
+        <w:spacing w:after="0" w:line="360" w:lineRule="auto"/>
+        <w:jc w:val="both"/>
+        <w:rPr>
+          <w:rFonts w:ascii="Times New Roman" w:hAnsi="Times New Roman" w:cs="Times New Roman"/>
+          <w:sz w:val="26"/>
+          <w:szCs w:val="26"/>
+        </w:rPr>
+      </w:pPr>
+      <w:r>
+        <w:rPr>
+          <w:rFonts w:ascii="Times New Roman" w:hAnsi="Times New Roman" w:cs="Times New Roman"/>
+          <w:b/>
+          <w:bCs/>
+          <w:sz w:val="26"/>
+          <w:szCs w:val="26"/>
+        </w:rPr>
+        <w:t>D.5. Giới hạn của kết quả hiện có</w:t>
+      </w:r>
+    </w:p>
+    <w:p>
+      <w:pPr>
+        <w:spacing w:after="0" w:line="360" w:lineRule="auto"/>
+        <w:jc w:val="both"/>
+        <w:rPr>
+          <w:rFonts w:ascii="Times New Roman" w:hAnsi="Times New Roman" w:cs="Times New Roman"/>
+          <w:sz w:val="26"/>
+          <w:szCs w:val="26"/>
+        </w:rPr>
+      </w:pPr>
+      <w:r>
+        <w:rPr>
+          <w:rFonts w:ascii="Times New Roman" w:hAnsi="Times New Roman" w:cs="Times New Roman"/>
+          <w:sz w:val="26"/>
+          <w:szCs w:val="26"/>
+        </w:rPr>
+        <w:t>Bằng chứng hiện có hỗ trợ nhận định rằng WebGUI pfSense đã khôi phục và các rule cơ bản được tạo. Chưa có bằng chứng máy khách truy cập web qua proxy, trang chặn/warning, phát hiện EICAR, schedule hay giới hạn 110 MB. Vì vậy bảng kết quả chính của báo cáo cần giữ trạng thái chưa kiểm thử cho các hạng mục đó.</w:t>
+      </w:r>
     </w:p>
     <w:p>
       <w:pPr>
@@ -2051,7 +9059,6 @@
   <w:style w:type="character" w:default="1" w:styleId="DefaultParagraphFont">
     <w:name w:val="Default Paragraph Font"/>
     <w:uiPriority w:val="1"/>
-    <w:semiHidden/>
     <w:unhideWhenUsed/>
   </w:style>
   <w:style w:type="table" w:default="1" w:styleId="TableNormal">
